--- a/fuentes/21250007_CF01_DU.docx
+++ b/fuentes/21250007_CF01_DU.docx
@@ -512,7 +512,6 @@
       <w:sdtPr>
         <w:rPr>
           <w:rFonts w:asciiTheme="minorHAnsi" w:eastAsiaTheme="minorEastAsia" w:hAnsiTheme="minorHAnsi" w:cstheme="minorBidi"/>
-          <w:b w:val="0"/>
           <w:color w:val="auto"/>
           <w:kern w:val="2"/>
           <w:sz w:val="28"/>
@@ -526,6 +525,11 @@
           <w:docPartUnique/>
         </w:docPartObj>
       </w:sdtPr>
+      <w:sdtEndPr>
+        <w:rPr>
+          <w:b w:val="0"/>
+        </w:rPr>
+      </w:sdtEndPr>
       <w:sdtContent>
         <w:p>
           <w:pPr>
@@ -561,7 +565,7 @@
           <w:r>
             <w:fldChar w:fldCharType="separate"/>
           </w:r>
-          <w:hyperlink w:anchor="_Toc217318318" w:history="1">
+          <w:hyperlink w:anchor="_Toc225947372" w:history="1">
             <w:r>
               <w:rPr>
                 <w:rStyle w:val="Hipervnculo"/>
@@ -588,7 +592,7 @@
                 <w:noProof/>
                 <w:webHidden/>
               </w:rPr>
-              <w:instrText xml:space="preserve"> PAGEREF _Toc217318318 \h </w:instrText>
+              <w:instrText xml:space="preserve"> PAGEREF _Toc225947372 \h </w:instrText>
             </w:r>
             <w:r>
               <w:rPr>
@@ -609,2184 +613,6 @@
                 <w:webHidden/>
               </w:rPr>
               <w:t>4</w:t>
-            </w:r>
-            <w:r>
-              <w:rPr>
-                <w:noProof/>
-                <w:webHidden/>
-              </w:rPr>
-              <w:fldChar w:fldCharType="end"/>
-            </w:r>
-          </w:hyperlink>
-        </w:p>
-        <w:p>
-          <w:pPr>
-            <w:pStyle w:val="TDC1"/>
-            <w:tabs>
-              <w:tab w:val="left" w:pos="1200"/>
-              <w:tab w:val="right" w:leader="dot" w:pos="9962"/>
-            </w:tabs>
-            <w:rPr>
-              <w:rFonts w:eastAsiaTheme="minorEastAsia"/>
-              <w:noProof/>
-              <w:sz w:val="24"/>
-              <w:szCs w:val="24"/>
-              <w:lang w:val="es-ES" w:eastAsia="es-ES"/>
-            </w:rPr>
-          </w:pPr>
-          <w:hyperlink w:anchor="_Toc217318319" w:history="1">
-            <w:r>
-              <w:rPr>
-                <w:rStyle w:val="Hipervnculo"/>
-                <w:noProof/>
-              </w:rPr>
-              <w:t>1.</w:t>
-            </w:r>
-            <w:r>
-              <w:rPr>
-                <w:rFonts w:eastAsiaTheme="minorEastAsia"/>
-                <w:noProof/>
-                <w:sz w:val="24"/>
-                <w:szCs w:val="24"/>
-                <w:lang w:val="es-ES" w:eastAsia="es-ES"/>
-              </w:rPr>
-              <w:tab/>
-            </w:r>
-            <w:r>
-              <w:rPr>
-                <w:rStyle w:val="Hipervnculo"/>
-                <w:noProof/>
-              </w:rPr>
-              <w:t>Fundamentos ambientales de la transición</w:t>
-            </w:r>
-            <w:r>
-              <w:rPr>
-                <w:noProof/>
-                <w:webHidden/>
-              </w:rPr>
-              <w:tab/>
-            </w:r>
-            <w:r>
-              <w:rPr>
-                <w:noProof/>
-                <w:webHidden/>
-              </w:rPr>
-              <w:fldChar w:fldCharType="begin"/>
-            </w:r>
-            <w:r>
-              <w:rPr>
-                <w:noProof/>
-                <w:webHidden/>
-              </w:rPr>
-              <w:instrText xml:space="preserve"> PAGEREF _Toc217318319 \h </w:instrText>
-            </w:r>
-            <w:r>
-              <w:rPr>
-                <w:noProof/>
-                <w:webHidden/>
-              </w:rPr>
-            </w:r>
-            <w:r>
-              <w:rPr>
-                <w:noProof/>
-                <w:webHidden/>
-              </w:rPr>
-              <w:fldChar w:fldCharType="separate"/>
-            </w:r>
-            <w:r>
-              <w:rPr>
-                <w:noProof/>
-                <w:webHidden/>
-              </w:rPr>
-              <w:t>5</w:t>
-            </w:r>
-            <w:r>
-              <w:rPr>
-                <w:noProof/>
-                <w:webHidden/>
-              </w:rPr>
-              <w:fldChar w:fldCharType="end"/>
-            </w:r>
-          </w:hyperlink>
-        </w:p>
-        <w:p>
-          <w:pPr>
-            <w:pStyle w:val="TDC2"/>
-            <w:tabs>
-              <w:tab w:val="left" w:pos="1680"/>
-              <w:tab w:val="right" w:leader="dot" w:pos="9962"/>
-            </w:tabs>
-            <w:rPr>
-              <w:rFonts w:eastAsiaTheme="minorEastAsia"/>
-              <w:noProof/>
-              <w:sz w:val="24"/>
-              <w:szCs w:val="24"/>
-              <w:lang w:val="es-ES" w:eastAsia="es-ES"/>
-            </w:rPr>
-          </w:pPr>
-          <w:hyperlink w:anchor="_Toc217318320" w:history="1">
-            <w:r>
-              <w:rPr>
-                <w:rStyle w:val="Hipervnculo"/>
-                <w:noProof/>
-                <w14:scene3d>
-                  <w14:camera w14:prst="orthographicFront"/>
-                  <w14:lightRig w14:rig="threePt" w14:dir="t">
-                    <w14:rot w14:lat="0" w14:lon="0" w14:rev="0"/>
-                  </w14:lightRig>
-                </w14:scene3d>
-              </w:rPr>
-              <w:t>1.1.</w:t>
-            </w:r>
-            <w:r>
-              <w:rPr>
-                <w:rFonts w:eastAsiaTheme="minorEastAsia"/>
-                <w:noProof/>
-                <w:sz w:val="24"/>
-                <w:szCs w:val="24"/>
-                <w:lang w:val="es-ES" w:eastAsia="es-ES"/>
-              </w:rPr>
-              <w:t xml:space="preserve">     </w:t>
-            </w:r>
-            <w:r>
-              <w:rPr>
-                <w:rStyle w:val="Hipervnculo"/>
-                <w:noProof/>
-              </w:rPr>
-              <w:t>Crisis planetaria y colapso ecosistémico</w:t>
-            </w:r>
-            <w:r>
-              <w:rPr>
-                <w:noProof/>
-                <w:webHidden/>
-              </w:rPr>
-              <w:tab/>
-            </w:r>
-            <w:r>
-              <w:rPr>
-                <w:noProof/>
-                <w:webHidden/>
-              </w:rPr>
-              <w:fldChar w:fldCharType="begin"/>
-            </w:r>
-            <w:r>
-              <w:rPr>
-                <w:noProof/>
-                <w:webHidden/>
-              </w:rPr>
-              <w:instrText xml:space="preserve"> PAGEREF _Toc217318320 \h </w:instrText>
-            </w:r>
-            <w:r>
-              <w:rPr>
-                <w:noProof/>
-                <w:webHidden/>
-              </w:rPr>
-            </w:r>
-            <w:r>
-              <w:rPr>
-                <w:noProof/>
-                <w:webHidden/>
-              </w:rPr>
-              <w:fldChar w:fldCharType="separate"/>
-            </w:r>
-            <w:r>
-              <w:rPr>
-                <w:noProof/>
-                <w:webHidden/>
-              </w:rPr>
-              <w:t>5</w:t>
-            </w:r>
-            <w:r>
-              <w:rPr>
-                <w:noProof/>
-                <w:webHidden/>
-              </w:rPr>
-              <w:fldChar w:fldCharType="end"/>
-            </w:r>
-          </w:hyperlink>
-        </w:p>
-        <w:p>
-          <w:pPr>
-            <w:pStyle w:val="TDC2"/>
-            <w:tabs>
-              <w:tab w:val="left" w:pos="1920"/>
-              <w:tab w:val="right" w:leader="dot" w:pos="9962"/>
-            </w:tabs>
-            <w:rPr>
-              <w:rFonts w:eastAsiaTheme="minorEastAsia"/>
-              <w:noProof/>
-              <w:sz w:val="24"/>
-              <w:szCs w:val="24"/>
-              <w:lang w:val="es-ES" w:eastAsia="es-ES"/>
-            </w:rPr>
-          </w:pPr>
-          <w:hyperlink w:anchor="_Toc217318321" w:history="1">
-            <w:r>
-              <w:rPr>
-                <w:rStyle w:val="Hipervnculo"/>
-                <w:noProof/>
-                <w14:scene3d>
-                  <w14:camera w14:prst="orthographicFront"/>
-                  <w14:lightRig w14:rig="threePt" w14:dir="t">
-                    <w14:rot w14:lat="0" w14:lon="0" w14:rev="0"/>
-                  </w14:lightRig>
-                </w14:scene3d>
-              </w:rPr>
-              <w:t>1.2.</w:t>
-            </w:r>
-            <w:r>
-              <w:rPr>
-                <w:rFonts w:eastAsiaTheme="minorEastAsia"/>
-                <w:noProof/>
-                <w:sz w:val="24"/>
-                <w:szCs w:val="24"/>
-                <w:lang w:val="es-ES" w:eastAsia="es-ES"/>
-              </w:rPr>
-              <w:t xml:space="preserve">     </w:t>
-            </w:r>
-            <w:r>
-              <w:rPr>
-                <w:rStyle w:val="Hipervnculo"/>
-                <w:noProof/>
-              </w:rPr>
-              <w:t>Límites planetarios y resiliencia territorial</w:t>
-            </w:r>
-            <w:r>
-              <w:rPr>
-                <w:noProof/>
-                <w:webHidden/>
-              </w:rPr>
-              <w:tab/>
-            </w:r>
-            <w:r>
-              <w:rPr>
-                <w:noProof/>
-                <w:webHidden/>
-              </w:rPr>
-              <w:fldChar w:fldCharType="begin"/>
-            </w:r>
-            <w:r>
-              <w:rPr>
-                <w:noProof/>
-                <w:webHidden/>
-              </w:rPr>
-              <w:instrText xml:space="preserve"> PAGEREF _Toc217318321 \h </w:instrText>
-            </w:r>
-            <w:r>
-              <w:rPr>
-                <w:noProof/>
-                <w:webHidden/>
-              </w:rPr>
-            </w:r>
-            <w:r>
-              <w:rPr>
-                <w:noProof/>
-                <w:webHidden/>
-              </w:rPr>
-              <w:fldChar w:fldCharType="separate"/>
-            </w:r>
-            <w:r>
-              <w:rPr>
-                <w:noProof/>
-                <w:webHidden/>
-              </w:rPr>
-              <w:t>6</w:t>
-            </w:r>
-            <w:r>
-              <w:rPr>
-                <w:noProof/>
-                <w:webHidden/>
-              </w:rPr>
-              <w:fldChar w:fldCharType="end"/>
-            </w:r>
-          </w:hyperlink>
-        </w:p>
-        <w:p>
-          <w:pPr>
-            <w:pStyle w:val="TDC1"/>
-            <w:tabs>
-              <w:tab w:val="left" w:pos="1200"/>
-              <w:tab w:val="right" w:leader="dot" w:pos="9962"/>
-            </w:tabs>
-            <w:rPr>
-              <w:rFonts w:eastAsiaTheme="minorEastAsia"/>
-              <w:noProof/>
-              <w:sz w:val="24"/>
-              <w:szCs w:val="24"/>
-              <w:lang w:val="es-ES" w:eastAsia="es-ES"/>
-            </w:rPr>
-          </w:pPr>
-          <w:hyperlink w:anchor="_Toc217318322" w:history="1">
-            <w:r>
-              <w:rPr>
-                <w:rStyle w:val="Hipervnculo"/>
-                <w:noProof/>
-              </w:rPr>
-              <w:t>2.</w:t>
-            </w:r>
-            <w:r>
-              <w:rPr>
-                <w:rFonts w:eastAsiaTheme="minorEastAsia"/>
-                <w:noProof/>
-                <w:sz w:val="24"/>
-                <w:szCs w:val="24"/>
-                <w:lang w:val="es-ES" w:eastAsia="es-ES"/>
-              </w:rPr>
-              <w:tab/>
-            </w:r>
-            <w:r>
-              <w:rPr>
-                <w:rStyle w:val="Hipervnculo"/>
-                <w:noProof/>
-              </w:rPr>
-              <w:t>Agua: fuente de vida y producción</w:t>
-            </w:r>
-            <w:r>
-              <w:rPr>
-                <w:noProof/>
-                <w:webHidden/>
-              </w:rPr>
-              <w:tab/>
-            </w:r>
-            <w:r>
-              <w:rPr>
-                <w:noProof/>
-                <w:webHidden/>
-              </w:rPr>
-              <w:fldChar w:fldCharType="begin"/>
-            </w:r>
-            <w:r>
-              <w:rPr>
-                <w:noProof/>
-                <w:webHidden/>
-              </w:rPr>
-              <w:instrText xml:space="preserve"> PAGEREF _Toc217318322 \h </w:instrText>
-            </w:r>
-            <w:r>
-              <w:rPr>
-                <w:noProof/>
-                <w:webHidden/>
-              </w:rPr>
-            </w:r>
-            <w:r>
-              <w:rPr>
-                <w:noProof/>
-                <w:webHidden/>
-              </w:rPr>
-              <w:fldChar w:fldCharType="separate"/>
-            </w:r>
-            <w:r>
-              <w:rPr>
-                <w:noProof/>
-                <w:webHidden/>
-              </w:rPr>
-              <w:t>20</w:t>
-            </w:r>
-            <w:r>
-              <w:rPr>
-                <w:noProof/>
-                <w:webHidden/>
-              </w:rPr>
-              <w:fldChar w:fldCharType="end"/>
-            </w:r>
-          </w:hyperlink>
-        </w:p>
-        <w:p>
-          <w:pPr>
-            <w:pStyle w:val="TDC2"/>
-            <w:tabs>
-              <w:tab w:val="left" w:pos="1680"/>
-              <w:tab w:val="right" w:leader="dot" w:pos="9962"/>
-            </w:tabs>
-            <w:rPr>
-              <w:rFonts w:eastAsiaTheme="minorEastAsia"/>
-              <w:noProof/>
-              <w:sz w:val="24"/>
-              <w:szCs w:val="24"/>
-              <w:lang w:val="es-ES" w:eastAsia="es-ES"/>
-            </w:rPr>
-          </w:pPr>
-          <w:hyperlink w:anchor="_Toc217318323" w:history="1">
-            <w:r>
-              <w:rPr>
-                <w:rStyle w:val="Hipervnculo"/>
-                <w:noProof/>
-                <w14:scene3d>
-                  <w14:camera w14:prst="orthographicFront"/>
-                  <w14:lightRig w14:rig="threePt" w14:dir="t">
-                    <w14:rot w14:lat="0" w14:lon="0" w14:rev="0"/>
-                  </w14:lightRig>
-                </w14:scene3d>
-              </w:rPr>
-              <w:t>2.1.</w:t>
-            </w:r>
-            <w:r>
-              <w:rPr>
-                <w:rFonts w:eastAsiaTheme="minorEastAsia"/>
-                <w:noProof/>
-                <w:sz w:val="24"/>
-                <w:szCs w:val="24"/>
-                <w:lang w:val="es-ES" w:eastAsia="es-ES"/>
-              </w:rPr>
-              <w:tab/>
-            </w:r>
-            <w:r>
-              <w:rPr>
-                <w:rStyle w:val="Hipervnculo"/>
-                <w:noProof/>
-              </w:rPr>
-              <w:t>Tipos de fuentes hídricas</w:t>
-            </w:r>
-            <w:r>
-              <w:rPr>
-                <w:noProof/>
-                <w:webHidden/>
-              </w:rPr>
-              <w:tab/>
-            </w:r>
-            <w:r>
-              <w:rPr>
-                <w:noProof/>
-                <w:webHidden/>
-              </w:rPr>
-              <w:fldChar w:fldCharType="begin"/>
-            </w:r>
-            <w:r>
-              <w:rPr>
-                <w:noProof/>
-                <w:webHidden/>
-              </w:rPr>
-              <w:instrText xml:space="preserve"> PAGEREF _Toc217318323 \h </w:instrText>
-            </w:r>
-            <w:r>
-              <w:rPr>
-                <w:noProof/>
-                <w:webHidden/>
-              </w:rPr>
-            </w:r>
-            <w:r>
-              <w:rPr>
-                <w:noProof/>
-                <w:webHidden/>
-              </w:rPr>
-              <w:fldChar w:fldCharType="separate"/>
-            </w:r>
-            <w:r>
-              <w:rPr>
-                <w:noProof/>
-                <w:webHidden/>
-              </w:rPr>
-              <w:t>20</w:t>
-            </w:r>
-            <w:r>
-              <w:rPr>
-                <w:noProof/>
-                <w:webHidden/>
-              </w:rPr>
-              <w:fldChar w:fldCharType="end"/>
-            </w:r>
-          </w:hyperlink>
-        </w:p>
-        <w:p>
-          <w:pPr>
-            <w:pStyle w:val="TDC2"/>
-            <w:tabs>
-              <w:tab w:val="left" w:pos="1680"/>
-              <w:tab w:val="right" w:leader="dot" w:pos="9962"/>
-            </w:tabs>
-            <w:rPr>
-              <w:rFonts w:eastAsiaTheme="minorEastAsia"/>
-              <w:noProof/>
-              <w:sz w:val="24"/>
-              <w:szCs w:val="24"/>
-              <w:lang w:val="es-ES" w:eastAsia="es-ES"/>
-            </w:rPr>
-          </w:pPr>
-          <w:hyperlink w:anchor="_Toc217318324" w:history="1">
-            <w:r>
-              <w:rPr>
-                <w:rStyle w:val="Hipervnculo"/>
-                <w:noProof/>
-                <w14:scene3d>
-                  <w14:camera w14:prst="orthographicFront"/>
-                  <w14:lightRig w14:rig="threePt" w14:dir="t">
-                    <w14:rot w14:lat="0" w14:lon="0" w14:rev="0"/>
-                  </w14:lightRig>
-                </w14:scene3d>
-              </w:rPr>
-              <w:t>2.2.</w:t>
-            </w:r>
-            <w:r>
-              <w:rPr>
-                <w:rFonts w:eastAsiaTheme="minorEastAsia"/>
-                <w:noProof/>
-                <w:sz w:val="24"/>
-                <w:szCs w:val="24"/>
-                <w:lang w:val="es-ES" w:eastAsia="es-ES"/>
-              </w:rPr>
-              <w:tab/>
-            </w:r>
-            <w:r>
-              <w:rPr>
-                <w:rStyle w:val="Hipervnculo"/>
-                <w:noProof/>
-              </w:rPr>
-              <w:t>Características y áreas de influencia del agua</w:t>
-            </w:r>
-            <w:r>
-              <w:rPr>
-                <w:noProof/>
-                <w:webHidden/>
-              </w:rPr>
-              <w:tab/>
-            </w:r>
-            <w:r>
-              <w:rPr>
-                <w:noProof/>
-                <w:webHidden/>
-              </w:rPr>
-              <w:fldChar w:fldCharType="begin"/>
-            </w:r>
-            <w:r>
-              <w:rPr>
-                <w:noProof/>
-                <w:webHidden/>
-              </w:rPr>
-              <w:instrText xml:space="preserve"> PAGEREF _Toc217318324 \h </w:instrText>
-            </w:r>
-            <w:r>
-              <w:rPr>
-                <w:noProof/>
-                <w:webHidden/>
-              </w:rPr>
-            </w:r>
-            <w:r>
-              <w:rPr>
-                <w:noProof/>
-                <w:webHidden/>
-              </w:rPr>
-              <w:fldChar w:fldCharType="separate"/>
-            </w:r>
-            <w:r>
-              <w:rPr>
-                <w:noProof/>
-                <w:webHidden/>
-              </w:rPr>
-              <w:t>21</w:t>
-            </w:r>
-            <w:r>
-              <w:rPr>
-                <w:noProof/>
-                <w:webHidden/>
-              </w:rPr>
-              <w:fldChar w:fldCharType="end"/>
-            </w:r>
-          </w:hyperlink>
-        </w:p>
-        <w:p>
-          <w:pPr>
-            <w:pStyle w:val="TDC2"/>
-            <w:tabs>
-              <w:tab w:val="left" w:pos="1920"/>
-              <w:tab w:val="right" w:leader="dot" w:pos="9962"/>
-            </w:tabs>
-            <w:rPr>
-              <w:rFonts w:eastAsiaTheme="minorEastAsia"/>
-              <w:noProof/>
-              <w:sz w:val="24"/>
-              <w:szCs w:val="24"/>
-              <w:lang w:val="es-ES" w:eastAsia="es-ES"/>
-            </w:rPr>
-          </w:pPr>
-          <w:hyperlink w:anchor="_Toc217318325" w:history="1">
-            <w:r>
-              <w:rPr>
-                <w:rStyle w:val="Hipervnculo"/>
-                <w:noProof/>
-                <w14:scene3d>
-                  <w14:camera w14:prst="orthographicFront"/>
-                  <w14:lightRig w14:rig="threePt" w14:dir="t">
-                    <w14:rot w14:lat="0" w14:lon="0" w14:rev="0"/>
-                  </w14:lightRig>
-                </w14:scene3d>
-              </w:rPr>
-              <w:t>2.3.</w:t>
-            </w:r>
-            <w:r>
-              <w:rPr>
-                <w:rFonts w:eastAsiaTheme="minorEastAsia"/>
-                <w:noProof/>
-                <w:sz w:val="24"/>
-                <w:szCs w:val="24"/>
-                <w:lang w:val="es-ES" w:eastAsia="es-ES"/>
-              </w:rPr>
-              <w:t xml:space="preserve">     </w:t>
-            </w:r>
-            <w:r>
-              <w:rPr>
-                <w:rStyle w:val="Hipervnculo"/>
-                <w:noProof/>
-              </w:rPr>
-              <w:t>Zonas hídricas funcionales</w:t>
-            </w:r>
-            <w:r>
-              <w:rPr>
-                <w:noProof/>
-                <w:webHidden/>
-              </w:rPr>
-              <w:tab/>
-            </w:r>
-            <w:r>
-              <w:rPr>
-                <w:noProof/>
-                <w:webHidden/>
-              </w:rPr>
-              <w:fldChar w:fldCharType="begin"/>
-            </w:r>
-            <w:r>
-              <w:rPr>
-                <w:noProof/>
-                <w:webHidden/>
-              </w:rPr>
-              <w:instrText xml:space="preserve"> PAGEREF _Toc217318325 \h </w:instrText>
-            </w:r>
-            <w:r>
-              <w:rPr>
-                <w:noProof/>
-                <w:webHidden/>
-              </w:rPr>
-            </w:r>
-            <w:r>
-              <w:rPr>
-                <w:noProof/>
-                <w:webHidden/>
-              </w:rPr>
-              <w:fldChar w:fldCharType="separate"/>
-            </w:r>
-            <w:r>
-              <w:rPr>
-                <w:noProof/>
-                <w:webHidden/>
-              </w:rPr>
-              <w:t>22</w:t>
-            </w:r>
-            <w:r>
-              <w:rPr>
-                <w:noProof/>
-                <w:webHidden/>
-              </w:rPr>
-              <w:fldChar w:fldCharType="end"/>
-            </w:r>
-          </w:hyperlink>
-        </w:p>
-        <w:p>
-          <w:pPr>
-            <w:pStyle w:val="TDC2"/>
-            <w:tabs>
-              <w:tab w:val="left" w:pos="1920"/>
-              <w:tab w:val="right" w:leader="dot" w:pos="9962"/>
-            </w:tabs>
-            <w:rPr>
-              <w:rFonts w:eastAsiaTheme="minorEastAsia"/>
-              <w:noProof/>
-              <w:sz w:val="24"/>
-              <w:szCs w:val="24"/>
-              <w:lang w:val="es-ES" w:eastAsia="es-ES"/>
-            </w:rPr>
-          </w:pPr>
-          <w:hyperlink w:anchor="_Toc217318326" w:history="1">
-            <w:r>
-              <w:rPr>
-                <w:rStyle w:val="Hipervnculo"/>
-                <w:noProof/>
-                <w14:scene3d>
-                  <w14:camera w14:prst="orthographicFront"/>
-                  <w14:lightRig w14:rig="threePt" w14:dir="t">
-                    <w14:rot w14:lat="0" w14:lon="0" w14:rev="0"/>
-                  </w14:lightRig>
-                </w14:scene3d>
-              </w:rPr>
-              <w:t>2.4.</w:t>
-            </w:r>
-            <w:r>
-              <w:rPr>
-                <w:rFonts w:eastAsiaTheme="minorEastAsia"/>
-                <w:noProof/>
-                <w:sz w:val="24"/>
-                <w:szCs w:val="24"/>
-                <w:lang w:val="es-ES" w:eastAsia="es-ES"/>
-              </w:rPr>
-              <w:t xml:space="preserve">     </w:t>
-            </w:r>
-            <w:r>
-              <w:rPr>
-                <w:rStyle w:val="Hipervnculo"/>
-                <w:noProof/>
-              </w:rPr>
-              <w:t>Bioindicadores de la calidad de agua</w:t>
-            </w:r>
-            <w:r>
-              <w:rPr>
-                <w:noProof/>
-                <w:webHidden/>
-              </w:rPr>
-              <w:tab/>
-            </w:r>
-            <w:r>
-              <w:rPr>
-                <w:noProof/>
-                <w:webHidden/>
-              </w:rPr>
-              <w:fldChar w:fldCharType="begin"/>
-            </w:r>
-            <w:r>
-              <w:rPr>
-                <w:noProof/>
-                <w:webHidden/>
-              </w:rPr>
-              <w:instrText xml:space="preserve"> PAGEREF _Toc217318326 \h </w:instrText>
-            </w:r>
-            <w:r>
-              <w:rPr>
-                <w:noProof/>
-                <w:webHidden/>
-              </w:rPr>
-            </w:r>
-            <w:r>
-              <w:rPr>
-                <w:noProof/>
-                <w:webHidden/>
-              </w:rPr>
-              <w:fldChar w:fldCharType="separate"/>
-            </w:r>
-            <w:r>
-              <w:rPr>
-                <w:noProof/>
-                <w:webHidden/>
-              </w:rPr>
-              <w:t>24</w:t>
-            </w:r>
-            <w:r>
-              <w:rPr>
-                <w:noProof/>
-                <w:webHidden/>
-              </w:rPr>
-              <w:fldChar w:fldCharType="end"/>
-            </w:r>
-          </w:hyperlink>
-        </w:p>
-        <w:p>
-          <w:pPr>
-            <w:pStyle w:val="TDC2"/>
-            <w:tabs>
-              <w:tab w:val="left" w:pos="1680"/>
-              <w:tab w:val="right" w:leader="dot" w:pos="9962"/>
-            </w:tabs>
-            <w:rPr>
-              <w:rFonts w:eastAsiaTheme="minorEastAsia"/>
-              <w:noProof/>
-              <w:sz w:val="24"/>
-              <w:szCs w:val="24"/>
-              <w:lang w:val="es-ES" w:eastAsia="es-ES"/>
-            </w:rPr>
-          </w:pPr>
-          <w:hyperlink w:anchor="_Toc217318327" w:history="1">
-            <w:r>
-              <w:rPr>
-                <w:rStyle w:val="Hipervnculo"/>
-                <w:noProof/>
-                <w14:scene3d>
-                  <w14:camera w14:prst="orthographicFront"/>
-                  <w14:lightRig w14:rig="threePt" w14:dir="t">
-                    <w14:rot w14:lat="0" w14:lon="0" w14:rev="0"/>
-                  </w14:lightRig>
-                </w14:scene3d>
-              </w:rPr>
-              <w:t>2.5.</w:t>
-            </w:r>
-            <w:r>
-              <w:rPr>
-                <w:rFonts w:eastAsiaTheme="minorEastAsia"/>
-                <w:noProof/>
-                <w:sz w:val="24"/>
-                <w:szCs w:val="24"/>
-                <w:lang w:val="es-ES" w:eastAsia="es-ES"/>
-              </w:rPr>
-              <w:tab/>
-            </w:r>
-            <w:r>
-              <w:rPr>
-                <w:rStyle w:val="Hipervnculo"/>
-                <w:noProof/>
-              </w:rPr>
-              <w:t>Grupos de organismos bioindicadores</w:t>
-            </w:r>
-            <w:r>
-              <w:rPr>
-                <w:noProof/>
-                <w:webHidden/>
-              </w:rPr>
-              <w:tab/>
-            </w:r>
-            <w:r>
-              <w:rPr>
-                <w:noProof/>
-                <w:webHidden/>
-              </w:rPr>
-              <w:fldChar w:fldCharType="begin"/>
-            </w:r>
-            <w:r>
-              <w:rPr>
-                <w:noProof/>
-                <w:webHidden/>
-              </w:rPr>
-              <w:instrText xml:space="preserve"> PAGEREF _Toc217318327 \h </w:instrText>
-            </w:r>
-            <w:r>
-              <w:rPr>
-                <w:noProof/>
-                <w:webHidden/>
-              </w:rPr>
-            </w:r>
-            <w:r>
-              <w:rPr>
-                <w:noProof/>
-                <w:webHidden/>
-              </w:rPr>
-              <w:fldChar w:fldCharType="separate"/>
-            </w:r>
-            <w:r>
-              <w:rPr>
-                <w:noProof/>
-                <w:webHidden/>
-              </w:rPr>
-              <w:t>24</w:t>
-            </w:r>
-            <w:r>
-              <w:rPr>
-                <w:noProof/>
-                <w:webHidden/>
-              </w:rPr>
-              <w:fldChar w:fldCharType="end"/>
-            </w:r>
-          </w:hyperlink>
-        </w:p>
-        <w:p>
-          <w:pPr>
-            <w:pStyle w:val="TDC2"/>
-            <w:tabs>
-              <w:tab w:val="left" w:pos="1680"/>
-              <w:tab w:val="right" w:leader="dot" w:pos="9962"/>
-            </w:tabs>
-            <w:rPr>
-              <w:rFonts w:eastAsiaTheme="minorEastAsia"/>
-              <w:noProof/>
-              <w:sz w:val="24"/>
-              <w:szCs w:val="24"/>
-              <w:lang w:val="es-ES" w:eastAsia="es-ES"/>
-            </w:rPr>
-          </w:pPr>
-          <w:hyperlink w:anchor="_Toc217318328" w:history="1">
-            <w:r>
-              <w:rPr>
-                <w:rStyle w:val="Hipervnculo"/>
-                <w:noProof/>
-                <w14:scene3d>
-                  <w14:camera w14:prst="orthographicFront"/>
-                  <w14:lightRig w14:rig="threePt" w14:dir="t">
-                    <w14:rot w14:lat="0" w14:lon="0" w14:rev="0"/>
-                  </w14:lightRig>
-                </w14:scene3d>
-              </w:rPr>
-              <w:t>2.6.</w:t>
-            </w:r>
-            <w:r>
-              <w:rPr>
-                <w:rFonts w:eastAsiaTheme="minorEastAsia"/>
-                <w:noProof/>
-                <w:sz w:val="24"/>
-                <w:szCs w:val="24"/>
-                <w:lang w:val="es-ES" w:eastAsia="es-ES"/>
-              </w:rPr>
-              <w:tab/>
-            </w:r>
-            <w:r>
-              <w:rPr>
-                <w:rStyle w:val="Hipervnculo"/>
-                <w:noProof/>
-              </w:rPr>
-              <w:t>Clasificación por tolerancia (índices biológicos)</w:t>
-            </w:r>
-            <w:r>
-              <w:rPr>
-                <w:noProof/>
-                <w:webHidden/>
-              </w:rPr>
-              <w:tab/>
-            </w:r>
-            <w:r>
-              <w:rPr>
-                <w:noProof/>
-                <w:webHidden/>
-              </w:rPr>
-              <w:fldChar w:fldCharType="begin"/>
-            </w:r>
-            <w:r>
-              <w:rPr>
-                <w:noProof/>
-                <w:webHidden/>
-              </w:rPr>
-              <w:instrText xml:space="preserve"> PAGEREF _Toc217318328 \h </w:instrText>
-            </w:r>
-            <w:r>
-              <w:rPr>
-                <w:noProof/>
-                <w:webHidden/>
-              </w:rPr>
-            </w:r>
-            <w:r>
-              <w:rPr>
-                <w:noProof/>
-                <w:webHidden/>
-              </w:rPr>
-              <w:fldChar w:fldCharType="separate"/>
-            </w:r>
-            <w:r>
-              <w:rPr>
-                <w:noProof/>
-                <w:webHidden/>
-              </w:rPr>
-              <w:t>26</w:t>
-            </w:r>
-            <w:r>
-              <w:rPr>
-                <w:noProof/>
-                <w:webHidden/>
-              </w:rPr>
-              <w:fldChar w:fldCharType="end"/>
-            </w:r>
-          </w:hyperlink>
-        </w:p>
-        <w:p>
-          <w:pPr>
-            <w:pStyle w:val="TDC2"/>
-            <w:tabs>
-              <w:tab w:val="left" w:pos="1680"/>
-              <w:tab w:val="right" w:leader="dot" w:pos="9962"/>
-            </w:tabs>
-            <w:rPr>
-              <w:rFonts w:eastAsiaTheme="minorEastAsia"/>
-              <w:noProof/>
-              <w:sz w:val="24"/>
-              <w:szCs w:val="24"/>
-              <w:lang w:val="es-ES" w:eastAsia="es-ES"/>
-            </w:rPr>
-          </w:pPr>
-          <w:hyperlink w:anchor="_Toc217318329" w:history="1">
-            <w:r>
-              <w:rPr>
-                <w:rStyle w:val="Hipervnculo"/>
-                <w:noProof/>
-                <w14:scene3d>
-                  <w14:camera w14:prst="orthographicFront"/>
-                  <w14:lightRig w14:rig="threePt" w14:dir="t">
-                    <w14:rot w14:lat="0" w14:lon="0" w14:rev="0"/>
-                  </w14:lightRig>
-                </w14:scene3d>
-              </w:rPr>
-              <w:t>2.7.</w:t>
-            </w:r>
-            <w:r>
-              <w:rPr>
-                <w:rFonts w:eastAsiaTheme="minorEastAsia"/>
-                <w:noProof/>
-                <w:sz w:val="24"/>
-                <w:szCs w:val="24"/>
-                <w:lang w:val="es-ES" w:eastAsia="es-ES"/>
-              </w:rPr>
-              <w:tab/>
-            </w:r>
-            <w:r>
-              <w:rPr>
-                <w:rStyle w:val="Hipervnculo"/>
-                <w:noProof/>
-              </w:rPr>
-              <w:t>Clasificación por características sensoriales</w:t>
-            </w:r>
-            <w:r>
-              <w:rPr>
-                <w:noProof/>
-                <w:webHidden/>
-              </w:rPr>
-              <w:tab/>
-            </w:r>
-            <w:r>
-              <w:rPr>
-                <w:noProof/>
-                <w:webHidden/>
-              </w:rPr>
-              <w:fldChar w:fldCharType="begin"/>
-            </w:r>
-            <w:r>
-              <w:rPr>
-                <w:noProof/>
-                <w:webHidden/>
-              </w:rPr>
-              <w:instrText xml:space="preserve"> PAGEREF _Toc217318329 \h </w:instrText>
-            </w:r>
-            <w:r>
-              <w:rPr>
-                <w:noProof/>
-                <w:webHidden/>
-              </w:rPr>
-            </w:r>
-            <w:r>
-              <w:rPr>
-                <w:noProof/>
-                <w:webHidden/>
-              </w:rPr>
-              <w:fldChar w:fldCharType="separate"/>
-            </w:r>
-            <w:r>
-              <w:rPr>
-                <w:noProof/>
-                <w:webHidden/>
-              </w:rPr>
-              <w:t>27</w:t>
-            </w:r>
-            <w:r>
-              <w:rPr>
-                <w:noProof/>
-                <w:webHidden/>
-              </w:rPr>
-              <w:fldChar w:fldCharType="end"/>
-            </w:r>
-          </w:hyperlink>
-        </w:p>
-        <w:p>
-          <w:pPr>
-            <w:pStyle w:val="TDC1"/>
-            <w:tabs>
-              <w:tab w:val="left" w:pos="1200"/>
-              <w:tab w:val="right" w:leader="dot" w:pos="9962"/>
-            </w:tabs>
-            <w:rPr>
-              <w:rFonts w:eastAsiaTheme="minorEastAsia"/>
-              <w:noProof/>
-              <w:sz w:val="24"/>
-              <w:szCs w:val="24"/>
-              <w:lang w:val="es-ES" w:eastAsia="es-ES"/>
-            </w:rPr>
-          </w:pPr>
-          <w:hyperlink w:anchor="_Toc217318330" w:history="1">
-            <w:r>
-              <w:rPr>
-                <w:rStyle w:val="Hipervnculo"/>
-                <w:noProof/>
-              </w:rPr>
-              <w:t>3.</w:t>
-            </w:r>
-            <w:r>
-              <w:rPr>
-                <w:rFonts w:eastAsiaTheme="minorEastAsia"/>
-                <w:noProof/>
-                <w:sz w:val="24"/>
-                <w:szCs w:val="24"/>
-                <w:lang w:val="es-ES" w:eastAsia="es-ES"/>
-              </w:rPr>
-              <w:tab/>
-            </w:r>
-            <w:r>
-              <w:rPr>
-                <w:rStyle w:val="Hipervnculo"/>
-                <w:noProof/>
-              </w:rPr>
-              <w:t>Biodiversidad</w:t>
-            </w:r>
-            <w:r>
-              <w:rPr>
-                <w:noProof/>
-                <w:webHidden/>
-              </w:rPr>
-              <w:tab/>
-            </w:r>
-            <w:r>
-              <w:rPr>
-                <w:noProof/>
-                <w:webHidden/>
-              </w:rPr>
-              <w:fldChar w:fldCharType="begin"/>
-            </w:r>
-            <w:r>
-              <w:rPr>
-                <w:noProof/>
-                <w:webHidden/>
-              </w:rPr>
-              <w:instrText xml:space="preserve"> PAGEREF _Toc217318330 \h </w:instrText>
-            </w:r>
-            <w:r>
-              <w:rPr>
-                <w:noProof/>
-                <w:webHidden/>
-              </w:rPr>
-            </w:r>
-            <w:r>
-              <w:rPr>
-                <w:noProof/>
-                <w:webHidden/>
-              </w:rPr>
-              <w:fldChar w:fldCharType="separate"/>
-            </w:r>
-            <w:r>
-              <w:rPr>
-                <w:noProof/>
-                <w:webHidden/>
-              </w:rPr>
-              <w:t>31</w:t>
-            </w:r>
-            <w:r>
-              <w:rPr>
-                <w:noProof/>
-                <w:webHidden/>
-              </w:rPr>
-              <w:fldChar w:fldCharType="end"/>
-            </w:r>
-          </w:hyperlink>
-        </w:p>
-        <w:p>
-          <w:pPr>
-            <w:pStyle w:val="TDC2"/>
-            <w:tabs>
-              <w:tab w:val="left" w:pos="1920"/>
-              <w:tab w:val="right" w:leader="dot" w:pos="9962"/>
-            </w:tabs>
-            <w:rPr>
-              <w:rFonts w:eastAsiaTheme="minorEastAsia"/>
-              <w:noProof/>
-              <w:sz w:val="24"/>
-              <w:szCs w:val="24"/>
-              <w:lang w:val="es-ES" w:eastAsia="es-ES"/>
-            </w:rPr>
-          </w:pPr>
-          <w:hyperlink w:anchor="_Toc217318331" w:history="1">
-            <w:r>
-              <w:rPr>
-                <w:rStyle w:val="Hipervnculo"/>
-                <w:noProof/>
-                <w14:scene3d>
-                  <w14:camera w14:prst="orthographicFront"/>
-                  <w14:lightRig w14:rig="threePt" w14:dir="t">
-                    <w14:rot w14:lat="0" w14:lon="0" w14:rev="0"/>
-                  </w14:lightRig>
-                </w14:scene3d>
-              </w:rPr>
-              <w:t>3.1.</w:t>
-            </w:r>
-            <w:r>
-              <w:rPr>
-                <w:rFonts w:eastAsiaTheme="minorEastAsia"/>
-                <w:noProof/>
-                <w:sz w:val="24"/>
-                <w:szCs w:val="24"/>
-                <w:lang w:val="es-ES" w:eastAsia="es-ES"/>
-              </w:rPr>
-              <w:t xml:space="preserve">     </w:t>
-            </w:r>
-            <w:r>
-              <w:rPr>
-                <w:rStyle w:val="Hipervnculo"/>
-                <w:noProof/>
-              </w:rPr>
-              <w:t>Identificación de zonas estratégicas para la conservación</w:t>
-            </w:r>
-            <w:r>
-              <w:rPr>
-                <w:noProof/>
-                <w:webHidden/>
-              </w:rPr>
-              <w:tab/>
-            </w:r>
-            <w:r>
-              <w:rPr>
-                <w:noProof/>
-                <w:webHidden/>
-              </w:rPr>
-              <w:fldChar w:fldCharType="begin"/>
-            </w:r>
-            <w:r>
-              <w:rPr>
-                <w:noProof/>
-                <w:webHidden/>
-              </w:rPr>
-              <w:instrText xml:space="preserve"> PAGEREF _Toc217318331 \h </w:instrText>
-            </w:r>
-            <w:r>
-              <w:rPr>
-                <w:noProof/>
-                <w:webHidden/>
-              </w:rPr>
-            </w:r>
-            <w:r>
-              <w:rPr>
-                <w:noProof/>
-                <w:webHidden/>
-              </w:rPr>
-              <w:fldChar w:fldCharType="separate"/>
-            </w:r>
-            <w:r>
-              <w:rPr>
-                <w:noProof/>
-                <w:webHidden/>
-              </w:rPr>
-              <w:t>31</w:t>
-            </w:r>
-            <w:r>
-              <w:rPr>
-                <w:noProof/>
-                <w:webHidden/>
-              </w:rPr>
-              <w:fldChar w:fldCharType="end"/>
-            </w:r>
-          </w:hyperlink>
-        </w:p>
-        <w:p>
-          <w:pPr>
-            <w:pStyle w:val="TDC2"/>
-            <w:tabs>
-              <w:tab w:val="left" w:pos="1920"/>
-              <w:tab w:val="right" w:leader="dot" w:pos="9962"/>
-            </w:tabs>
-            <w:rPr>
-              <w:rFonts w:eastAsiaTheme="minorEastAsia"/>
-              <w:noProof/>
-              <w:sz w:val="24"/>
-              <w:szCs w:val="24"/>
-              <w:lang w:val="es-ES" w:eastAsia="es-ES"/>
-            </w:rPr>
-          </w:pPr>
-          <w:hyperlink w:anchor="_Toc217318332" w:history="1">
-            <w:r>
-              <w:rPr>
-                <w:rStyle w:val="Hipervnculo"/>
-                <w:noProof/>
-                <w14:scene3d>
-                  <w14:camera w14:prst="orthographicFront"/>
-                  <w14:lightRig w14:rig="threePt" w14:dir="t">
-                    <w14:rot w14:lat="0" w14:lon="0" w14:rev="0"/>
-                  </w14:lightRig>
-                </w14:scene3d>
-              </w:rPr>
-              <w:t>3.2.</w:t>
-            </w:r>
-            <w:r>
-              <w:rPr>
-                <w:rFonts w:eastAsiaTheme="minorEastAsia"/>
-                <w:noProof/>
-                <w:sz w:val="24"/>
-                <w:szCs w:val="24"/>
-                <w:lang w:val="es-ES" w:eastAsia="es-ES"/>
-              </w:rPr>
-              <w:t xml:space="preserve">     </w:t>
-            </w:r>
-            <w:r>
-              <w:rPr>
-                <w:rStyle w:val="Hipervnculo"/>
-                <w:noProof/>
-              </w:rPr>
-              <w:t>Función ecológica de las áreas de conservación dentro del predio</w:t>
-            </w:r>
-            <w:r>
-              <w:rPr>
-                <w:noProof/>
-                <w:webHidden/>
-              </w:rPr>
-              <w:tab/>
-            </w:r>
-            <w:r>
-              <w:rPr>
-                <w:noProof/>
-                <w:webHidden/>
-              </w:rPr>
-              <w:fldChar w:fldCharType="begin"/>
-            </w:r>
-            <w:r>
-              <w:rPr>
-                <w:noProof/>
-                <w:webHidden/>
-              </w:rPr>
-              <w:instrText xml:space="preserve"> PAGEREF _Toc217318332 \h </w:instrText>
-            </w:r>
-            <w:r>
-              <w:rPr>
-                <w:noProof/>
-                <w:webHidden/>
-              </w:rPr>
-            </w:r>
-            <w:r>
-              <w:rPr>
-                <w:noProof/>
-                <w:webHidden/>
-              </w:rPr>
-              <w:fldChar w:fldCharType="separate"/>
-            </w:r>
-            <w:r>
-              <w:rPr>
-                <w:noProof/>
-                <w:webHidden/>
-              </w:rPr>
-              <w:t>33</w:t>
-            </w:r>
-            <w:r>
-              <w:rPr>
-                <w:noProof/>
-                <w:webHidden/>
-              </w:rPr>
-              <w:fldChar w:fldCharType="end"/>
-            </w:r>
-          </w:hyperlink>
-        </w:p>
-        <w:p>
-          <w:pPr>
-            <w:pStyle w:val="TDC1"/>
-            <w:tabs>
-              <w:tab w:val="left" w:pos="1200"/>
-              <w:tab w:val="right" w:leader="dot" w:pos="9962"/>
-            </w:tabs>
-            <w:rPr>
-              <w:rFonts w:eastAsiaTheme="minorEastAsia"/>
-              <w:noProof/>
-              <w:sz w:val="24"/>
-              <w:szCs w:val="24"/>
-              <w:lang w:val="es-ES" w:eastAsia="es-ES"/>
-            </w:rPr>
-          </w:pPr>
-          <w:hyperlink w:anchor="_Toc217318333" w:history="1">
-            <w:r>
-              <w:rPr>
-                <w:rStyle w:val="Hipervnculo"/>
-                <w:noProof/>
-              </w:rPr>
-              <w:t>4.</w:t>
-            </w:r>
-            <w:r>
-              <w:rPr>
-                <w:rFonts w:eastAsiaTheme="minorEastAsia"/>
-                <w:noProof/>
-                <w:sz w:val="24"/>
-                <w:szCs w:val="24"/>
-                <w:lang w:val="es-ES" w:eastAsia="es-ES"/>
-              </w:rPr>
-              <w:tab/>
-            </w:r>
-            <w:r>
-              <w:rPr>
-                <w:rStyle w:val="Hipervnculo"/>
-                <w:noProof/>
-              </w:rPr>
-              <w:t>Gestión de residuos en el predio</w:t>
-            </w:r>
-            <w:r>
-              <w:rPr>
-                <w:noProof/>
-                <w:webHidden/>
-              </w:rPr>
-              <w:tab/>
-            </w:r>
-            <w:r>
-              <w:rPr>
-                <w:noProof/>
-                <w:webHidden/>
-              </w:rPr>
-              <w:fldChar w:fldCharType="begin"/>
-            </w:r>
-            <w:r>
-              <w:rPr>
-                <w:noProof/>
-                <w:webHidden/>
-              </w:rPr>
-              <w:instrText xml:space="preserve"> PAGEREF _Toc217318333 \h </w:instrText>
-            </w:r>
-            <w:r>
-              <w:rPr>
-                <w:noProof/>
-                <w:webHidden/>
-              </w:rPr>
-            </w:r>
-            <w:r>
-              <w:rPr>
-                <w:noProof/>
-                <w:webHidden/>
-              </w:rPr>
-              <w:fldChar w:fldCharType="separate"/>
-            </w:r>
-            <w:r>
-              <w:rPr>
-                <w:noProof/>
-                <w:webHidden/>
-              </w:rPr>
-              <w:t>34</w:t>
-            </w:r>
-            <w:r>
-              <w:rPr>
-                <w:noProof/>
-                <w:webHidden/>
-              </w:rPr>
-              <w:fldChar w:fldCharType="end"/>
-            </w:r>
-          </w:hyperlink>
-        </w:p>
-        <w:p>
-          <w:pPr>
-            <w:pStyle w:val="TDC2"/>
-            <w:tabs>
-              <w:tab w:val="left" w:pos="1680"/>
-              <w:tab w:val="right" w:leader="dot" w:pos="9962"/>
-            </w:tabs>
-            <w:rPr>
-              <w:rFonts w:eastAsiaTheme="minorEastAsia"/>
-              <w:noProof/>
-              <w:sz w:val="24"/>
-              <w:szCs w:val="24"/>
-              <w:lang w:val="es-ES" w:eastAsia="es-ES"/>
-            </w:rPr>
-          </w:pPr>
-          <w:hyperlink w:anchor="_Toc217318334" w:history="1">
-            <w:r>
-              <w:rPr>
-                <w:rStyle w:val="Hipervnculo"/>
-                <w:noProof/>
-                <w14:scene3d>
-                  <w14:camera w14:prst="orthographicFront"/>
-                  <w14:lightRig w14:rig="threePt" w14:dir="t">
-                    <w14:rot w14:lat="0" w14:lon="0" w14:rev="0"/>
-                  </w14:lightRig>
-                </w14:scene3d>
-              </w:rPr>
-              <w:t>4.1.</w:t>
-            </w:r>
-            <w:r>
-              <w:rPr>
-                <w:rFonts w:eastAsiaTheme="minorEastAsia"/>
-                <w:noProof/>
-                <w:sz w:val="24"/>
-                <w:szCs w:val="24"/>
-                <w:lang w:val="es-ES" w:eastAsia="es-ES"/>
-              </w:rPr>
-              <w:tab/>
-            </w:r>
-            <w:r>
-              <w:rPr>
-                <w:rStyle w:val="Hipervnculo"/>
-                <w:noProof/>
-              </w:rPr>
-              <w:t>Clasificación de residuos generados en el predio</w:t>
-            </w:r>
-            <w:r>
-              <w:rPr>
-                <w:noProof/>
-                <w:webHidden/>
-              </w:rPr>
-              <w:tab/>
-            </w:r>
-            <w:r>
-              <w:rPr>
-                <w:noProof/>
-                <w:webHidden/>
-              </w:rPr>
-              <w:fldChar w:fldCharType="begin"/>
-            </w:r>
-            <w:r>
-              <w:rPr>
-                <w:noProof/>
-                <w:webHidden/>
-              </w:rPr>
-              <w:instrText xml:space="preserve"> PAGEREF _Toc217318334 \h </w:instrText>
-            </w:r>
-            <w:r>
-              <w:rPr>
-                <w:noProof/>
-                <w:webHidden/>
-              </w:rPr>
-            </w:r>
-            <w:r>
-              <w:rPr>
-                <w:noProof/>
-                <w:webHidden/>
-              </w:rPr>
-              <w:fldChar w:fldCharType="separate"/>
-            </w:r>
-            <w:r>
-              <w:rPr>
-                <w:noProof/>
-                <w:webHidden/>
-              </w:rPr>
-              <w:t>34</w:t>
-            </w:r>
-            <w:r>
-              <w:rPr>
-                <w:noProof/>
-                <w:webHidden/>
-              </w:rPr>
-              <w:fldChar w:fldCharType="end"/>
-            </w:r>
-          </w:hyperlink>
-        </w:p>
-        <w:p>
-          <w:pPr>
-            <w:pStyle w:val="TDC2"/>
-            <w:tabs>
-              <w:tab w:val="left" w:pos="1920"/>
-              <w:tab w:val="right" w:leader="dot" w:pos="9962"/>
-            </w:tabs>
-            <w:rPr>
-              <w:rFonts w:eastAsiaTheme="minorEastAsia"/>
-              <w:noProof/>
-              <w:sz w:val="24"/>
-              <w:szCs w:val="24"/>
-              <w:lang w:val="es-ES" w:eastAsia="es-ES"/>
-            </w:rPr>
-          </w:pPr>
-          <w:hyperlink w:anchor="_Toc217318335" w:history="1">
-            <w:r>
-              <w:rPr>
-                <w:rStyle w:val="Hipervnculo"/>
-                <w:noProof/>
-                <w14:scene3d>
-                  <w14:camera w14:prst="orthographicFront"/>
-                  <w14:lightRig w14:rig="threePt" w14:dir="t">
-                    <w14:rot w14:lat="0" w14:lon="0" w14:rev="0"/>
-                  </w14:lightRig>
-                </w14:scene3d>
-              </w:rPr>
-              <w:t>4.2.</w:t>
-            </w:r>
-            <w:r>
-              <w:rPr>
-                <w:rFonts w:eastAsiaTheme="minorEastAsia"/>
-                <w:noProof/>
-                <w:sz w:val="24"/>
-                <w:szCs w:val="24"/>
-                <w:lang w:val="es-ES" w:eastAsia="es-ES"/>
-              </w:rPr>
-              <w:t xml:space="preserve">     </w:t>
-            </w:r>
-            <w:r>
-              <w:rPr>
-                <w:rStyle w:val="Hipervnculo"/>
-                <w:noProof/>
-              </w:rPr>
-              <w:t>Impactos ambientales de una mala gestión</w:t>
-            </w:r>
-            <w:r>
-              <w:rPr>
-                <w:noProof/>
-                <w:webHidden/>
-              </w:rPr>
-              <w:tab/>
-            </w:r>
-            <w:r>
-              <w:rPr>
-                <w:noProof/>
-                <w:webHidden/>
-              </w:rPr>
-              <w:fldChar w:fldCharType="begin"/>
-            </w:r>
-            <w:r>
-              <w:rPr>
-                <w:noProof/>
-                <w:webHidden/>
-              </w:rPr>
-              <w:instrText xml:space="preserve"> PAGEREF _Toc217318335 \h </w:instrText>
-            </w:r>
-            <w:r>
-              <w:rPr>
-                <w:noProof/>
-                <w:webHidden/>
-              </w:rPr>
-            </w:r>
-            <w:r>
-              <w:rPr>
-                <w:noProof/>
-                <w:webHidden/>
-              </w:rPr>
-              <w:fldChar w:fldCharType="separate"/>
-            </w:r>
-            <w:r>
-              <w:rPr>
-                <w:noProof/>
-                <w:webHidden/>
-              </w:rPr>
-              <w:t>35</w:t>
-            </w:r>
-            <w:r>
-              <w:rPr>
-                <w:noProof/>
-                <w:webHidden/>
-              </w:rPr>
-              <w:fldChar w:fldCharType="end"/>
-            </w:r>
-          </w:hyperlink>
-        </w:p>
-        <w:p>
-          <w:pPr>
-            <w:pStyle w:val="TDC1"/>
-            <w:tabs>
-              <w:tab w:val="left" w:pos="1200"/>
-              <w:tab w:val="right" w:leader="dot" w:pos="9962"/>
-            </w:tabs>
-            <w:rPr>
-              <w:rFonts w:eastAsiaTheme="minorEastAsia"/>
-              <w:noProof/>
-              <w:sz w:val="24"/>
-              <w:szCs w:val="24"/>
-              <w:lang w:val="es-ES" w:eastAsia="es-ES"/>
-            </w:rPr>
-          </w:pPr>
-          <w:hyperlink w:anchor="_Toc217318336" w:history="1">
-            <w:r>
-              <w:rPr>
-                <w:rStyle w:val="Hipervnculo"/>
-                <w:noProof/>
-              </w:rPr>
-              <w:t>5.</w:t>
-            </w:r>
-            <w:r>
-              <w:rPr>
-                <w:rFonts w:eastAsiaTheme="minorEastAsia"/>
-                <w:noProof/>
-                <w:sz w:val="24"/>
-                <w:szCs w:val="24"/>
-                <w:lang w:val="es-ES" w:eastAsia="es-ES"/>
-              </w:rPr>
-              <w:tab/>
-            </w:r>
-            <w:r>
-              <w:rPr>
-                <w:rStyle w:val="Hipervnculo"/>
-                <w:noProof/>
-              </w:rPr>
-              <w:t>Elaboración de mapas ambientales</w:t>
-            </w:r>
-            <w:r>
-              <w:rPr>
-                <w:noProof/>
-                <w:webHidden/>
-              </w:rPr>
-              <w:tab/>
-            </w:r>
-            <w:r>
-              <w:rPr>
-                <w:noProof/>
-                <w:webHidden/>
-              </w:rPr>
-              <w:fldChar w:fldCharType="begin"/>
-            </w:r>
-            <w:r>
-              <w:rPr>
-                <w:noProof/>
-                <w:webHidden/>
-              </w:rPr>
-              <w:instrText xml:space="preserve"> PAGEREF _Toc217318336 \h </w:instrText>
-            </w:r>
-            <w:r>
-              <w:rPr>
-                <w:noProof/>
-                <w:webHidden/>
-              </w:rPr>
-            </w:r>
-            <w:r>
-              <w:rPr>
-                <w:noProof/>
-                <w:webHidden/>
-              </w:rPr>
-              <w:fldChar w:fldCharType="separate"/>
-            </w:r>
-            <w:r>
-              <w:rPr>
-                <w:noProof/>
-                <w:webHidden/>
-              </w:rPr>
-              <w:t>37</w:t>
-            </w:r>
-            <w:r>
-              <w:rPr>
-                <w:noProof/>
-                <w:webHidden/>
-              </w:rPr>
-              <w:fldChar w:fldCharType="end"/>
-            </w:r>
-          </w:hyperlink>
-        </w:p>
-        <w:p>
-          <w:pPr>
-            <w:pStyle w:val="TDC2"/>
-            <w:tabs>
-              <w:tab w:val="left" w:pos="1920"/>
-              <w:tab w:val="right" w:leader="dot" w:pos="9962"/>
-            </w:tabs>
-            <w:rPr>
-              <w:rFonts w:eastAsiaTheme="minorEastAsia"/>
-              <w:noProof/>
-              <w:sz w:val="24"/>
-              <w:szCs w:val="24"/>
-              <w:lang w:val="es-ES" w:eastAsia="es-ES"/>
-            </w:rPr>
-          </w:pPr>
-          <w:hyperlink w:anchor="_Toc217318337" w:history="1">
-            <w:r>
-              <w:rPr>
-                <w:rStyle w:val="Hipervnculo"/>
-                <w:noProof/>
-                <w14:scene3d>
-                  <w14:camera w14:prst="orthographicFront"/>
-                  <w14:lightRig w14:rig="threePt" w14:dir="t">
-                    <w14:rot w14:lat="0" w14:lon="0" w14:rev="0"/>
-                  </w14:lightRig>
-                </w14:scene3d>
-              </w:rPr>
-              <w:t>5.1.</w:t>
-            </w:r>
-            <w:r>
-              <w:rPr>
-                <w:rFonts w:eastAsiaTheme="minorEastAsia"/>
-                <w:noProof/>
-                <w:sz w:val="24"/>
-                <w:szCs w:val="24"/>
-                <w:lang w:val="es-ES" w:eastAsia="es-ES"/>
-              </w:rPr>
-              <w:t xml:space="preserve">     </w:t>
-            </w:r>
-            <w:r>
-              <w:rPr>
-                <w:rStyle w:val="Hipervnculo"/>
-                <w:noProof/>
-              </w:rPr>
-              <w:t>Uso y cobertura del suelo</w:t>
-            </w:r>
-            <w:r>
-              <w:rPr>
-                <w:noProof/>
-                <w:webHidden/>
-              </w:rPr>
-              <w:tab/>
-            </w:r>
-            <w:r>
-              <w:rPr>
-                <w:noProof/>
-                <w:webHidden/>
-              </w:rPr>
-              <w:fldChar w:fldCharType="begin"/>
-            </w:r>
-            <w:r>
-              <w:rPr>
-                <w:noProof/>
-                <w:webHidden/>
-              </w:rPr>
-              <w:instrText xml:space="preserve"> PAGEREF _Toc217318337 \h </w:instrText>
-            </w:r>
-            <w:r>
-              <w:rPr>
-                <w:noProof/>
-                <w:webHidden/>
-              </w:rPr>
-            </w:r>
-            <w:r>
-              <w:rPr>
-                <w:noProof/>
-                <w:webHidden/>
-              </w:rPr>
-              <w:fldChar w:fldCharType="separate"/>
-            </w:r>
-            <w:r>
-              <w:rPr>
-                <w:noProof/>
-                <w:webHidden/>
-              </w:rPr>
-              <w:t>38</w:t>
-            </w:r>
-            <w:r>
-              <w:rPr>
-                <w:noProof/>
-                <w:webHidden/>
-              </w:rPr>
-              <w:fldChar w:fldCharType="end"/>
-            </w:r>
-          </w:hyperlink>
-        </w:p>
-        <w:p>
-          <w:pPr>
-            <w:pStyle w:val="TDC2"/>
-            <w:tabs>
-              <w:tab w:val="left" w:pos="1920"/>
-              <w:tab w:val="right" w:leader="dot" w:pos="9962"/>
-            </w:tabs>
-            <w:rPr>
-              <w:rFonts w:eastAsiaTheme="minorEastAsia"/>
-              <w:noProof/>
-              <w:sz w:val="24"/>
-              <w:szCs w:val="24"/>
-              <w:lang w:val="es-ES" w:eastAsia="es-ES"/>
-            </w:rPr>
-          </w:pPr>
-          <w:hyperlink w:anchor="_Toc217318338" w:history="1">
-            <w:r>
-              <w:rPr>
-                <w:rStyle w:val="Hipervnculo"/>
-                <w:noProof/>
-                <w14:scene3d>
-                  <w14:camera w14:prst="orthographicFront"/>
-                  <w14:lightRig w14:rig="threePt" w14:dir="t">
-                    <w14:rot w14:lat="0" w14:lon="0" w14:rev="0"/>
-                  </w14:lightRig>
-                </w14:scene3d>
-              </w:rPr>
-              <w:t>5.2.</w:t>
-            </w:r>
-            <w:r>
-              <w:rPr>
-                <w:rFonts w:eastAsiaTheme="minorEastAsia"/>
-                <w:noProof/>
-                <w:sz w:val="24"/>
-                <w:szCs w:val="24"/>
-                <w:lang w:val="es-ES" w:eastAsia="es-ES"/>
-              </w:rPr>
-              <w:t xml:space="preserve">     </w:t>
-            </w:r>
-            <w:r>
-              <w:rPr>
-                <w:rStyle w:val="Hipervnculo"/>
-                <w:noProof/>
-              </w:rPr>
-              <w:t>Pendientes y relieve</w:t>
-            </w:r>
-            <w:r>
-              <w:rPr>
-                <w:noProof/>
-                <w:webHidden/>
-              </w:rPr>
-              <w:tab/>
-            </w:r>
-            <w:r>
-              <w:rPr>
-                <w:noProof/>
-                <w:webHidden/>
-              </w:rPr>
-              <w:fldChar w:fldCharType="begin"/>
-            </w:r>
-            <w:r>
-              <w:rPr>
-                <w:noProof/>
-                <w:webHidden/>
-              </w:rPr>
-              <w:instrText xml:space="preserve"> PAGEREF _Toc217318338 \h </w:instrText>
-            </w:r>
-            <w:r>
-              <w:rPr>
-                <w:noProof/>
-                <w:webHidden/>
-              </w:rPr>
-            </w:r>
-            <w:r>
-              <w:rPr>
-                <w:noProof/>
-                <w:webHidden/>
-              </w:rPr>
-              <w:fldChar w:fldCharType="separate"/>
-            </w:r>
-            <w:r>
-              <w:rPr>
-                <w:noProof/>
-                <w:webHidden/>
-              </w:rPr>
-              <w:t>39</w:t>
-            </w:r>
-            <w:r>
-              <w:rPr>
-                <w:noProof/>
-                <w:webHidden/>
-              </w:rPr>
-              <w:fldChar w:fldCharType="end"/>
-            </w:r>
-          </w:hyperlink>
-        </w:p>
-        <w:p>
-          <w:pPr>
-            <w:pStyle w:val="TDC2"/>
-            <w:tabs>
-              <w:tab w:val="left" w:pos="1920"/>
-              <w:tab w:val="right" w:leader="dot" w:pos="9962"/>
-            </w:tabs>
-            <w:rPr>
-              <w:rFonts w:eastAsiaTheme="minorEastAsia"/>
-              <w:noProof/>
-              <w:sz w:val="24"/>
-              <w:szCs w:val="24"/>
-              <w:lang w:val="es-ES" w:eastAsia="es-ES"/>
-            </w:rPr>
-          </w:pPr>
-          <w:hyperlink w:anchor="_Toc217318339" w:history="1">
-            <w:r>
-              <w:rPr>
-                <w:rStyle w:val="Hipervnculo"/>
-                <w:noProof/>
-                <w14:scene3d>
-                  <w14:camera w14:prst="orthographicFront"/>
-                  <w14:lightRig w14:rig="threePt" w14:dir="t">
-                    <w14:rot w14:lat="0" w14:lon="0" w14:rev="0"/>
-                  </w14:lightRig>
-                </w14:scene3d>
-              </w:rPr>
-              <w:t>5.3.</w:t>
-            </w:r>
-            <w:r>
-              <w:rPr>
-                <w:rFonts w:eastAsiaTheme="minorEastAsia"/>
-                <w:noProof/>
-                <w:sz w:val="24"/>
-                <w:szCs w:val="24"/>
-                <w:lang w:val="es-ES" w:eastAsia="es-ES"/>
-              </w:rPr>
-              <w:t xml:space="preserve">     </w:t>
-            </w:r>
-            <w:r>
-              <w:rPr>
-                <w:rStyle w:val="Hipervnculo"/>
-                <w:noProof/>
-              </w:rPr>
-              <w:t>Zonas de riesgo y áreas degradadas</w:t>
-            </w:r>
-            <w:r>
-              <w:rPr>
-                <w:noProof/>
-                <w:webHidden/>
-              </w:rPr>
-              <w:tab/>
-            </w:r>
-            <w:r>
-              <w:rPr>
-                <w:noProof/>
-                <w:webHidden/>
-              </w:rPr>
-              <w:fldChar w:fldCharType="begin"/>
-            </w:r>
-            <w:r>
-              <w:rPr>
-                <w:noProof/>
-                <w:webHidden/>
-              </w:rPr>
-              <w:instrText xml:space="preserve"> PAGEREF _Toc217318339 \h </w:instrText>
-            </w:r>
-            <w:r>
-              <w:rPr>
-                <w:noProof/>
-                <w:webHidden/>
-              </w:rPr>
-            </w:r>
-            <w:r>
-              <w:rPr>
-                <w:noProof/>
-                <w:webHidden/>
-              </w:rPr>
-              <w:fldChar w:fldCharType="separate"/>
-            </w:r>
-            <w:r>
-              <w:rPr>
-                <w:noProof/>
-                <w:webHidden/>
-              </w:rPr>
-              <w:t>40</w:t>
-            </w:r>
-            <w:r>
-              <w:rPr>
-                <w:noProof/>
-                <w:webHidden/>
-              </w:rPr>
-              <w:fldChar w:fldCharType="end"/>
-            </w:r>
-          </w:hyperlink>
-        </w:p>
-        <w:p>
-          <w:pPr>
-            <w:pStyle w:val="TDC2"/>
-            <w:tabs>
-              <w:tab w:val="left" w:pos="1920"/>
-              <w:tab w:val="right" w:leader="dot" w:pos="9962"/>
-            </w:tabs>
-            <w:rPr>
-              <w:rFonts w:eastAsiaTheme="minorEastAsia"/>
-              <w:noProof/>
-              <w:sz w:val="24"/>
-              <w:szCs w:val="24"/>
-              <w:lang w:val="es-ES" w:eastAsia="es-ES"/>
-            </w:rPr>
-          </w:pPr>
-          <w:hyperlink w:anchor="_Toc217318340" w:history="1">
-            <w:r>
-              <w:rPr>
-                <w:rStyle w:val="Hipervnculo"/>
-                <w:noProof/>
-                <w14:scene3d>
-                  <w14:camera w14:prst="orthographicFront"/>
-                  <w14:lightRig w14:rig="threePt" w14:dir="t">
-                    <w14:rot w14:lat="0" w14:lon="0" w14:rev="0"/>
-                  </w14:lightRig>
-                </w14:scene3d>
-              </w:rPr>
-              <w:t>5.4.</w:t>
-            </w:r>
-            <w:r>
-              <w:rPr>
-                <w:rFonts w:eastAsiaTheme="minorEastAsia"/>
-                <w:noProof/>
-                <w:sz w:val="24"/>
-                <w:szCs w:val="24"/>
-                <w:lang w:val="es-ES" w:eastAsia="es-ES"/>
-              </w:rPr>
-              <w:t xml:space="preserve">     </w:t>
-            </w:r>
-            <w:r>
-              <w:rPr>
-                <w:rStyle w:val="Hipervnculo"/>
-                <w:noProof/>
-              </w:rPr>
-              <w:t>Distribución de recursos hídricos</w:t>
-            </w:r>
-            <w:r>
-              <w:rPr>
-                <w:noProof/>
-                <w:webHidden/>
-              </w:rPr>
-              <w:tab/>
-            </w:r>
-            <w:r>
-              <w:rPr>
-                <w:noProof/>
-                <w:webHidden/>
-              </w:rPr>
-              <w:fldChar w:fldCharType="begin"/>
-            </w:r>
-            <w:r>
-              <w:rPr>
-                <w:noProof/>
-                <w:webHidden/>
-              </w:rPr>
-              <w:instrText xml:space="preserve"> PAGEREF _Toc217318340 \h </w:instrText>
-            </w:r>
-            <w:r>
-              <w:rPr>
-                <w:noProof/>
-                <w:webHidden/>
-              </w:rPr>
-            </w:r>
-            <w:r>
-              <w:rPr>
-                <w:noProof/>
-                <w:webHidden/>
-              </w:rPr>
-              <w:fldChar w:fldCharType="separate"/>
-            </w:r>
-            <w:r>
-              <w:rPr>
-                <w:noProof/>
-                <w:webHidden/>
-              </w:rPr>
-              <w:t>40</w:t>
-            </w:r>
-            <w:r>
-              <w:rPr>
-                <w:noProof/>
-                <w:webHidden/>
-              </w:rPr>
-              <w:fldChar w:fldCharType="end"/>
-            </w:r>
-          </w:hyperlink>
-        </w:p>
-        <w:p>
-          <w:pPr>
-            <w:pStyle w:val="TDC2"/>
-            <w:tabs>
-              <w:tab w:val="left" w:pos="1920"/>
-              <w:tab w:val="right" w:leader="dot" w:pos="9962"/>
-            </w:tabs>
-            <w:rPr>
-              <w:rFonts w:eastAsiaTheme="minorEastAsia"/>
-              <w:noProof/>
-              <w:sz w:val="24"/>
-              <w:szCs w:val="24"/>
-              <w:lang w:val="es-ES" w:eastAsia="es-ES"/>
-            </w:rPr>
-          </w:pPr>
-          <w:hyperlink w:anchor="_Toc217318341" w:history="1">
-            <w:r>
-              <w:rPr>
-                <w:rStyle w:val="Hipervnculo"/>
-                <w:noProof/>
-                <w14:scene3d>
-                  <w14:camera w14:prst="orthographicFront"/>
-                  <w14:lightRig w14:rig="threePt" w14:dir="t">
-                    <w14:rot w14:lat="0" w14:lon="0" w14:rev="0"/>
-                  </w14:lightRig>
-                </w14:scene3d>
-              </w:rPr>
-              <w:t>5.5.</w:t>
-            </w:r>
-            <w:r>
-              <w:rPr>
-                <w:rFonts w:eastAsiaTheme="minorEastAsia"/>
-                <w:noProof/>
-                <w:sz w:val="24"/>
-                <w:szCs w:val="24"/>
-                <w:lang w:val="es-ES" w:eastAsia="es-ES"/>
-              </w:rPr>
-              <w:t xml:space="preserve">     </w:t>
-            </w:r>
-            <w:r>
-              <w:rPr>
-                <w:rStyle w:val="Hipervnculo"/>
-                <w:noProof/>
-              </w:rPr>
-              <w:t>Fichas de diagnóstico: síntesis territorial para la toma de decisiones</w:t>
-            </w:r>
-            <w:r>
-              <w:rPr>
-                <w:noProof/>
-                <w:webHidden/>
-              </w:rPr>
-              <w:tab/>
-            </w:r>
-            <w:r>
-              <w:rPr>
-                <w:noProof/>
-                <w:webHidden/>
-              </w:rPr>
-              <w:fldChar w:fldCharType="begin"/>
-            </w:r>
-            <w:r>
-              <w:rPr>
-                <w:noProof/>
-                <w:webHidden/>
-              </w:rPr>
-              <w:instrText xml:space="preserve"> PAGEREF _Toc217318341 \h </w:instrText>
-            </w:r>
-            <w:r>
-              <w:rPr>
-                <w:noProof/>
-                <w:webHidden/>
-              </w:rPr>
-            </w:r>
-            <w:r>
-              <w:rPr>
-                <w:noProof/>
-                <w:webHidden/>
-              </w:rPr>
-              <w:fldChar w:fldCharType="separate"/>
-            </w:r>
-            <w:r>
-              <w:rPr>
-                <w:noProof/>
-                <w:webHidden/>
-              </w:rPr>
-              <w:t>41</w:t>
             </w:r>
             <w:r>
               <w:rPr>
@@ -2811,13 +637,13 @@
               <w:lang w:val="es-ES" w:eastAsia="es-ES"/>
             </w:rPr>
           </w:pPr>
-          <w:hyperlink w:anchor="_Toc217318342" w:history="1">
+          <w:hyperlink w:anchor="_Toc225947373" w:history="1">
             <w:r>
               <w:rPr>
                 <w:rStyle w:val="Hipervnculo"/>
                 <w:noProof/>
               </w:rPr>
-              <w:t>Síntesis</w:t>
+              <w:t>1. Fundamentos ambientales de la transición</w:t>
             </w:r>
             <w:r>
               <w:rPr>
@@ -2838,7 +664,7 @@
                 <w:noProof/>
                 <w:webHidden/>
               </w:rPr>
-              <w:instrText xml:space="preserve"> PAGEREF _Toc217318342 \h </w:instrText>
+              <w:instrText xml:space="preserve"> PAGEREF _Toc225947373 \h </w:instrText>
             </w:r>
             <w:r>
               <w:rPr>
@@ -2858,7 +684,151 @@
                 <w:noProof/>
                 <w:webHidden/>
               </w:rPr>
-              <w:t>42</w:t>
+              <w:t>5</w:t>
+            </w:r>
+            <w:r>
+              <w:rPr>
+                <w:noProof/>
+                <w:webHidden/>
+              </w:rPr>
+              <w:fldChar w:fldCharType="end"/>
+            </w:r>
+          </w:hyperlink>
+        </w:p>
+        <w:p>
+          <w:pPr>
+            <w:pStyle w:val="TDC2"/>
+            <w:tabs>
+              <w:tab w:val="right" w:leader="dot" w:pos="9962"/>
+            </w:tabs>
+            <w:rPr>
+              <w:rFonts w:eastAsiaTheme="minorEastAsia"/>
+              <w:noProof/>
+              <w:sz w:val="24"/>
+              <w:szCs w:val="24"/>
+              <w:lang w:val="es-ES" w:eastAsia="es-ES"/>
+            </w:rPr>
+          </w:pPr>
+          <w:hyperlink w:anchor="_Toc225947374" w:history="1">
+            <w:r>
+              <w:rPr>
+                <w:rStyle w:val="Hipervnculo"/>
+                <w:noProof/>
+              </w:rPr>
+              <w:t>1.1. Crisis planetaria y colapso ecosistémico</w:t>
+            </w:r>
+            <w:r>
+              <w:rPr>
+                <w:noProof/>
+                <w:webHidden/>
+              </w:rPr>
+              <w:tab/>
+            </w:r>
+            <w:r>
+              <w:rPr>
+                <w:noProof/>
+                <w:webHidden/>
+              </w:rPr>
+              <w:fldChar w:fldCharType="begin"/>
+            </w:r>
+            <w:r>
+              <w:rPr>
+                <w:noProof/>
+                <w:webHidden/>
+              </w:rPr>
+              <w:instrText xml:space="preserve"> PAGEREF _Toc225947374 \h </w:instrText>
+            </w:r>
+            <w:r>
+              <w:rPr>
+                <w:noProof/>
+                <w:webHidden/>
+              </w:rPr>
+            </w:r>
+            <w:r>
+              <w:rPr>
+                <w:noProof/>
+                <w:webHidden/>
+              </w:rPr>
+              <w:fldChar w:fldCharType="separate"/>
+            </w:r>
+            <w:r>
+              <w:rPr>
+                <w:noProof/>
+                <w:webHidden/>
+              </w:rPr>
+              <w:t>5</w:t>
+            </w:r>
+            <w:r>
+              <w:rPr>
+                <w:noProof/>
+                <w:webHidden/>
+              </w:rPr>
+              <w:fldChar w:fldCharType="end"/>
+            </w:r>
+          </w:hyperlink>
+        </w:p>
+        <w:p>
+          <w:pPr>
+            <w:pStyle w:val="TDC2"/>
+            <w:tabs>
+              <w:tab w:val="right" w:leader="dot" w:pos="9962"/>
+            </w:tabs>
+            <w:rPr>
+              <w:rFonts w:eastAsiaTheme="minorEastAsia"/>
+              <w:noProof/>
+              <w:sz w:val="24"/>
+              <w:szCs w:val="24"/>
+              <w:lang w:val="es-ES" w:eastAsia="es-ES"/>
+            </w:rPr>
+          </w:pPr>
+          <w:hyperlink w:anchor="_Toc225947375" w:history="1">
+            <w:r>
+              <w:rPr>
+                <w:rStyle w:val="Hipervnculo"/>
+                <w:noProof/>
+              </w:rPr>
+              <w:t>1.2. Límites planetarios y resiliencia territorial</w:t>
+            </w:r>
+            <w:r>
+              <w:rPr>
+                <w:noProof/>
+                <w:webHidden/>
+              </w:rPr>
+              <w:tab/>
+            </w:r>
+            <w:r>
+              <w:rPr>
+                <w:noProof/>
+                <w:webHidden/>
+              </w:rPr>
+              <w:fldChar w:fldCharType="begin"/>
+            </w:r>
+            <w:r>
+              <w:rPr>
+                <w:noProof/>
+                <w:webHidden/>
+              </w:rPr>
+              <w:instrText xml:space="preserve"> PAGEREF _Toc225947375 \h </w:instrText>
+            </w:r>
+            <w:r>
+              <w:rPr>
+                <w:noProof/>
+                <w:webHidden/>
+              </w:rPr>
+            </w:r>
+            <w:r>
+              <w:rPr>
+                <w:noProof/>
+                <w:webHidden/>
+              </w:rPr>
+              <w:fldChar w:fldCharType="separate"/>
+            </w:r>
+            <w:r>
+              <w:rPr>
+                <w:noProof/>
+                <w:webHidden/>
+              </w:rPr>
+              <w:t>6</w:t>
             </w:r>
             <w:r>
               <w:rPr>
@@ -2883,13 +853,13 @@
               <w:lang w:val="es-ES" w:eastAsia="es-ES"/>
             </w:rPr>
           </w:pPr>
-          <w:hyperlink w:anchor="_Toc217318343" w:history="1">
+          <w:hyperlink w:anchor="_Toc225947376" w:history="1">
             <w:r>
               <w:rPr>
                 <w:rStyle w:val="Hipervnculo"/>
                 <w:noProof/>
               </w:rPr>
-              <w:t>Material complementario</w:t>
+              <w:t>2. Agua: fuente de vida y producción</w:t>
             </w:r>
             <w:r>
               <w:rPr>
@@ -2910,7 +880,7 @@
                 <w:noProof/>
                 <w:webHidden/>
               </w:rPr>
-              <w:instrText xml:space="preserve"> PAGEREF _Toc217318343 \h </w:instrText>
+              <w:instrText xml:space="preserve"> PAGEREF _Toc225947376 \h </w:instrText>
             </w:r>
             <w:r>
               <w:rPr>
@@ -2930,7 +900,511 @@
                 <w:noProof/>
                 <w:webHidden/>
               </w:rPr>
-              <w:t>43</w:t>
+              <w:t>20</w:t>
+            </w:r>
+            <w:r>
+              <w:rPr>
+                <w:noProof/>
+                <w:webHidden/>
+              </w:rPr>
+              <w:fldChar w:fldCharType="end"/>
+            </w:r>
+          </w:hyperlink>
+        </w:p>
+        <w:p>
+          <w:pPr>
+            <w:pStyle w:val="TDC2"/>
+            <w:tabs>
+              <w:tab w:val="right" w:leader="dot" w:pos="9962"/>
+            </w:tabs>
+            <w:rPr>
+              <w:rFonts w:eastAsiaTheme="minorEastAsia"/>
+              <w:noProof/>
+              <w:sz w:val="24"/>
+              <w:szCs w:val="24"/>
+              <w:lang w:val="es-ES" w:eastAsia="es-ES"/>
+            </w:rPr>
+          </w:pPr>
+          <w:hyperlink w:anchor="_Toc225947377" w:history="1">
+            <w:r>
+              <w:rPr>
+                <w:rStyle w:val="Hipervnculo"/>
+                <w:noProof/>
+              </w:rPr>
+              <w:t>2.1. Tipos de fuentes hídricas</w:t>
+            </w:r>
+            <w:r>
+              <w:rPr>
+                <w:noProof/>
+                <w:webHidden/>
+              </w:rPr>
+              <w:tab/>
+            </w:r>
+            <w:r>
+              <w:rPr>
+                <w:noProof/>
+                <w:webHidden/>
+              </w:rPr>
+              <w:fldChar w:fldCharType="begin"/>
+            </w:r>
+            <w:r>
+              <w:rPr>
+                <w:noProof/>
+                <w:webHidden/>
+              </w:rPr>
+              <w:instrText xml:space="preserve"> PAGEREF _Toc225947377 \h </w:instrText>
+            </w:r>
+            <w:r>
+              <w:rPr>
+                <w:noProof/>
+                <w:webHidden/>
+              </w:rPr>
+            </w:r>
+            <w:r>
+              <w:rPr>
+                <w:noProof/>
+                <w:webHidden/>
+              </w:rPr>
+              <w:fldChar w:fldCharType="separate"/>
+            </w:r>
+            <w:r>
+              <w:rPr>
+                <w:noProof/>
+                <w:webHidden/>
+              </w:rPr>
+              <w:t>20</w:t>
+            </w:r>
+            <w:r>
+              <w:rPr>
+                <w:noProof/>
+                <w:webHidden/>
+              </w:rPr>
+              <w:fldChar w:fldCharType="end"/>
+            </w:r>
+          </w:hyperlink>
+        </w:p>
+        <w:p>
+          <w:pPr>
+            <w:pStyle w:val="TDC2"/>
+            <w:tabs>
+              <w:tab w:val="right" w:leader="dot" w:pos="9962"/>
+            </w:tabs>
+            <w:rPr>
+              <w:rFonts w:eastAsiaTheme="minorEastAsia"/>
+              <w:noProof/>
+              <w:sz w:val="24"/>
+              <w:szCs w:val="24"/>
+              <w:lang w:val="es-ES" w:eastAsia="es-ES"/>
+            </w:rPr>
+          </w:pPr>
+          <w:hyperlink w:anchor="_Toc225947378" w:history="1">
+            <w:r>
+              <w:rPr>
+                <w:rStyle w:val="Hipervnculo"/>
+                <w:noProof/>
+              </w:rPr>
+              <w:t>2.2. Características y áreas de influencia del agua</w:t>
+            </w:r>
+            <w:r>
+              <w:rPr>
+                <w:noProof/>
+                <w:webHidden/>
+              </w:rPr>
+              <w:tab/>
+            </w:r>
+            <w:r>
+              <w:rPr>
+                <w:noProof/>
+                <w:webHidden/>
+              </w:rPr>
+              <w:fldChar w:fldCharType="begin"/>
+            </w:r>
+            <w:r>
+              <w:rPr>
+                <w:noProof/>
+                <w:webHidden/>
+              </w:rPr>
+              <w:instrText xml:space="preserve"> PAGEREF _Toc225947378 \h </w:instrText>
+            </w:r>
+            <w:r>
+              <w:rPr>
+                <w:noProof/>
+                <w:webHidden/>
+              </w:rPr>
+            </w:r>
+            <w:r>
+              <w:rPr>
+                <w:noProof/>
+                <w:webHidden/>
+              </w:rPr>
+              <w:fldChar w:fldCharType="separate"/>
+            </w:r>
+            <w:r>
+              <w:rPr>
+                <w:noProof/>
+                <w:webHidden/>
+              </w:rPr>
+              <w:t>21</w:t>
+            </w:r>
+            <w:r>
+              <w:rPr>
+                <w:noProof/>
+                <w:webHidden/>
+              </w:rPr>
+              <w:fldChar w:fldCharType="end"/>
+            </w:r>
+          </w:hyperlink>
+        </w:p>
+        <w:p>
+          <w:pPr>
+            <w:pStyle w:val="TDC2"/>
+            <w:tabs>
+              <w:tab w:val="right" w:leader="dot" w:pos="9962"/>
+            </w:tabs>
+            <w:rPr>
+              <w:rFonts w:eastAsiaTheme="minorEastAsia"/>
+              <w:noProof/>
+              <w:sz w:val="24"/>
+              <w:szCs w:val="24"/>
+              <w:lang w:val="es-ES" w:eastAsia="es-ES"/>
+            </w:rPr>
+          </w:pPr>
+          <w:hyperlink w:anchor="_Toc225947379" w:history="1">
+            <w:r>
+              <w:rPr>
+                <w:rStyle w:val="Hipervnculo"/>
+                <w:noProof/>
+              </w:rPr>
+              <w:t>2.3. Zonas hídricas funcionales</w:t>
+            </w:r>
+            <w:r>
+              <w:rPr>
+                <w:noProof/>
+                <w:webHidden/>
+              </w:rPr>
+              <w:tab/>
+            </w:r>
+            <w:r>
+              <w:rPr>
+                <w:noProof/>
+                <w:webHidden/>
+              </w:rPr>
+              <w:fldChar w:fldCharType="begin"/>
+            </w:r>
+            <w:r>
+              <w:rPr>
+                <w:noProof/>
+                <w:webHidden/>
+              </w:rPr>
+              <w:instrText xml:space="preserve"> PAGEREF _Toc225947379 \h </w:instrText>
+            </w:r>
+            <w:r>
+              <w:rPr>
+                <w:noProof/>
+                <w:webHidden/>
+              </w:rPr>
+            </w:r>
+            <w:r>
+              <w:rPr>
+                <w:noProof/>
+                <w:webHidden/>
+              </w:rPr>
+              <w:fldChar w:fldCharType="separate"/>
+            </w:r>
+            <w:r>
+              <w:rPr>
+                <w:noProof/>
+                <w:webHidden/>
+              </w:rPr>
+              <w:t>22</w:t>
+            </w:r>
+            <w:r>
+              <w:rPr>
+                <w:noProof/>
+                <w:webHidden/>
+              </w:rPr>
+              <w:fldChar w:fldCharType="end"/>
+            </w:r>
+          </w:hyperlink>
+        </w:p>
+        <w:p>
+          <w:pPr>
+            <w:pStyle w:val="TDC2"/>
+            <w:tabs>
+              <w:tab w:val="right" w:leader="dot" w:pos="9962"/>
+            </w:tabs>
+            <w:rPr>
+              <w:rFonts w:eastAsiaTheme="minorEastAsia"/>
+              <w:noProof/>
+              <w:sz w:val="24"/>
+              <w:szCs w:val="24"/>
+              <w:lang w:val="es-ES" w:eastAsia="es-ES"/>
+            </w:rPr>
+          </w:pPr>
+          <w:hyperlink w:anchor="_Toc225947380" w:history="1">
+            <w:r>
+              <w:rPr>
+                <w:rStyle w:val="Hipervnculo"/>
+                <w:noProof/>
+              </w:rPr>
+              <w:t>2.4. Bioindicadores de la calidad de agua</w:t>
+            </w:r>
+            <w:r>
+              <w:rPr>
+                <w:noProof/>
+                <w:webHidden/>
+              </w:rPr>
+              <w:tab/>
+            </w:r>
+            <w:r>
+              <w:rPr>
+                <w:noProof/>
+                <w:webHidden/>
+              </w:rPr>
+              <w:fldChar w:fldCharType="begin"/>
+            </w:r>
+            <w:r>
+              <w:rPr>
+                <w:noProof/>
+                <w:webHidden/>
+              </w:rPr>
+              <w:instrText xml:space="preserve"> PAGEREF _Toc225947380 \h </w:instrText>
+            </w:r>
+            <w:r>
+              <w:rPr>
+                <w:noProof/>
+                <w:webHidden/>
+              </w:rPr>
+            </w:r>
+            <w:r>
+              <w:rPr>
+                <w:noProof/>
+                <w:webHidden/>
+              </w:rPr>
+              <w:fldChar w:fldCharType="separate"/>
+            </w:r>
+            <w:r>
+              <w:rPr>
+                <w:noProof/>
+                <w:webHidden/>
+              </w:rPr>
+              <w:t>24</w:t>
+            </w:r>
+            <w:r>
+              <w:rPr>
+                <w:noProof/>
+                <w:webHidden/>
+              </w:rPr>
+              <w:fldChar w:fldCharType="end"/>
+            </w:r>
+          </w:hyperlink>
+        </w:p>
+        <w:p>
+          <w:pPr>
+            <w:pStyle w:val="TDC2"/>
+            <w:tabs>
+              <w:tab w:val="right" w:leader="dot" w:pos="9962"/>
+            </w:tabs>
+            <w:rPr>
+              <w:rFonts w:eastAsiaTheme="minorEastAsia"/>
+              <w:noProof/>
+              <w:sz w:val="24"/>
+              <w:szCs w:val="24"/>
+              <w:lang w:val="es-ES" w:eastAsia="es-ES"/>
+            </w:rPr>
+          </w:pPr>
+          <w:hyperlink w:anchor="_Toc225947381" w:history="1">
+            <w:r>
+              <w:rPr>
+                <w:rStyle w:val="Hipervnculo"/>
+                <w:noProof/>
+              </w:rPr>
+              <w:t>2.5. Grupos de organismos bioindicadores</w:t>
+            </w:r>
+            <w:r>
+              <w:rPr>
+                <w:noProof/>
+                <w:webHidden/>
+              </w:rPr>
+              <w:tab/>
+            </w:r>
+            <w:r>
+              <w:rPr>
+                <w:noProof/>
+                <w:webHidden/>
+              </w:rPr>
+              <w:fldChar w:fldCharType="begin"/>
+            </w:r>
+            <w:r>
+              <w:rPr>
+                <w:noProof/>
+                <w:webHidden/>
+              </w:rPr>
+              <w:instrText xml:space="preserve"> PAGEREF _Toc225947381 \h </w:instrText>
+            </w:r>
+            <w:r>
+              <w:rPr>
+                <w:noProof/>
+                <w:webHidden/>
+              </w:rPr>
+            </w:r>
+            <w:r>
+              <w:rPr>
+                <w:noProof/>
+                <w:webHidden/>
+              </w:rPr>
+              <w:fldChar w:fldCharType="separate"/>
+            </w:r>
+            <w:r>
+              <w:rPr>
+                <w:noProof/>
+                <w:webHidden/>
+              </w:rPr>
+              <w:t>24</w:t>
+            </w:r>
+            <w:r>
+              <w:rPr>
+                <w:noProof/>
+                <w:webHidden/>
+              </w:rPr>
+              <w:fldChar w:fldCharType="end"/>
+            </w:r>
+          </w:hyperlink>
+        </w:p>
+        <w:p>
+          <w:pPr>
+            <w:pStyle w:val="TDC2"/>
+            <w:tabs>
+              <w:tab w:val="right" w:leader="dot" w:pos="9962"/>
+            </w:tabs>
+            <w:rPr>
+              <w:rFonts w:eastAsiaTheme="minorEastAsia"/>
+              <w:noProof/>
+              <w:sz w:val="24"/>
+              <w:szCs w:val="24"/>
+              <w:lang w:val="es-ES" w:eastAsia="es-ES"/>
+            </w:rPr>
+          </w:pPr>
+          <w:hyperlink w:anchor="_Toc225947382" w:history="1">
+            <w:r>
+              <w:rPr>
+                <w:rStyle w:val="Hipervnculo"/>
+                <w:noProof/>
+              </w:rPr>
+              <w:t>2.6. Clasificación por tolerancia (índices biológicos)</w:t>
+            </w:r>
+            <w:r>
+              <w:rPr>
+                <w:noProof/>
+                <w:webHidden/>
+              </w:rPr>
+              <w:tab/>
+            </w:r>
+            <w:r>
+              <w:rPr>
+                <w:noProof/>
+                <w:webHidden/>
+              </w:rPr>
+              <w:fldChar w:fldCharType="begin"/>
+            </w:r>
+            <w:r>
+              <w:rPr>
+                <w:noProof/>
+                <w:webHidden/>
+              </w:rPr>
+              <w:instrText xml:space="preserve"> PAGEREF _Toc225947382 \h </w:instrText>
+            </w:r>
+            <w:r>
+              <w:rPr>
+                <w:noProof/>
+                <w:webHidden/>
+              </w:rPr>
+            </w:r>
+            <w:r>
+              <w:rPr>
+                <w:noProof/>
+                <w:webHidden/>
+              </w:rPr>
+              <w:fldChar w:fldCharType="separate"/>
+            </w:r>
+            <w:r>
+              <w:rPr>
+                <w:noProof/>
+                <w:webHidden/>
+              </w:rPr>
+              <w:t>26</w:t>
+            </w:r>
+            <w:r>
+              <w:rPr>
+                <w:noProof/>
+                <w:webHidden/>
+              </w:rPr>
+              <w:fldChar w:fldCharType="end"/>
+            </w:r>
+          </w:hyperlink>
+        </w:p>
+        <w:p>
+          <w:pPr>
+            <w:pStyle w:val="TDC2"/>
+            <w:tabs>
+              <w:tab w:val="right" w:leader="dot" w:pos="9962"/>
+            </w:tabs>
+            <w:rPr>
+              <w:rFonts w:eastAsiaTheme="minorEastAsia"/>
+              <w:noProof/>
+              <w:sz w:val="24"/>
+              <w:szCs w:val="24"/>
+              <w:lang w:val="es-ES" w:eastAsia="es-ES"/>
+            </w:rPr>
+          </w:pPr>
+          <w:hyperlink w:anchor="_Toc225947383" w:history="1">
+            <w:r>
+              <w:rPr>
+                <w:rStyle w:val="Hipervnculo"/>
+                <w:noProof/>
+              </w:rPr>
+              <w:t>2.7. Clasificación por características sensoriales</w:t>
+            </w:r>
+            <w:r>
+              <w:rPr>
+                <w:noProof/>
+                <w:webHidden/>
+              </w:rPr>
+              <w:tab/>
+            </w:r>
+            <w:r>
+              <w:rPr>
+                <w:noProof/>
+                <w:webHidden/>
+              </w:rPr>
+              <w:fldChar w:fldCharType="begin"/>
+            </w:r>
+            <w:r>
+              <w:rPr>
+                <w:noProof/>
+                <w:webHidden/>
+              </w:rPr>
+              <w:instrText xml:space="preserve"> PAGEREF _Toc225947383 \h </w:instrText>
+            </w:r>
+            <w:r>
+              <w:rPr>
+                <w:noProof/>
+                <w:webHidden/>
+              </w:rPr>
+            </w:r>
+            <w:r>
+              <w:rPr>
+                <w:noProof/>
+                <w:webHidden/>
+              </w:rPr>
+              <w:fldChar w:fldCharType="separate"/>
+            </w:r>
+            <w:r>
+              <w:rPr>
+                <w:noProof/>
+                <w:webHidden/>
+              </w:rPr>
+              <w:t>27</w:t>
             </w:r>
             <w:r>
               <w:rPr>
@@ -2955,13 +1429,13 @@
               <w:lang w:val="es-ES" w:eastAsia="es-ES"/>
             </w:rPr>
           </w:pPr>
-          <w:hyperlink w:anchor="_Toc217318344" w:history="1">
+          <w:hyperlink w:anchor="_Toc225947384" w:history="1">
             <w:r>
               <w:rPr>
                 <w:rStyle w:val="Hipervnculo"/>
                 <w:noProof/>
               </w:rPr>
-              <w:t>Glosario</w:t>
+              <w:t>3. Biodiversidad</w:t>
             </w:r>
             <w:r>
               <w:rPr>
@@ -2982,7 +1456,7 @@
                 <w:noProof/>
                 <w:webHidden/>
               </w:rPr>
-              <w:instrText xml:space="preserve"> PAGEREF _Toc217318344 \h </w:instrText>
+              <w:instrText xml:space="preserve"> PAGEREF _Toc225947384 \h </w:instrText>
             </w:r>
             <w:r>
               <w:rPr>
@@ -3002,7 +1476,151 @@
                 <w:noProof/>
                 <w:webHidden/>
               </w:rPr>
-              <w:t>44</w:t>
+              <w:t>30</w:t>
+            </w:r>
+            <w:r>
+              <w:rPr>
+                <w:noProof/>
+                <w:webHidden/>
+              </w:rPr>
+              <w:fldChar w:fldCharType="end"/>
+            </w:r>
+          </w:hyperlink>
+        </w:p>
+        <w:p>
+          <w:pPr>
+            <w:pStyle w:val="TDC2"/>
+            <w:tabs>
+              <w:tab w:val="right" w:leader="dot" w:pos="9962"/>
+            </w:tabs>
+            <w:rPr>
+              <w:rFonts w:eastAsiaTheme="minorEastAsia"/>
+              <w:noProof/>
+              <w:sz w:val="24"/>
+              <w:szCs w:val="24"/>
+              <w:lang w:val="es-ES" w:eastAsia="es-ES"/>
+            </w:rPr>
+          </w:pPr>
+          <w:hyperlink w:anchor="_Toc225947385" w:history="1">
+            <w:r>
+              <w:rPr>
+                <w:rStyle w:val="Hipervnculo"/>
+                <w:noProof/>
+              </w:rPr>
+              <w:t>3.1. Identificación de zonas estratégicas para la conservación</w:t>
+            </w:r>
+            <w:r>
+              <w:rPr>
+                <w:noProof/>
+                <w:webHidden/>
+              </w:rPr>
+              <w:tab/>
+            </w:r>
+            <w:r>
+              <w:rPr>
+                <w:noProof/>
+                <w:webHidden/>
+              </w:rPr>
+              <w:fldChar w:fldCharType="begin"/>
+            </w:r>
+            <w:r>
+              <w:rPr>
+                <w:noProof/>
+                <w:webHidden/>
+              </w:rPr>
+              <w:instrText xml:space="preserve"> PAGEREF _Toc225947385 \h </w:instrText>
+            </w:r>
+            <w:r>
+              <w:rPr>
+                <w:noProof/>
+                <w:webHidden/>
+              </w:rPr>
+            </w:r>
+            <w:r>
+              <w:rPr>
+                <w:noProof/>
+                <w:webHidden/>
+              </w:rPr>
+              <w:fldChar w:fldCharType="separate"/>
+            </w:r>
+            <w:r>
+              <w:rPr>
+                <w:noProof/>
+                <w:webHidden/>
+              </w:rPr>
+              <w:t>30</w:t>
+            </w:r>
+            <w:r>
+              <w:rPr>
+                <w:noProof/>
+                <w:webHidden/>
+              </w:rPr>
+              <w:fldChar w:fldCharType="end"/>
+            </w:r>
+          </w:hyperlink>
+        </w:p>
+        <w:p>
+          <w:pPr>
+            <w:pStyle w:val="TDC2"/>
+            <w:tabs>
+              <w:tab w:val="right" w:leader="dot" w:pos="9962"/>
+            </w:tabs>
+            <w:rPr>
+              <w:rFonts w:eastAsiaTheme="minorEastAsia"/>
+              <w:noProof/>
+              <w:sz w:val="24"/>
+              <w:szCs w:val="24"/>
+              <w:lang w:val="es-ES" w:eastAsia="es-ES"/>
+            </w:rPr>
+          </w:pPr>
+          <w:hyperlink w:anchor="_Toc225947386" w:history="1">
+            <w:r>
+              <w:rPr>
+                <w:rStyle w:val="Hipervnculo"/>
+                <w:noProof/>
+              </w:rPr>
+              <w:t>3.2. Función ecológica de las áreas de conservación dentro del predio</w:t>
+            </w:r>
+            <w:r>
+              <w:rPr>
+                <w:noProof/>
+                <w:webHidden/>
+              </w:rPr>
+              <w:tab/>
+            </w:r>
+            <w:r>
+              <w:rPr>
+                <w:noProof/>
+                <w:webHidden/>
+              </w:rPr>
+              <w:fldChar w:fldCharType="begin"/>
+            </w:r>
+            <w:r>
+              <w:rPr>
+                <w:noProof/>
+                <w:webHidden/>
+              </w:rPr>
+              <w:instrText xml:space="preserve"> PAGEREF _Toc225947386 \h </w:instrText>
+            </w:r>
+            <w:r>
+              <w:rPr>
+                <w:noProof/>
+                <w:webHidden/>
+              </w:rPr>
+            </w:r>
+            <w:r>
+              <w:rPr>
+                <w:noProof/>
+                <w:webHidden/>
+              </w:rPr>
+              <w:fldChar w:fldCharType="separate"/>
+            </w:r>
+            <w:r>
+              <w:rPr>
+                <w:noProof/>
+                <w:webHidden/>
+              </w:rPr>
+              <w:t>32</w:t>
             </w:r>
             <w:r>
               <w:rPr>
@@ -3027,13 +1645,13 @@
               <w:lang w:val="es-ES" w:eastAsia="es-ES"/>
             </w:rPr>
           </w:pPr>
-          <w:hyperlink w:anchor="_Toc217318345" w:history="1">
+          <w:hyperlink w:anchor="_Toc225947387" w:history="1">
             <w:r>
               <w:rPr>
                 <w:rStyle w:val="Hipervnculo"/>
                 <w:noProof/>
               </w:rPr>
-              <w:t>Referencias bibliográficas</w:t>
+              <w:t>4. Gestión de residuos en el predio</w:t>
             </w:r>
             <w:r>
               <w:rPr>
@@ -3054,7 +1672,7 @@
                 <w:noProof/>
                 <w:webHidden/>
               </w:rPr>
-              <w:instrText xml:space="preserve"> PAGEREF _Toc217318345 \h </w:instrText>
+              <w:instrText xml:space="preserve"> PAGEREF _Toc225947387 \h </w:instrText>
             </w:r>
             <w:r>
               <w:rPr>
@@ -3074,7 +1692,151 @@
                 <w:noProof/>
                 <w:webHidden/>
               </w:rPr>
-              <w:t>46</w:t>
+              <w:t>33</w:t>
+            </w:r>
+            <w:r>
+              <w:rPr>
+                <w:noProof/>
+                <w:webHidden/>
+              </w:rPr>
+              <w:fldChar w:fldCharType="end"/>
+            </w:r>
+          </w:hyperlink>
+        </w:p>
+        <w:p>
+          <w:pPr>
+            <w:pStyle w:val="TDC2"/>
+            <w:tabs>
+              <w:tab w:val="right" w:leader="dot" w:pos="9962"/>
+            </w:tabs>
+            <w:rPr>
+              <w:rFonts w:eastAsiaTheme="minorEastAsia"/>
+              <w:noProof/>
+              <w:sz w:val="24"/>
+              <w:szCs w:val="24"/>
+              <w:lang w:val="es-ES" w:eastAsia="es-ES"/>
+            </w:rPr>
+          </w:pPr>
+          <w:hyperlink w:anchor="_Toc225947388" w:history="1">
+            <w:r>
+              <w:rPr>
+                <w:rStyle w:val="Hipervnculo"/>
+                <w:noProof/>
+              </w:rPr>
+              <w:t>4.1. Clasificación de residuos generados en el predio</w:t>
+            </w:r>
+            <w:r>
+              <w:rPr>
+                <w:noProof/>
+                <w:webHidden/>
+              </w:rPr>
+              <w:tab/>
+            </w:r>
+            <w:r>
+              <w:rPr>
+                <w:noProof/>
+                <w:webHidden/>
+              </w:rPr>
+              <w:fldChar w:fldCharType="begin"/>
+            </w:r>
+            <w:r>
+              <w:rPr>
+                <w:noProof/>
+                <w:webHidden/>
+              </w:rPr>
+              <w:instrText xml:space="preserve"> PAGEREF _Toc225947388 \h </w:instrText>
+            </w:r>
+            <w:r>
+              <w:rPr>
+                <w:noProof/>
+                <w:webHidden/>
+              </w:rPr>
+            </w:r>
+            <w:r>
+              <w:rPr>
+                <w:noProof/>
+                <w:webHidden/>
+              </w:rPr>
+              <w:fldChar w:fldCharType="separate"/>
+            </w:r>
+            <w:r>
+              <w:rPr>
+                <w:noProof/>
+                <w:webHidden/>
+              </w:rPr>
+              <w:t>33</w:t>
+            </w:r>
+            <w:r>
+              <w:rPr>
+                <w:noProof/>
+                <w:webHidden/>
+              </w:rPr>
+              <w:fldChar w:fldCharType="end"/>
+            </w:r>
+          </w:hyperlink>
+        </w:p>
+        <w:p>
+          <w:pPr>
+            <w:pStyle w:val="TDC2"/>
+            <w:tabs>
+              <w:tab w:val="right" w:leader="dot" w:pos="9962"/>
+            </w:tabs>
+            <w:rPr>
+              <w:rFonts w:eastAsiaTheme="minorEastAsia"/>
+              <w:noProof/>
+              <w:sz w:val="24"/>
+              <w:szCs w:val="24"/>
+              <w:lang w:val="es-ES" w:eastAsia="es-ES"/>
+            </w:rPr>
+          </w:pPr>
+          <w:hyperlink w:anchor="_Toc225947389" w:history="1">
+            <w:r>
+              <w:rPr>
+                <w:rStyle w:val="Hipervnculo"/>
+                <w:noProof/>
+              </w:rPr>
+              <w:t>4.2. Impactos ambientales de una mala gestión</w:t>
+            </w:r>
+            <w:r>
+              <w:rPr>
+                <w:noProof/>
+                <w:webHidden/>
+              </w:rPr>
+              <w:tab/>
+            </w:r>
+            <w:r>
+              <w:rPr>
+                <w:noProof/>
+                <w:webHidden/>
+              </w:rPr>
+              <w:fldChar w:fldCharType="begin"/>
+            </w:r>
+            <w:r>
+              <w:rPr>
+                <w:noProof/>
+                <w:webHidden/>
+              </w:rPr>
+              <w:instrText xml:space="preserve"> PAGEREF _Toc225947389 \h </w:instrText>
+            </w:r>
+            <w:r>
+              <w:rPr>
+                <w:noProof/>
+                <w:webHidden/>
+              </w:rPr>
+            </w:r>
+            <w:r>
+              <w:rPr>
+                <w:noProof/>
+                <w:webHidden/>
+              </w:rPr>
+              <w:fldChar w:fldCharType="separate"/>
+            </w:r>
+            <w:r>
+              <w:rPr>
+                <w:noProof/>
+                <w:webHidden/>
+              </w:rPr>
+              <w:t>34</w:t>
             </w:r>
             <w:r>
               <w:rPr>
@@ -3099,12 +1861,732 @@
               <w:lang w:val="es-ES" w:eastAsia="es-ES"/>
             </w:rPr>
           </w:pPr>
-          <w:hyperlink w:anchor="_Toc217318346" w:history="1">
+          <w:hyperlink w:anchor="_Toc225947390" w:history="1">
             <w:r>
               <w:rPr>
                 <w:rStyle w:val="Hipervnculo"/>
                 <w:noProof/>
               </w:rPr>
+              <w:t>5. Elaboración de mapas ambientales</w:t>
+            </w:r>
+            <w:r>
+              <w:rPr>
+                <w:noProof/>
+                <w:webHidden/>
+              </w:rPr>
+              <w:tab/>
+            </w:r>
+            <w:r>
+              <w:rPr>
+                <w:noProof/>
+                <w:webHidden/>
+              </w:rPr>
+              <w:fldChar w:fldCharType="begin"/>
+            </w:r>
+            <w:r>
+              <w:rPr>
+                <w:noProof/>
+                <w:webHidden/>
+              </w:rPr>
+              <w:instrText xml:space="preserve"> PAGEREF _Toc225947390 \h </w:instrText>
+            </w:r>
+            <w:r>
+              <w:rPr>
+                <w:noProof/>
+                <w:webHidden/>
+              </w:rPr>
+            </w:r>
+            <w:r>
+              <w:rPr>
+                <w:noProof/>
+                <w:webHidden/>
+              </w:rPr>
+              <w:fldChar w:fldCharType="separate"/>
+            </w:r>
+            <w:r>
+              <w:rPr>
+                <w:noProof/>
+                <w:webHidden/>
+              </w:rPr>
+              <w:t>36</w:t>
+            </w:r>
+            <w:r>
+              <w:rPr>
+                <w:noProof/>
+                <w:webHidden/>
+              </w:rPr>
+              <w:fldChar w:fldCharType="end"/>
+            </w:r>
+          </w:hyperlink>
+        </w:p>
+        <w:p>
+          <w:pPr>
+            <w:pStyle w:val="TDC2"/>
+            <w:tabs>
+              <w:tab w:val="right" w:leader="dot" w:pos="9962"/>
+            </w:tabs>
+            <w:rPr>
+              <w:rFonts w:eastAsiaTheme="minorEastAsia"/>
+              <w:noProof/>
+              <w:sz w:val="24"/>
+              <w:szCs w:val="24"/>
+              <w:lang w:val="es-ES" w:eastAsia="es-ES"/>
+            </w:rPr>
+          </w:pPr>
+          <w:hyperlink w:anchor="_Toc225947391" w:history="1">
+            <w:r>
+              <w:rPr>
+                <w:rStyle w:val="Hipervnculo"/>
+                <w:noProof/>
+              </w:rPr>
+              <w:t>5.1. Uso y cobertura del suelo</w:t>
+            </w:r>
+            <w:r>
+              <w:rPr>
+                <w:noProof/>
+                <w:webHidden/>
+              </w:rPr>
+              <w:tab/>
+            </w:r>
+            <w:r>
+              <w:rPr>
+                <w:noProof/>
+                <w:webHidden/>
+              </w:rPr>
+              <w:fldChar w:fldCharType="begin"/>
+            </w:r>
+            <w:r>
+              <w:rPr>
+                <w:noProof/>
+                <w:webHidden/>
+              </w:rPr>
+              <w:instrText xml:space="preserve"> PAGEREF _Toc225947391 \h </w:instrText>
+            </w:r>
+            <w:r>
+              <w:rPr>
+                <w:noProof/>
+                <w:webHidden/>
+              </w:rPr>
+            </w:r>
+            <w:r>
+              <w:rPr>
+                <w:noProof/>
+                <w:webHidden/>
+              </w:rPr>
+              <w:fldChar w:fldCharType="separate"/>
+            </w:r>
+            <w:r>
+              <w:rPr>
+                <w:noProof/>
+                <w:webHidden/>
+              </w:rPr>
+              <w:t>37</w:t>
+            </w:r>
+            <w:r>
+              <w:rPr>
+                <w:noProof/>
+                <w:webHidden/>
+              </w:rPr>
+              <w:fldChar w:fldCharType="end"/>
+            </w:r>
+          </w:hyperlink>
+        </w:p>
+        <w:p>
+          <w:pPr>
+            <w:pStyle w:val="TDC2"/>
+            <w:tabs>
+              <w:tab w:val="right" w:leader="dot" w:pos="9962"/>
+            </w:tabs>
+            <w:rPr>
+              <w:rFonts w:eastAsiaTheme="minorEastAsia"/>
+              <w:noProof/>
+              <w:sz w:val="24"/>
+              <w:szCs w:val="24"/>
+              <w:lang w:val="es-ES" w:eastAsia="es-ES"/>
+            </w:rPr>
+          </w:pPr>
+          <w:hyperlink w:anchor="_Toc225947392" w:history="1">
+            <w:r>
+              <w:rPr>
+                <w:rStyle w:val="Hipervnculo"/>
+                <w:noProof/>
+              </w:rPr>
+              <w:t>5.2. Pendientes y relieve</w:t>
+            </w:r>
+            <w:r>
+              <w:rPr>
+                <w:noProof/>
+                <w:webHidden/>
+              </w:rPr>
+              <w:tab/>
+            </w:r>
+            <w:r>
+              <w:rPr>
+                <w:noProof/>
+                <w:webHidden/>
+              </w:rPr>
+              <w:fldChar w:fldCharType="begin"/>
+            </w:r>
+            <w:r>
+              <w:rPr>
+                <w:noProof/>
+                <w:webHidden/>
+              </w:rPr>
+              <w:instrText xml:space="preserve"> PAGEREF _Toc225947392 \h </w:instrText>
+            </w:r>
+            <w:r>
+              <w:rPr>
+                <w:noProof/>
+                <w:webHidden/>
+              </w:rPr>
+            </w:r>
+            <w:r>
+              <w:rPr>
+                <w:noProof/>
+                <w:webHidden/>
+              </w:rPr>
+              <w:fldChar w:fldCharType="separate"/>
+            </w:r>
+            <w:r>
+              <w:rPr>
+                <w:noProof/>
+                <w:webHidden/>
+              </w:rPr>
+              <w:t>38</w:t>
+            </w:r>
+            <w:r>
+              <w:rPr>
+                <w:noProof/>
+                <w:webHidden/>
+              </w:rPr>
+              <w:fldChar w:fldCharType="end"/>
+            </w:r>
+          </w:hyperlink>
+        </w:p>
+        <w:p>
+          <w:pPr>
+            <w:pStyle w:val="TDC2"/>
+            <w:tabs>
+              <w:tab w:val="right" w:leader="dot" w:pos="9962"/>
+            </w:tabs>
+            <w:rPr>
+              <w:rFonts w:eastAsiaTheme="minorEastAsia"/>
+              <w:noProof/>
+              <w:sz w:val="24"/>
+              <w:szCs w:val="24"/>
+              <w:lang w:val="es-ES" w:eastAsia="es-ES"/>
+            </w:rPr>
+          </w:pPr>
+          <w:hyperlink w:anchor="_Toc225947393" w:history="1">
+            <w:r>
+              <w:rPr>
+                <w:rStyle w:val="Hipervnculo"/>
+                <w:noProof/>
+              </w:rPr>
+              <w:t>5.3. Zonas de riesgo y áreas degradadas</w:t>
+            </w:r>
+            <w:r>
+              <w:rPr>
+                <w:noProof/>
+                <w:webHidden/>
+              </w:rPr>
+              <w:tab/>
+            </w:r>
+            <w:r>
+              <w:rPr>
+                <w:noProof/>
+                <w:webHidden/>
+              </w:rPr>
+              <w:fldChar w:fldCharType="begin"/>
+            </w:r>
+            <w:r>
+              <w:rPr>
+                <w:noProof/>
+                <w:webHidden/>
+              </w:rPr>
+              <w:instrText xml:space="preserve"> PAGEREF _Toc225947393 \h </w:instrText>
+            </w:r>
+            <w:r>
+              <w:rPr>
+                <w:noProof/>
+                <w:webHidden/>
+              </w:rPr>
+            </w:r>
+            <w:r>
+              <w:rPr>
+                <w:noProof/>
+                <w:webHidden/>
+              </w:rPr>
+              <w:fldChar w:fldCharType="separate"/>
+            </w:r>
+            <w:r>
+              <w:rPr>
+                <w:noProof/>
+                <w:webHidden/>
+              </w:rPr>
+              <w:t>38</w:t>
+            </w:r>
+            <w:r>
+              <w:rPr>
+                <w:noProof/>
+                <w:webHidden/>
+              </w:rPr>
+              <w:fldChar w:fldCharType="end"/>
+            </w:r>
+          </w:hyperlink>
+        </w:p>
+        <w:p>
+          <w:pPr>
+            <w:pStyle w:val="TDC2"/>
+            <w:tabs>
+              <w:tab w:val="right" w:leader="dot" w:pos="9962"/>
+            </w:tabs>
+            <w:rPr>
+              <w:rFonts w:eastAsiaTheme="minorEastAsia"/>
+              <w:noProof/>
+              <w:sz w:val="24"/>
+              <w:szCs w:val="24"/>
+              <w:lang w:val="es-ES" w:eastAsia="es-ES"/>
+            </w:rPr>
+          </w:pPr>
+          <w:hyperlink w:anchor="_Toc225947394" w:history="1">
+            <w:r>
+              <w:rPr>
+                <w:rStyle w:val="Hipervnculo"/>
+                <w:noProof/>
+              </w:rPr>
+              <w:t>5.4. Distribución de recursos hídricos</w:t>
+            </w:r>
+            <w:r>
+              <w:rPr>
+                <w:noProof/>
+                <w:webHidden/>
+              </w:rPr>
+              <w:tab/>
+            </w:r>
+            <w:r>
+              <w:rPr>
+                <w:noProof/>
+                <w:webHidden/>
+              </w:rPr>
+              <w:fldChar w:fldCharType="begin"/>
+            </w:r>
+            <w:r>
+              <w:rPr>
+                <w:noProof/>
+                <w:webHidden/>
+              </w:rPr>
+              <w:instrText xml:space="preserve"> PAGEREF _Toc225947394 \h </w:instrText>
+            </w:r>
+            <w:r>
+              <w:rPr>
+                <w:noProof/>
+                <w:webHidden/>
+              </w:rPr>
+            </w:r>
+            <w:r>
+              <w:rPr>
+                <w:noProof/>
+                <w:webHidden/>
+              </w:rPr>
+              <w:fldChar w:fldCharType="separate"/>
+            </w:r>
+            <w:r>
+              <w:rPr>
+                <w:noProof/>
+                <w:webHidden/>
+              </w:rPr>
+              <w:t>39</w:t>
+            </w:r>
+            <w:r>
+              <w:rPr>
+                <w:noProof/>
+                <w:webHidden/>
+              </w:rPr>
+              <w:fldChar w:fldCharType="end"/>
+            </w:r>
+          </w:hyperlink>
+        </w:p>
+        <w:p>
+          <w:pPr>
+            <w:pStyle w:val="TDC2"/>
+            <w:tabs>
+              <w:tab w:val="right" w:leader="dot" w:pos="9962"/>
+            </w:tabs>
+            <w:rPr>
+              <w:rFonts w:eastAsiaTheme="minorEastAsia"/>
+              <w:noProof/>
+              <w:sz w:val="24"/>
+              <w:szCs w:val="24"/>
+              <w:lang w:val="es-ES" w:eastAsia="es-ES"/>
+            </w:rPr>
+          </w:pPr>
+          <w:hyperlink w:anchor="_Toc225947395" w:history="1">
+            <w:r>
+              <w:rPr>
+                <w:rStyle w:val="Hipervnculo"/>
+                <w:noProof/>
+              </w:rPr>
+              <w:t>5.5. Fichas de diagnóstico: síntesis territorial para la toma de decisiones</w:t>
+            </w:r>
+            <w:r>
+              <w:rPr>
+                <w:noProof/>
+                <w:webHidden/>
+              </w:rPr>
+              <w:tab/>
+            </w:r>
+            <w:r>
+              <w:rPr>
+                <w:noProof/>
+                <w:webHidden/>
+              </w:rPr>
+              <w:fldChar w:fldCharType="begin"/>
+            </w:r>
+            <w:r>
+              <w:rPr>
+                <w:noProof/>
+                <w:webHidden/>
+              </w:rPr>
+              <w:instrText xml:space="preserve"> PAGEREF _Toc225947395 \h </w:instrText>
+            </w:r>
+            <w:r>
+              <w:rPr>
+                <w:noProof/>
+                <w:webHidden/>
+              </w:rPr>
+            </w:r>
+            <w:r>
+              <w:rPr>
+                <w:noProof/>
+                <w:webHidden/>
+              </w:rPr>
+              <w:fldChar w:fldCharType="separate"/>
+            </w:r>
+            <w:r>
+              <w:rPr>
+                <w:noProof/>
+                <w:webHidden/>
+              </w:rPr>
+              <w:t>39</w:t>
+            </w:r>
+            <w:r>
+              <w:rPr>
+                <w:noProof/>
+                <w:webHidden/>
+              </w:rPr>
+              <w:fldChar w:fldCharType="end"/>
+            </w:r>
+          </w:hyperlink>
+        </w:p>
+        <w:p>
+          <w:pPr>
+            <w:pStyle w:val="TDC1"/>
+            <w:tabs>
+              <w:tab w:val="right" w:leader="dot" w:pos="9962"/>
+            </w:tabs>
+            <w:rPr>
+              <w:rFonts w:eastAsiaTheme="minorEastAsia"/>
+              <w:noProof/>
+              <w:sz w:val="24"/>
+              <w:szCs w:val="24"/>
+              <w:lang w:val="es-ES" w:eastAsia="es-ES"/>
+            </w:rPr>
+          </w:pPr>
+          <w:hyperlink w:anchor="_Toc225947396" w:history="1">
+            <w:r>
+              <w:rPr>
+                <w:rStyle w:val="Hipervnculo"/>
+                <w:noProof/>
+              </w:rPr>
+              <w:t>Síntesis</w:t>
+            </w:r>
+            <w:r>
+              <w:rPr>
+                <w:noProof/>
+                <w:webHidden/>
+              </w:rPr>
+              <w:tab/>
+            </w:r>
+            <w:r>
+              <w:rPr>
+                <w:noProof/>
+                <w:webHidden/>
+              </w:rPr>
+              <w:fldChar w:fldCharType="begin"/>
+            </w:r>
+            <w:r>
+              <w:rPr>
+                <w:noProof/>
+                <w:webHidden/>
+              </w:rPr>
+              <w:instrText xml:space="preserve"> PAGEREF _Toc225947396 \h </w:instrText>
+            </w:r>
+            <w:r>
+              <w:rPr>
+                <w:noProof/>
+                <w:webHidden/>
+              </w:rPr>
+            </w:r>
+            <w:r>
+              <w:rPr>
+                <w:noProof/>
+                <w:webHidden/>
+              </w:rPr>
+              <w:fldChar w:fldCharType="separate"/>
+            </w:r>
+            <w:r>
+              <w:rPr>
+                <w:noProof/>
+                <w:webHidden/>
+              </w:rPr>
+              <w:t>41</w:t>
+            </w:r>
+            <w:r>
+              <w:rPr>
+                <w:noProof/>
+                <w:webHidden/>
+              </w:rPr>
+              <w:fldChar w:fldCharType="end"/>
+            </w:r>
+          </w:hyperlink>
+        </w:p>
+        <w:p>
+          <w:pPr>
+            <w:pStyle w:val="TDC1"/>
+            <w:tabs>
+              <w:tab w:val="right" w:leader="dot" w:pos="9962"/>
+            </w:tabs>
+            <w:rPr>
+              <w:rFonts w:eastAsiaTheme="minorEastAsia"/>
+              <w:noProof/>
+              <w:sz w:val="24"/>
+              <w:szCs w:val="24"/>
+              <w:lang w:val="es-ES" w:eastAsia="es-ES"/>
+            </w:rPr>
+          </w:pPr>
+          <w:hyperlink w:anchor="_Toc225947397" w:history="1">
+            <w:r>
+              <w:rPr>
+                <w:rStyle w:val="Hipervnculo"/>
+                <w:noProof/>
+              </w:rPr>
+              <w:t>Material complementario</w:t>
+            </w:r>
+            <w:r>
+              <w:rPr>
+                <w:noProof/>
+                <w:webHidden/>
+              </w:rPr>
+              <w:tab/>
+            </w:r>
+            <w:r>
+              <w:rPr>
+                <w:noProof/>
+                <w:webHidden/>
+              </w:rPr>
+              <w:fldChar w:fldCharType="begin"/>
+            </w:r>
+            <w:r>
+              <w:rPr>
+                <w:noProof/>
+                <w:webHidden/>
+              </w:rPr>
+              <w:instrText xml:space="preserve"> PAGEREF _Toc225947397 \h </w:instrText>
+            </w:r>
+            <w:r>
+              <w:rPr>
+                <w:noProof/>
+                <w:webHidden/>
+              </w:rPr>
+            </w:r>
+            <w:r>
+              <w:rPr>
+                <w:noProof/>
+                <w:webHidden/>
+              </w:rPr>
+              <w:fldChar w:fldCharType="separate"/>
+            </w:r>
+            <w:r>
+              <w:rPr>
+                <w:noProof/>
+                <w:webHidden/>
+              </w:rPr>
+              <w:t>42</w:t>
+            </w:r>
+            <w:r>
+              <w:rPr>
+                <w:noProof/>
+                <w:webHidden/>
+              </w:rPr>
+              <w:fldChar w:fldCharType="end"/>
+            </w:r>
+          </w:hyperlink>
+        </w:p>
+        <w:p>
+          <w:pPr>
+            <w:pStyle w:val="TDC1"/>
+            <w:tabs>
+              <w:tab w:val="right" w:leader="dot" w:pos="9962"/>
+            </w:tabs>
+            <w:rPr>
+              <w:rFonts w:eastAsiaTheme="minorEastAsia"/>
+              <w:noProof/>
+              <w:sz w:val="24"/>
+              <w:szCs w:val="24"/>
+              <w:lang w:val="es-ES" w:eastAsia="es-ES"/>
+            </w:rPr>
+          </w:pPr>
+          <w:hyperlink w:anchor="_Toc225947398" w:history="1">
+            <w:r>
+              <w:rPr>
+                <w:rStyle w:val="Hipervnculo"/>
+                <w:noProof/>
+              </w:rPr>
+              <w:t>Glosario</w:t>
+            </w:r>
+            <w:r>
+              <w:rPr>
+                <w:noProof/>
+                <w:webHidden/>
+              </w:rPr>
+              <w:tab/>
+            </w:r>
+            <w:r>
+              <w:rPr>
+                <w:noProof/>
+                <w:webHidden/>
+              </w:rPr>
+              <w:fldChar w:fldCharType="begin"/>
+            </w:r>
+            <w:r>
+              <w:rPr>
+                <w:noProof/>
+                <w:webHidden/>
+              </w:rPr>
+              <w:instrText xml:space="preserve"> PAGEREF _Toc225947398 \h </w:instrText>
+            </w:r>
+            <w:r>
+              <w:rPr>
+                <w:noProof/>
+                <w:webHidden/>
+              </w:rPr>
+            </w:r>
+            <w:r>
+              <w:rPr>
+                <w:noProof/>
+                <w:webHidden/>
+              </w:rPr>
+              <w:fldChar w:fldCharType="separate"/>
+            </w:r>
+            <w:r>
+              <w:rPr>
+                <w:noProof/>
+                <w:webHidden/>
+              </w:rPr>
+              <w:t>43</w:t>
+            </w:r>
+            <w:r>
+              <w:rPr>
+                <w:noProof/>
+                <w:webHidden/>
+              </w:rPr>
+              <w:fldChar w:fldCharType="end"/>
+            </w:r>
+          </w:hyperlink>
+        </w:p>
+        <w:p>
+          <w:pPr>
+            <w:pStyle w:val="TDC1"/>
+            <w:tabs>
+              <w:tab w:val="right" w:leader="dot" w:pos="9962"/>
+            </w:tabs>
+            <w:rPr>
+              <w:rFonts w:eastAsiaTheme="minorEastAsia"/>
+              <w:noProof/>
+              <w:sz w:val="24"/>
+              <w:szCs w:val="24"/>
+              <w:lang w:val="es-ES" w:eastAsia="es-ES"/>
+            </w:rPr>
+          </w:pPr>
+          <w:hyperlink w:anchor="_Toc225947399" w:history="1">
+            <w:r>
+              <w:rPr>
+                <w:rStyle w:val="Hipervnculo"/>
+                <w:noProof/>
+              </w:rPr>
+              <w:t>Referencias bibliográficas</w:t>
+            </w:r>
+            <w:r>
+              <w:rPr>
+                <w:noProof/>
+                <w:webHidden/>
+              </w:rPr>
+              <w:tab/>
+            </w:r>
+            <w:r>
+              <w:rPr>
+                <w:noProof/>
+                <w:webHidden/>
+              </w:rPr>
+              <w:fldChar w:fldCharType="begin"/>
+            </w:r>
+            <w:r>
+              <w:rPr>
+                <w:noProof/>
+                <w:webHidden/>
+              </w:rPr>
+              <w:instrText xml:space="preserve"> PAGEREF _Toc225947399 \h </w:instrText>
+            </w:r>
+            <w:r>
+              <w:rPr>
+                <w:noProof/>
+                <w:webHidden/>
+              </w:rPr>
+            </w:r>
+            <w:r>
+              <w:rPr>
+                <w:noProof/>
+                <w:webHidden/>
+              </w:rPr>
+              <w:fldChar w:fldCharType="separate"/>
+            </w:r>
+            <w:r>
+              <w:rPr>
+                <w:noProof/>
+                <w:webHidden/>
+              </w:rPr>
+              <w:t>45</w:t>
+            </w:r>
+            <w:r>
+              <w:rPr>
+                <w:noProof/>
+                <w:webHidden/>
+              </w:rPr>
+              <w:fldChar w:fldCharType="end"/>
+            </w:r>
+          </w:hyperlink>
+        </w:p>
+        <w:p>
+          <w:pPr>
+            <w:pStyle w:val="TDC1"/>
+            <w:tabs>
+              <w:tab w:val="right" w:leader="dot" w:pos="9962"/>
+            </w:tabs>
+            <w:rPr>
+              <w:rFonts w:eastAsiaTheme="minorEastAsia"/>
+              <w:noProof/>
+              <w:sz w:val="24"/>
+              <w:szCs w:val="24"/>
+              <w:lang w:val="es-ES" w:eastAsia="es-ES"/>
+            </w:rPr>
+          </w:pPr>
+          <w:hyperlink w:anchor="_Toc225947400" w:history="1">
+            <w:r>
+              <w:rPr>
+                <w:rStyle w:val="Hipervnculo"/>
+                <w:noProof/>
+              </w:rPr>
               <w:t>Créditos</w:t>
             </w:r>
             <w:r>
@@ -3126,7 +2608,7 @@
                 <w:noProof/>
                 <w:webHidden/>
               </w:rPr>
-              <w:instrText xml:space="preserve"> PAGEREF _Toc217318346 \h </w:instrText>
+              <w:instrText xml:space="preserve"> PAGEREF _Toc225947400 \h </w:instrText>
             </w:r>
             <w:r>
               <w:rPr>
@@ -3146,7 +2628,7 @@
                 <w:noProof/>
                 <w:webHidden/>
               </w:rPr>
-              <w:t>49</w:t>
+              <w:t>48</w:t>
             </w:r>
             <w:r>
               <w:rPr>
@@ -3171,7 +2653,7 @@
       <w:pPr>
         <w:pStyle w:val="Titulosgenerales"/>
       </w:pPr>
-      <w:bookmarkStart w:id="0" w:name="_Toc217318318"/>
+      <w:bookmarkStart w:id="0" w:name="_Toc225947372"/>
       <w:r>
         <w:lastRenderedPageBreak/>
         <w:t>Introducción</w:t>
@@ -3190,7 +2672,13 @@
     </w:p>
     <w:p>
       <w:r>
-        <w:t>Este componente promueve el uso del Instrumento de Planificación Predial para la Transición Agroecológica (IPPTA) como guía metodológica para valorar fuentes hídricas, áreas de conservación y gestión de residuos, integrando técnicas participativas, bioindicadores y mapas temáticos. Se busca fortalecer la autonomía territorial, el monitoreo comunitario y la capacidad de los actores locales para regenerar sus agroecosistemas desde el cuidado, la equidad y la resiliencia.</w:t>
+        <w:t xml:space="preserve">Este componente promueve el uso del </w:t>
+      </w:r>
+      <w:r>
+        <w:t>Instrumento de Planificación Predial para la Transición Agroecológica (IPPTA)</w:t>
+      </w:r>
+      <w:r>
+        <w:t xml:space="preserve"> como guía metodológica para valorar fuentes hídricas, áreas de conservación y gestión de residuos, integrando técnicas participativas, bioindicadores y mapas temáticos. Se busca fortalecer la autonomía territorial, el monitoreo comunitario y la capacidad de los actores locales para regenerar sus agroecosistemas desde el cuidado, la equidad y la resiliencia.</w:t>
       </w:r>
     </w:p>
     <w:p/>
@@ -3204,8 +2692,12 @@
     <w:p>
       <w:pPr>
         <w:pStyle w:val="Ttulo1"/>
-      </w:pPr>
-      <w:bookmarkStart w:id="1" w:name="_Toc217318319"/>
+        <w:numPr>
+          <w:ilvl w:val="0"/>
+          <w:numId w:val="59"/>
+        </w:numPr>
+      </w:pPr>
+      <w:bookmarkStart w:id="1" w:name="_Toc225947373"/>
       <w:r>
         <w:lastRenderedPageBreak/>
         <w:t>Fundamentos ambientales de la transición</w:t>
@@ -3222,14 +2714,38 @@
         <w:rPr>
           <w:lang w:val="es-419" w:eastAsia="es-CO"/>
         </w:rPr>
-        <w:t>La transición agroecológica no puede comprenderse sin reconocer la crisis ecológica global y sus manifestaciones específicas en los territorios rurales. Esta unidad temática permite analizar las causas estructurales del colapso ecosistémico, los impactos del modelo agroindustrial sobre los equilibrios naturales y la urgencia de recuperar prácticas de cuidado, diversidad y planificación predial adaptada a los límites planetarios.</w:t>
+        <w:t>La transición agroecológica no puede comprenderse sin reconocer la</w:t>
+      </w:r>
+      <w:r>
+        <w:rPr>
+          <w:lang w:val="es-419" w:eastAsia="es-CO"/>
+        </w:rPr>
+        <w:t xml:space="preserve"> crisis ecológica global</w:t>
+      </w:r>
+      <w:r>
+        <w:rPr>
+          <w:lang w:val="es-419" w:eastAsia="es-CO"/>
+        </w:rPr>
+        <w:t xml:space="preserve"> y sus manifestaciones específicas en los territorios rurales. Esta unidad temática permite analizar las </w:t>
+      </w:r>
+      <w:r>
+        <w:rPr>
+          <w:lang w:val="es-419" w:eastAsia="es-CO"/>
+        </w:rPr>
+        <w:t>causas estructurales del colapso ecosistémico</w:t>
+      </w:r>
+      <w:r>
+        <w:rPr>
+          <w:lang w:val="es-419" w:eastAsia="es-CO"/>
+        </w:rPr>
+        <w:t>, los impactos del modelo agroindustrial sobre los equilibrios naturales y la urgencia de recuperar prácticas de cuidado, diversidad y planificación predial adaptada a los límites planetarios.</w:t>
       </w:r>
     </w:p>
     <w:p>
       <w:pPr>
         <w:pStyle w:val="Ttulo2"/>
       </w:pPr>
-      <w:bookmarkStart w:id="2" w:name="_Toc217318320"/>
+      <w:bookmarkStart w:id="2" w:name="_Toc225947374"/>
       <w:r>
         <w:t>Crisis planetaria y colapso ecosistémico</w:t>
       </w:r>
@@ -3245,7 +2761,31 @@
         <w:rPr>
           <w:lang w:val="es-419" w:eastAsia="es-CO"/>
         </w:rPr>
-        <w:t xml:space="preserve">La actual crisis planetaria se manifiesta en la acelerada degradación de los ecosistemas, el cambio climático, la pérdida de biodiversidad, la contaminación de suelos y aguas, y el agotamiento de los ciclos naturales que sostienen la vida. Este colapso ambiental no es un fenómeno aislado, sino el resultado de un modelo de desarrollo que ha roto los equilibrios ecológicos, fragmentado los paisajes y subordinado la naturaleza a lógicas anti naturales, como la uniformidad biológica y el </w:t>
+        <w:t xml:space="preserve">La actual crisis planetaria se manifiesta en la acelerada degradación de los ecosistemas, </w:t>
+      </w:r>
+      <w:r>
+        <w:rPr>
+          <w:lang w:val="es-419" w:eastAsia="es-CO"/>
+        </w:rPr>
+        <w:t>el cambio climático, la pérdida de biodiversidad, la contaminación de suelos y aguas, y el agotamiento de los ciclos naturales</w:t>
+      </w:r>
+      <w:r>
+        <w:rPr>
+          <w:lang w:val="es-419" w:eastAsia="es-CO"/>
+        </w:rPr>
+        <w:t xml:space="preserve"> que sostienen la vida. Este colapso ambiental no es un fenómeno aislado, sino el resultado de un modelo de desarrollo que ha roto los equilibrios ecológicos, fragmentado los paisajes y subordinado la naturaleza a lógicas anti</w:t>
+      </w:r>
+      <w:r>
+        <w:rPr>
+          <w:lang w:val="es-419" w:eastAsia="es-CO"/>
+        </w:rPr>
+        <w:t>n</w:t>
+      </w:r>
+      <w:r>
+        <w:rPr>
+          <w:lang w:val="es-419" w:eastAsia="es-CO"/>
+        </w:rPr>
+        <w:t xml:space="preserve">aturales, como la uniformidad biológica y el </w:t>
       </w:r>
       <w:proofErr w:type="spellStart"/>
       <w:r>
@@ -3463,16 +3003,9 @@
     </w:p>
     <w:p>
       <w:pPr>
-        <w:rPr>
-          <w:lang w:val="es-419" w:eastAsia="es-CO"/>
-        </w:rPr>
-      </w:pPr>
-    </w:p>
-    <w:p>
-      <w:pPr>
         <w:pStyle w:val="Ttulo2"/>
       </w:pPr>
-      <w:bookmarkStart w:id="3" w:name="_Toc217318321"/>
+      <w:bookmarkStart w:id="3" w:name="_Toc225947375"/>
       <w:r>
         <w:t>Límites planetarios y resiliencia territorial</w:t>
       </w:r>
@@ -3591,8 +3124,14 @@
         <w:rPr>
           <w:lang w:val="es-419" w:eastAsia="es-CO"/>
         </w:rPr>
+        <w:t xml:space="preserve">La transgresión de estos umbrales no genera impactos graduales, sino que puede activar puntos de inflexión: momentos críticos en los que los ecosistemas colapsan, pierden su capacidad de regeneración y entran en estados irreversibles de degradación. </w:t>
+      </w:r>
+      <w:r>
+        <w:rPr>
+          <w:lang w:val="es-419" w:eastAsia="es-CO"/>
+        </w:rPr>
         <w:lastRenderedPageBreak/>
-        <w:t>La transgresión de estos umbrales no genera impactos graduales, sino que puede activar puntos de inflexión: momentos críticos en los que los ecosistemas colapsan, pierden su capacidad de regeneración y entran en estados irreversibles de degradación. El modelo de agricultura convencional ha contribuido directamente a cruzar varios de estos límites, acelerando procesos como:</w:t>
+        <w:t>El modelo de agricultura convencional ha contribuido directamente a cruzar varios de estos límites, acelerando procesos como:</w:t>
       </w:r>
     </w:p>
     <w:p>
@@ -3612,6 +3151,12 @@
         </w:rPr>
         <w:t>Deforestación</w:t>
       </w:r>
+      <w:r>
+        <w:rPr>
+          <w:lang w:val="es-419" w:eastAsia="es-CO"/>
+        </w:rPr>
+        <w:t>.</w:t>
+      </w:r>
     </w:p>
     <w:p>
       <w:pPr>
@@ -3630,6 +3175,12 @@
         </w:rPr>
         <w:t>Contaminación</w:t>
       </w:r>
+      <w:r>
+        <w:rPr>
+          <w:lang w:val="es-419" w:eastAsia="es-CO"/>
+        </w:rPr>
+        <w:t>.</w:t>
+      </w:r>
     </w:p>
     <w:p>
       <w:pPr>
@@ -3648,6 +3199,12 @@
         </w:rPr>
         <w:t>Pérdida genética</w:t>
       </w:r>
+      <w:r>
+        <w:rPr>
+          <w:lang w:val="es-419" w:eastAsia="es-CO"/>
+        </w:rPr>
+        <w:t>.</w:t>
+      </w:r>
     </w:p>
     <w:p>
       <w:pPr>
@@ -3666,6 +3223,12 @@
         </w:rPr>
         <w:t>Alteración del clima</w:t>
       </w:r>
+      <w:r>
+        <w:rPr>
+          <w:lang w:val="es-419" w:eastAsia="es-CO"/>
+        </w:rPr>
+        <w:t>.</w:t>
+      </w:r>
     </w:p>
     <w:p>
       <w:pPr>
@@ -3767,6 +3330,27 @@
     </w:p>
     <w:p>
       <w:pPr>
+        <w:pStyle w:val="Ttulo3"/>
+      </w:pPr>
+      <w:r>
+        <w:t>Respuesta agroecológica</w:t>
+      </w:r>
+    </w:p>
+    <w:p>
+      <w:pPr>
+        <w:rPr>
+          <w:lang w:val="es-419" w:eastAsia="es-CO"/>
+        </w:rPr>
+      </w:pPr>
+      <w:r>
+        <w:rPr>
+          <w:lang w:val="es-419" w:eastAsia="es-CO"/>
+        </w:rPr>
+        <w:t>La agroecología plantea una respuesta integral basada en:</w:t>
+      </w:r>
+    </w:p>
+    <w:p>
+      <w:pPr>
         <w:pStyle w:val="Prrafodelista"/>
         <w:numPr>
           <w:ilvl w:val="0"/>
@@ -3780,7 +3364,13 @@
         <w:rPr>
           <w:lang w:val="es-419" w:eastAsia="es-CO"/>
         </w:rPr>
-        <w:t>Respuesta agroecológica</w:t>
+        <w:t>Restauración de equilibrios</w:t>
+      </w:r>
+      <w:r>
+        <w:rPr>
+          <w:lang w:val="es-419" w:eastAsia="es-CO"/>
+        </w:rPr>
+        <w:t>.</w:t>
       </w:r>
     </w:p>
     <w:p>
@@ -3798,7 +3388,13 @@
         <w:rPr>
           <w:lang w:val="es-419" w:eastAsia="es-CO"/>
         </w:rPr>
-        <w:t>La agroecología plantea una respuesta integral basada en:</w:t>
+        <w:t>Diversificación de sistemas productivos</w:t>
+      </w:r>
+      <w:r>
+        <w:rPr>
+          <w:lang w:val="es-419" w:eastAsia="es-CO"/>
+        </w:rPr>
+        <w:t>.</w:t>
       </w:r>
     </w:p>
     <w:p>
@@ -3816,7 +3412,13 @@
         <w:rPr>
           <w:lang w:val="es-419" w:eastAsia="es-CO"/>
         </w:rPr>
-        <w:t>Restauración de equilibrios</w:t>
+        <w:t>Protección de ecosistemas estratégicos</w:t>
+      </w:r>
+      <w:r>
+        <w:rPr>
+          <w:lang w:val="es-419" w:eastAsia="es-CO"/>
+        </w:rPr>
+        <w:t>.</w:t>
       </w:r>
     </w:p>
     <w:p>
@@ -3834,57 +3436,33 @@
         <w:rPr>
           <w:lang w:val="es-419" w:eastAsia="es-CO"/>
         </w:rPr>
-        <w:t>Diversificación de sistemas productivos</w:t>
-      </w:r>
-    </w:p>
-    <w:p>
-      <w:pPr>
-        <w:pStyle w:val="Prrafodelista"/>
-        <w:numPr>
-          <w:ilvl w:val="0"/>
-          <w:numId w:val="12"/>
-        </w:numPr>
-        <w:rPr>
-          <w:lang w:val="es-419" w:eastAsia="es-CO"/>
-        </w:rPr>
-      </w:pPr>
-      <w:r>
-        <w:rPr>
-          <w:lang w:val="es-419" w:eastAsia="es-CO"/>
-        </w:rPr>
-        <w:t>Protección de ecosistemas estratégicos</w:t>
-      </w:r>
-    </w:p>
-    <w:p>
-      <w:pPr>
-        <w:pStyle w:val="Prrafodelista"/>
-        <w:numPr>
-          <w:ilvl w:val="0"/>
-          <w:numId w:val="12"/>
-        </w:numPr>
-        <w:rPr>
-          <w:lang w:val="es-419" w:eastAsia="es-CO"/>
-        </w:rPr>
-      </w:pPr>
-      <w:r>
-        <w:rPr>
-          <w:lang w:val="es-419" w:eastAsia="es-CO"/>
-        </w:rPr>
         <w:t>Fortalecimiento de la conectividad ecológica</w:t>
       </w:r>
-    </w:p>
-    <w:p>
-      <w:pPr>
-        <w:rPr>
-          <w:lang w:val="es-419" w:eastAsia="es-CO"/>
-        </w:rPr>
-      </w:pPr>
+      <w:r>
+        <w:rPr>
+          <w:lang w:val="es-419" w:eastAsia="es-CO"/>
+        </w:rPr>
+        <w:t>.</w:t>
+      </w:r>
+    </w:p>
+    <w:p>
+      <w:pPr>
+        <w:rPr>
+          <w:lang w:val="es-419" w:eastAsia="es-CO"/>
+        </w:rPr>
+      </w:pPr>
+      <w:r>
+        <w:rPr>
+          <w:lang w:val="es-419" w:eastAsia="es-CO"/>
+        </w:rPr>
+        <w:t xml:space="preserve">Reconocer los límites planetarios y anticipar los puntos de inflexión permite orientar la planificación predial hacia prácticas regenerativas, contextualizadas y </w:t>
+      </w:r>
       <w:r>
         <w:rPr>
           <w:lang w:val="es-419" w:eastAsia="es-CO"/>
         </w:rPr>
         <w:lastRenderedPageBreak/>
-        <w:t>Reconocer los límites planetarios y anticipar los puntos de inflexión permite orientar la planificación predial hacia prácticas regenerativas, contextualizadas y sostenidas por el conocimiento local. Esta perspectiva no busca solo evitar el daño, sino reconstruir las condiciones que permiten mantener vivo, diverso y funcional el territorio.</w:t>
+        <w:t>sostenidas por el conocimiento local. Esta perspectiva no busca solo evitar el daño, sino reconstruir las condiciones que permiten mantener vivo, diverso y funcional el territorio.</w:t>
       </w:r>
     </w:p>
     <w:p>
@@ -3986,14 +3564,14 @@
         <w:rPr>
           <w:lang w:val="es-419" w:eastAsia="es-CO"/>
         </w:rPr>
-        <w:t xml:space="preserve">Reconocer los límites planetarios y anticipar los puntos de inflexión climática permite orientar la planificación predial agroecológica hacia prácticas regenerativas, adaptadas al contexto y respaldadas por el conocimiento local. Esta perspectiva no </w:t>
+        <w:t xml:space="preserve">Reconocer los límites planetarios y anticipar los puntos de inflexión climática permite orientar la planificación predial agroecológica hacia prácticas regenerativas, adaptadas al contexto y respaldadas por el conocimiento local. Esta perspectiva no busca solo evitar el daño, sino reconstruir las condiciones ecológicas que permiten que </w:t>
       </w:r>
       <w:r>
         <w:rPr>
           <w:lang w:val="es-419" w:eastAsia="es-CO"/>
         </w:rPr>
         <w:lastRenderedPageBreak/>
-        <w:t>busca solo evitar el daño, sino reconstruir las condiciones ecológicas que permiten que el territorio se mantenga vivo, diverso y funcional frente a los desafíos del cambio climático global.</w:t>
+        <w:t>el territorio se mantenga vivo, diverso y funcional frente a los desafíos del cambio climático global.</w:t>
       </w:r>
     </w:p>
     <w:p>
@@ -4362,14 +3940,14 @@
         <w:rPr>
           <w:lang w:val="es-419" w:eastAsia="es-CO"/>
         </w:rPr>
-        <w:t xml:space="preserve">La degradación ambiental no comenzó con la Revolución Verde, sino con una ruptura mucho más antigua: la violenta transformación impuesta durante la conquista de los territorios, sus pueblos y ecosistemas. Este quiebre marcó el inicio de una lógica de dominación sobre la naturaleza, que reemplazó formas milenarias de vida basadas en la diversidad, el equilibrio y el respeto por los ciclos naturales, por sistemas de </w:t>
+        <w:t xml:space="preserve">La degradación ambiental no comenzó con la Revolución Verde, sino con una ruptura mucho más antigua: la violenta transformación impuesta durante la conquista de los territorios, sus pueblos y ecosistemas. Este quiebre marcó el inicio de una lógica de dominación sobre la naturaleza, que reemplazó formas milenarias de vida basadas en la diversidad, el equilibrio y el respeto por los ciclos naturales, por sistemas de producción extractivos, orientados al control y la homogeneización.  Desde entonces, se </w:t>
       </w:r>
       <w:r>
         <w:rPr>
           <w:lang w:val="es-419" w:eastAsia="es-CO"/>
         </w:rPr>
         <w:lastRenderedPageBreak/>
-        <w:t>producción extractivos, orientados al control y la homogeneización. Desde entonces, se consolidó una visión utilitarista del entorno, que ha:</w:t>
+        <w:t>consolidó una visión utilitarista del entorno. Esta perspectiva se manifiesta en situaciones como:</w:t>
       </w:r>
     </w:p>
     <w:p>
@@ -4377,17 +3955,18 @@
         <w:pStyle w:val="Prrafodelista"/>
         <w:numPr>
           <w:ilvl w:val="0"/>
-          <w:numId w:val="16"/>
+          <w:numId w:val="60"/>
         </w:numPr>
-        <w:rPr>
-          <w:lang w:val="es-419" w:eastAsia="es-CO"/>
-        </w:rPr>
-      </w:pPr>
-      <w:r>
-        <w:rPr>
-          <w:lang w:val="es-419" w:eastAsia="es-CO"/>
-        </w:rPr>
-        <w:t>Fragmentados ecosistemas.</w:t>
+        <w:ind w:left="1418"/>
+        <w:rPr>
+          <w:lang w:val="es-419" w:eastAsia="es-CO"/>
+        </w:rPr>
+      </w:pPr>
+      <w:r>
+        <w:rPr>
+          <w:lang w:val="es-419" w:eastAsia="es-CO"/>
+        </w:rPr>
+        <w:t>La fragmentación de los ecosistemas.</w:t>
       </w:r>
     </w:p>
     <w:p>
@@ -4395,17 +3974,18 @@
         <w:pStyle w:val="Prrafodelista"/>
         <w:numPr>
           <w:ilvl w:val="0"/>
-          <w:numId w:val="16"/>
+          <w:numId w:val="60"/>
         </w:numPr>
-        <w:rPr>
-          <w:lang w:val="es-419" w:eastAsia="es-CO"/>
-        </w:rPr>
-      </w:pPr>
-      <w:r>
-        <w:rPr>
-          <w:lang w:val="es-419" w:eastAsia="es-CO"/>
-        </w:rPr>
-        <w:t>Extinguido especies.</w:t>
+        <w:ind w:left="1418"/>
+        <w:rPr>
+          <w:lang w:val="es-419" w:eastAsia="es-CO"/>
+        </w:rPr>
+      </w:pPr>
+      <w:r>
+        <w:rPr>
+          <w:lang w:val="es-419" w:eastAsia="es-CO"/>
+        </w:rPr>
+        <w:t>La extinción de especies.</w:t>
       </w:r>
     </w:p>
     <w:p>
@@ -4413,17 +3993,18 @@
         <w:pStyle w:val="Prrafodelista"/>
         <w:numPr>
           <w:ilvl w:val="0"/>
-          <w:numId w:val="16"/>
+          <w:numId w:val="60"/>
         </w:numPr>
-        <w:rPr>
-          <w:lang w:val="es-419" w:eastAsia="es-CO"/>
-        </w:rPr>
-      </w:pPr>
-      <w:r>
-        <w:rPr>
-          <w:lang w:val="es-419" w:eastAsia="es-CO"/>
-        </w:rPr>
-        <w:t>Desplazado saberes ancestrales.</w:t>
+        <w:ind w:left="1418"/>
+        <w:rPr>
+          <w:lang w:val="es-419" w:eastAsia="es-CO"/>
+        </w:rPr>
+      </w:pPr>
+      <w:r>
+        <w:rPr>
+          <w:lang w:val="es-419" w:eastAsia="es-CO"/>
+        </w:rPr>
+        <w:t>El desplazamiento de saberes ancestrales.</w:t>
       </w:r>
     </w:p>
     <w:p>
@@ -4431,17 +4012,18 @@
         <w:pStyle w:val="Prrafodelista"/>
         <w:numPr>
           <w:ilvl w:val="0"/>
-          <w:numId w:val="16"/>
+          <w:numId w:val="60"/>
         </w:numPr>
-        <w:rPr>
-          <w:lang w:val="es-419" w:eastAsia="es-CO"/>
-        </w:rPr>
-      </w:pPr>
-      <w:r>
-        <w:rPr>
-          <w:lang w:val="es-419" w:eastAsia="es-CO"/>
-        </w:rPr>
-        <w:t>Debilitado las relaciones simbióticas entre las comunidades humanas y el mundo natural.</w:t>
+        <w:ind w:left="1418"/>
+        <w:rPr>
+          <w:lang w:val="es-419" w:eastAsia="es-CO"/>
+        </w:rPr>
+      </w:pPr>
+      <w:r>
+        <w:rPr>
+          <w:lang w:val="es-419" w:eastAsia="es-CO"/>
+        </w:rPr>
+        <w:t>El debilitamiento de las relaciones simbióticas entre las comunidades humanas y el mundo natural.</w:t>
       </w:r>
     </w:p>
     <w:p>
@@ -4482,6 +4064,12 @@
         </w:rPr>
         <w:t>Monocultivos</w:t>
       </w:r>
+      <w:r>
+        <w:rPr>
+          <w:lang w:val="es-419" w:eastAsia="es-CO"/>
+        </w:rPr>
+        <w:t>.</w:t>
+      </w:r>
     </w:p>
     <w:p>
       <w:pPr>
@@ -4500,6 +4088,12 @@
         </w:rPr>
         <w:t>Agroquímicos</w:t>
       </w:r>
+      <w:r>
+        <w:rPr>
+          <w:lang w:val="es-419" w:eastAsia="es-CO"/>
+        </w:rPr>
+        <w:t>.</w:t>
+      </w:r>
     </w:p>
     <w:p>
       <w:pPr>
@@ -4518,6 +4112,12 @@
         </w:rPr>
         <w:t>Maquinaria pesada</w:t>
       </w:r>
+      <w:r>
+        <w:rPr>
+          <w:lang w:val="es-419" w:eastAsia="es-CO"/>
+        </w:rPr>
+        <w:t>.</w:t>
+      </w:r>
     </w:p>
     <w:p>
       <w:pPr>
@@ -4535,6 +4135,12 @@
           <w:lang w:val="es-419" w:eastAsia="es-CO"/>
         </w:rPr>
         <w:t>Semillas híbridas</w:t>
+      </w:r>
+      <w:r>
+        <w:rPr>
+          <w:lang w:val="es-419" w:eastAsia="es-CO"/>
+        </w:rPr>
+        <w:t>.</w:t>
       </w:r>
     </w:p>
     <w:p>
@@ -5055,6 +4661,12 @@
         </w:rPr>
         <w:t>Manejo sostenible</w:t>
       </w:r>
+      <w:r>
+        <w:rPr>
+          <w:lang w:val="es-419" w:eastAsia="es-CO"/>
+        </w:rPr>
+        <w:t>.</w:t>
+      </w:r>
     </w:p>
     <w:p>
       <w:pPr>
@@ -5073,6 +4685,12 @@
         </w:rPr>
         <w:t>Restauración ecológica</w:t>
       </w:r>
+      <w:r>
+        <w:rPr>
+          <w:lang w:val="es-419" w:eastAsia="es-CO"/>
+        </w:rPr>
+        <w:t>.</w:t>
+      </w:r>
     </w:p>
     <w:p>
       <w:pPr>
@@ -5090,6 +4708,12 @@
           <w:lang w:val="es-419" w:eastAsia="es-CO"/>
         </w:rPr>
         <w:t>Fortalecimiento de la autonomía territorial</w:t>
+      </w:r>
+      <w:r>
+        <w:rPr>
+          <w:lang w:val="es-419" w:eastAsia="es-CO"/>
+        </w:rPr>
+        <w:t>.</w:t>
       </w:r>
     </w:p>
     <w:p>
@@ -5978,7 +5602,7 @@
       <w:pPr>
         <w:pStyle w:val="Ttulo1"/>
       </w:pPr>
-      <w:bookmarkStart w:id="4" w:name="_Toc217318322"/>
+      <w:bookmarkStart w:id="4" w:name="_Toc225947376"/>
       <w:r>
         <w:lastRenderedPageBreak/>
         <w:t>Agua: fuente de vida y producción</w:t>
@@ -6028,6 +5652,12 @@
         </w:rPr>
         <w:t>Sembrar árboles en nacederos</w:t>
       </w:r>
+      <w:r>
+        <w:rPr>
+          <w:lang w:val="es-419" w:eastAsia="es-CO"/>
+        </w:rPr>
+        <w:t>.</w:t>
+      </w:r>
     </w:p>
     <w:p>
       <w:pPr>
@@ -6046,6 +5676,12 @@
         </w:rPr>
         <w:t>Conservar humedales</w:t>
       </w:r>
+      <w:r>
+        <w:rPr>
+          <w:lang w:val="es-419" w:eastAsia="es-CO"/>
+        </w:rPr>
+        <w:t>.</w:t>
+      </w:r>
     </w:p>
     <w:p>
       <w:pPr>
@@ -6064,6 +5700,12 @@
         </w:rPr>
         <w:t>Diseñar estrategias de cosecha de agua</w:t>
       </w:r>
+      <w:r>
+        <w:rPr>
+          <w:lang w:val="es-419" w:eastAsia="es-CO"/>
+        </w:rPr>
+        <w:t>.</w:t>
+      </w:r>
     </w:p>
     <w:p>
       <w:pPr>
@@ -6082,6 +5724,12 @@
         </w:rPr>
         <w:t>Respetar los ritmos del suelo</w:t>
       </w:r>
+      <w:r>
+        <w:rPr>
+          <w:lang w:val="es-419" w:eastAsia="es-CO"/>
+        </w:rPr>
+        <w:t>.</w:t>
+      </w:r>
     </w:p>
     <w:p>
       <w:pPr>
@@ -6098,19 +5746,12 @@
     </w:p>
     <w:p>
       <w:pPr>
-        <w:rPr>
-          <w:lang w:val="es-419" w:eastAsia="es-CO"/>
-        </w:rPr>
-      </w:pPr>
-    </w:p>
-    <w:p>
-      <w:pPr>
         <w:pStyle w:val="Ttulo2"/>
       </w:pPr>
       <w:r>
         <w:t xml:space="preserve"> </w:t>
       </w:r>
-      <w:bookmarkStart w:id="5" w:name="_Toc217318323"/>
+      <w:bookmarkStart w:id="5" w:name="_Toc225947377"/>
       <w:r>
         <w:t>Tipos de fuentes hídricas</w:t>
       </w:r>
@@ -6128,13 +5769,6 @@
         </w:rPr>
         <w:t>Antes de planificar acciones agroecológicas, es fundamental reconocer y clasificar las fuentes de agua disponibles según su localización y dinámica hidrológica. Esta clasificación permite adaptar prácticas de protección y aprovechamiento sostenibles:</w:t>
       </w:r>
-    </w:p>
-    <w:p>
-      <w:pPr>
-        <w:rPr>
-          <w:lang w:val="es-419" w:eastAsia="es-CO"/>
-        </w:rPr>
-      </w:pPr>
     </w:p>
     <w:p>
       <w:pPr>
@@ -6154,7 +5788,6 @@
           <w:bCs/>
           <w:lang w:val="es-419" w:eastAsia="es-CO"/>
         </w:rPr>
-        <w:lastRenderedPageBreak/>
         <w:t xml:space="preserve">Fuentes superficiales. </w:t>
       </w:r>
       <w:r>
@@ -6182,6 +5815,7 @@
           <w:bCs/>
           <w:lang w:val="es-419" w:eastAsia="es-CO"/>
         </w:rPr>
+        <w:lastRenderedPageBreak/>
         <w:t>Fuentes subterráneas</w:t>
       </w:r>
       <w:r>
@@ -6220,21 +5854,12 @@
     </w:p>
     <w:p>
       <w:pPr>
-        <w:pStyle w:val="Prrafodelista"/>
-        <w:ind w:left="1429" w:firstLine="0"/>
-        <w:rPr>
-          <w:lang w:val="es-419" w:eastAsia="es-CO"/>
-        </w:rPr>
-      </w:pPr>
-    </w:p>
-    <w:p>
-      <w:pPr>
         <w:pStyle w:val="Ttulo2"/>
       </w:pPr>
       <w:r>
         <w:t xml:space="preserve"> </w:t>
       </w:r>
-      <w:bookmarkStart w:id="6" w:name="_Toc217318324"/>
+      <w:bookmarkStart w:id="6" w:name="_Toc225947378"/>
       <w:r>
         <w:t>Características y áreas de influencia del agua</w:t>
       </w:r>
@@ -6344,16 +5969,15 @@
         <w:rPr>
           <w:lang w:val="es-419" w:eastAsia="es-CO"/>
         </w:rPr>
+        <w:t xml:space="preserve">En el marco de la planificación predial, estas unidades permiten delimitar zonas funcionales dentro del territorio: cuencas, microcuencas, escurrimientos que pueden orientar o restringir actividades según su impacto sobre el recurso hídrico. Estas zonas </w:t>
+      </w:r>
+      <w:r>
+        <w:rPr>
+          <w:lang w:val="es-419" w:eastAsia="es-CO"/>
+        </w:rPr>
         <w:lastRenderedPageBreak/>
-        <w:t>En el marco de la planificación predial, estas unidades permiten delimitar zonas funcionales dentro del territorio: cuencas, microcuencas, escurrimientos que pueden orientar o restringir actividades según su impacto sobre el recurso hídrico. Estas zonas son fácilmente identificables a nivel de finca, vereda o territorio comunitario, y deben ser incorporadas en la estrategia agroecológica como espacios de gestión prioritaria.</w:t>
-      </w:r>
-    </w:p>
-    <w:p>
-      <w:pPr>
-        <w:rPr>
-          <w:lang w:val="es-419" w:eastAsia="es-CO"/>
-        </w:rPr>
-      </w:pPr>
+        <w:t>son fácilmente identificables a nivel de finca, vereda o territorio comunitario, y deben ser incorporadas en la estrategia agroecológica como espacios de gestión prioritaria.</w:t>
+      </w:r>
     </w:p>
     <w:p>
       <w:pPr>
@@ -6362,7 +5986,7 @@
       <w:r>
         <w:t xml:space="preserve"> </w:t>
       </w:r>
-      <w:bookmarkStart w:id="7" w:name="_Toc217318325"/>
+      <w:bookmarkStart w:id="7" w:name="_Toc225947379"/>
       <w:r>
         <w:t>Zonas hídricas funcionales</w:t>
       </w:r>
@@ -6458,12 +6082,11 @@
     </w:p>
     <w:p>
       <w:pPr>
-        <w:pStyle w:val="Prrafodelista"/>
-        <w:ind w:left="1429" w:firstLine="0"/>
-        <w:rPr>
-          <w:lang w:val="es-419" w:eastAsia="es-CO"/>
-        </w:rPr>
-      </w:pPr>
+        <w:pStyle w:val="Ttulo4"/>
+      </w:pPr>
+      <w:r>
+        <w:t>Zona de producción</w:t>
+      </w:r>
     </w:p>
     <w:p>
       <w:pPr>
@@ -6476,15 +6099,6 @@
           <w:lang w:val="es-419" w:eastAsia="es-CO"/>
         </w:rPr>
         <w:t>Áreas destinadas a actividades económicas como agricultura, ganadería o silvicultura. Funciones y actividades prioritarias:</w:t>
-      </w:r>
-    </w:p>
-    <w:p>
-      <w:pPr>
-        <w:pStyle w:val="Ttulo4"/>
-      </w:pPr>
-      <w:r>
-        <w:lastRenderedPageBreak/>
-        <w:t>Zona de producción</w:t>
       </w:r>
     </w:p>
     <w:p>
@@ -6546,6 +6160,7 @@
         <w:pStyle w:val="Ttulo4"/>
       </w:pPr>
       <w:r>
+        <w:lastRenderedPageBreak/>
         <w:t>Zona de asentamiento</w:t>
       </w:r>
     </w:p>
@@ -6776,8 +6391,60 @@
         <w:rPr>
           <w:lang w:val="es-419" w:eastAsia="es-CO"/>
         </w:rPr>
+        <w:t>Estas zonas funcionales hídricas permiten una planificación diferenciada del territorio, integrando criterios ecológicos, sociales y productivos. Su identificación a nivel de finca o vereda fortalece la gestión participativa del agua y aporta al diseño de estrategias de resiliencia territorial frente al cambio climático.</w:t>
+      </w:r>
+    </w:p>
+    <w:p>
+      <w:pPr>
+        <w:pStyle w:val="Ttulo2"/>
+      </w:pPr>
+      <w:r>
         <w:lastRenderedPageBreak/>
-        <w:t>Estas zonas funcionales hídricas permiten una planificación diferenciada del territorio, integrando criterios ecológicos, sociales y productivos. Su identificación a nivel de finca o vereda fortalece la gestión participativa del agua y aporta al diseño de estrategias de resiliencia territorial frente al cambio climático.</w:t>
+        <w:t xml:space="preserve"> </w:t>
+      </w:r>
+      <w:bookmarkStart w:id="8" w:name="_Toc225947380"/>
+      <w:r>
+        <w:t>Bioindicadores de la calidad de agua</w:t>
+      </w:r>
+      <w:bookmarkEnd w:id="8"/>
+    </w:p>
+    <w:p>
+      <w:pPr>
+        <w:rPr>
+          <w:lang w:val="es-419" w:eastAsia="es-CO"/>
+        </w:rPr>
+      </w:pPr>
+      <w:r>
+        <w:rPr>
+          <w:lang w:val="es-419" w:eastAsia="es-CO"/>
+        </w:rPr>
+        <w:t>Los bioindicadores son organismos que actúan como testigos silenciosos de la salud del ecosistema. Su presencia, ausencia o comportamiento revela alteraciones en el ambiente, especialmente aquellas causadas por contaminación o desequilibrios ecológicos.</w:t>
+      </w:r>
+    </w:p>
+    <w:p>
+      <w:pPr>
+        <w:rPr>
+          <w:lang w:val="es-419" w:eastAsia="es-CO"/>
+        </w:rPr>
+      </w:pPr>
+      <w:r>
+        <w:rPr>
+          <w:lang w:val="es-419" w:eastAsia="es-CO"/>
+        </w:rPr>
+        <w:t>En agroecología, estos organismos (insectos, plantas, hongos, aves o microorganismos) permiten leer el paisaje más allá de lo visible, ya que ofrecen pistas sobre la calidad del agua, del suelo y del aire. Su diversidad y sensibilidad los convierte en aliados clave para el diagnóstico predial ambiental, porque permiten monitorear ecosistemas terrestres, acuáticos o mixtos sin necesidad de instrumentos complejos.</w:t>
+      </w:r>
+    </w:p>
+    <w:p>
+      <w:pPr>
+        <w:rPr>
+          <w:lang w:val="es-419" w:eastAsia="es-CO"/>
+        </w:rPr>
+      </w:pPr>
+      <w:r>
+        <w:rPr>
+          <w:lang w:val="es-419" w:eastAsia="es-CO"/>
+        </w:rPr>
+        <w:t>Reconocer y valorar los bioindicadores en el predio forma parte del diálogo de saberes. Muchas comunidades campesinas ya identifican qué especies anuncian fertilidad, sequía, contaminación o regeneración. Integrarlos en la planificación agroecológica fortalece la capacidad de observación, promueve prácticas de manejo más respetuosas y activa procesos de restauración ecológica desde el conocimiento vivo del territorio.</w:t>
       </w:r>
     </w:p>
     <w:p>
@@ -6787,59 +6454,7 @@
       <w:r>
         <w:t xml:space="preserve"> </w:t>
       </w:r>
-      <w:bookmarkStart w:id="8" w:name="_Toc217318326"/>
-      <w:r>
-        <w:t>Bioindicadores de la calidad de agua</w:t>
-      </w:r>
-      <w:bookmarkEnd w:id="8"/>
-    </w:p>
-    <w:p>
-      <w:pPr>
-        <w:rPr>
-          <w:lang w:val="es-419" w:eastAsia="es-CO"/>
-        </w:rPr>
-      </w:pPr>
-      <w:r>
-        <w:rPr>
-          <w:lang w:val="es-419" w:eastAsia="es-CO"/>
-        </w:rPr>
-        <w:t>Los bioindicadores son organismos que actúan como testigos silenciosos de la salud del ecosistema. Su presencia, ausencia o comportamiento revela alteraciones en el ambiente, especialmente aquellas causadas por contaminación o desequilibrios ecológicos.</w:t>
-      </w:r>
-    </w:p>
-    <w:p>
-      <w:pPr>
-        <w:rPr>
-          <w:lang w:val="es-419" w:eastAsia="es-CO"/>
-        </w:rPr>
-      </w:pPr>
-      <w:r>
-        <w:rPr>
-          <w:lang w:val="es-419" w:eastAsia="es-CO"/>
-        </w:rPr>
-        <w:t>En agroecología, estos organismos (insectos, plantas, hongos, aves o microorganismos) permiten leer el paisaje más allá de lo visible, ya que ofrecen pistas sobre la calidad del agua, del suelo y del aire. Su diversidad y sensibilidad los convierte en aliados clave para el diagnóstico predial ambiental, porque permiten monitorear ecosistemas terrestres, acuáticos o mixtos sin necesidad de instrumentos complejos.</w:t>
-      </w:r>
-    </w:p>
-    <w:p>
-      <w:pPr>
-        <w:rPr>
-          <w:lang w:val="es-419" w:eastAsia="es-CO"/>
-        </w:rPr>
-      </w:pPr>
-      <w:r>
-        <w:rPr>
-          <w:lang w:val="es-419" w:eastAsia="es-CO"/>
-        </w:rPr>
-        <w:t>Reconocer y valorar los bioindicadores en el predio forma parte del diálogo de saberes. Muchas comunidades campesinas ya identifican qué especies anuncian fertilidad, sequía, contaminación o regeneración. Integrarlos en la planificación agroecológica fortalece la capacidad de observación, promueve prácticas de manejo más respetuosas y activa procesos de restauración ecológica desde el conocimiento vivo del territorio.</w:t>
-      </w:r>
-    </w:p>
-    <w:p>
-      <w:pPr>
-        <w:pStyle w:val="Ttulo2"/>
-      </w:pPr>
-      <w:r>
-        <w:t xml:space="preserve"> </w:t>
-      </w:r>
-      <w:bookmarkStart w:id="9" w:name="_Toc217318327"/>
+      <w:bookmarkStart w:id="9" w:name="_Toc225947381"/>
       <w:r>
         <w:t>Grupos de organismos bioindicadores</w:t>
       </w:r>
@@ -6855,21 +6470,15 @@
         <w:rPr>
           <w:lang w:val="es-419" w:eastAsia="es-CO"/>
         </w:rPr>
-        <w:t xml:space="preserve">Los organismos bioindicadores responden de forma diferente a los cambios físicos y químicos del agua, por lo que son herramientas clave para monitorear la </w:t>
-      </w:r>
-      <w:r>
-        <w:rPr>
-          <w:lang w:val="es-419" w:eastAsia="es-CO"/>
-        </w:rPr>
+        <w:t>Los organismos bioindicadores responden de forma diferente a los cambios físicos y químicos del agua, por lo que son herramientas clave para monitorear la calidad hídrica. A continuación, se presentan los principales grupos utilizados en agroecología y evaluación ambiental, junto con sus ventajas y ejemplos representativos.</w:t>
+      </w:r>
+    </w:p>
+    <w:p>
+      <w:pPr>
+        <w:pStyle w:val="Ttulo4"/>
+      </w:pPr>
+      <w:r>
         <w:lastRenderedPageBreak/>
-        <w:t>calidad hídrica. A continuación, se presentan los principales grupos utilizados en agroecología y evaluación ambiental, junto con sus ventajas y ejemplos representativos.</w:t>
-      </w:r>
-    </w:p>
-    <w:p>
-      <w:pPr>
-        <w:pStyle w:val="Ttulo4"/>
-      </w:pPr>
-      <w:r>
         <w:t>Macroinvertebrados del lecho de ecosistemas acuáticos</w:t>
       </w:r>
     </w:p>
@@ -7076,41 +6685,34 @@
           <w:bCs/>
           <w:lang w:val="es-419" w:eastAsia="es-CO"/>
         </w:rPr>
+        <w:t>Indicadores</w:t>
+      </w:r>
+      <w:r>
+        <w:rPr>
+          <w:lang w:val="es-419" w:eastAsia="es-CO"/>
+        </w:rPr>
+        <w:t>: diversidad de especies, presencia de enfermedades, deformidades o tumores.</w:t>
+      </w:r>
+    </w:p>
+    <w:p>
+      <w:pPr>
+        <w:rPr>
+          <w:lang w:val="es-419" w:eastAsia="es-CO"/>
+        </w:rPr>
+      </w:pPr>
+      <w:r>
+        <w:rPr>
+          <w:lang w:val="es-419" w:eastAsia="es-CO"/>
+        </w:rPr>
         <w:lastRenderedPageBreak/>
-        <w:t>Indicadores</w:t>
-      </w:r>
-      <w:r>
-        <w:rPr>
-          <w:lang w:val="es-419" w:eastAsia="es-CO"/>
-        </w:rPr>
-        <w:t>: diversidad de especies, presencia de enfermedades, deformidades o tumores.</w:t>
-      </w:r>
-    </w:p>
-    <w:p>
-      <w:pPr>
-        <w:rPr>
-          <w:lang w:val="es-419" w:eastAsia="es-CO"/>
-        </w:rPr>
-      </w:pPr>
-      <w:r>
-        <w:rPr>
-          <w:lang w:val="es-419" w:eastAsia="es-CO"/>
-        </w:rPr>
         <w:t>Este enfoque permite integrar el monitoreo biológico como parte del diagnóstico predial agroecológico, ofreciendo una visión integral y contextualizada de la calidad del agua sin depender exclusivamente de instrumentos tecnológicos.</w:t>
       </w:r>
     </w:p>
     <w:p>
       <w:pPr>
-        <w:rPr>
-          <w:lang w:val="es-419" w:eastAsia="es-CO"/>
-        </w:rPr>
-      </w:pPr>
-    </w:p>
-    <w:p>
-      <w:pPr>
         <w:pStyle w:val="Ttulo2"/>
       </w:pPr>
-      <w:bookmarkStart w:id="10" w:name="_Toc217318328"/>
+      <w:bookmarkStart w:id="10" w:name="_Toc225947382"/>
       <w:r>
         <w:t>Clasificación por tolerancia (índices biológicos)</w:t>
       </w:r>
@@ -7234,6 +6836,7 @@
       <w:tr>
         <w:trPr>
           <w:cnfStyle w:val="100000000000" w:firstRow="1" w:lastRow="0" w:firstColumn="0" w:lastColumn="0" w:oddVBand="0" w:evenVBand="0" w:oddHBand="0" w:evenHBand="0" w:firstRowFirstColumn="0" w:firstRowLastColumn="0" w:lastRowFirstColumn="0" w:lastRowLastColumn="0"/>
+          <w:tblHeader/>
         </w:trPr>
         <w:tc>
           <w:tcPr>
@@ -7520,7 +7123,6 @@
                 <w:bCs w:val="0"/>
                 <w:lang w:val="es-ES" w:eastAsia="es-CO"/>
               </w:rPr>
-              <w:lastRenderedPageBreak/>
               <w:t>II. Moderadamente tolerantes</w:t>
             </w:r>
           </w:p>
@@ -7675,6 +7277,7 @@
                 <w:bCs w:val="0"/>
                 <w:lang w:val="es-ES" w:eastAsia="es-CO"/>
               </w:rPr>
+              <w:lastRenderedPageBreak/>
               <w:t>III. Tolerantes</w:t>
             </w:r>
           </w:p>
@@ -7825,13 +7428,6 @@
           <w:lang w:val="es-419" w:eastAsia="es-CO"/>
         </w:rPr>
       </w:pPr>
-    </w:p>
-    <w:p>
-      <w:pPr>
-        <w:rPr>
-          <w:lang w:val="es-419" w:eastAsia="es-CO"/>
-        </w:rPr>
-      </w:pPr>
       <w:r>
         <w:rPr>
           <w:lang w:val="es-419" w:eastAsia="es-CO"/>
@@ -7841,19 +7437,12 @@
     </w:p>
     <w:p>
       <w:pPr>
-        <w:rPr>
-          <w:lang w:val="es-419" w:eastAsia="es-CO"/>
-        </w:rPr>
-      </w:pPr>
-    </w:p>
-    <w:p>
-      <w:pPr>
         <w:pStyle w:val="Ttulo2"/>
       </w:pPr>
       <w:r>
         <w:t xml:space="preserve"> </w:t>
       </w:r>
-      <w:bookmarkStart w:id="11" w:name="_Toc217318329"/>
+      <w:bookmarkStart w:id="11" w:name="_Toc225947383"/>
       <w:r>
         <w:t>Clasificación por características sensoriales</w:t>
       </w:r>
@@ -7874,20 +7463,6 @@
     </w:p>
     <w:p>
       <w:pPr>
-        <w:rPr>
-          <w:lang w:val="es-419" w:eastAsia="es-CO"/>
-        </w:rPr>
-      </w:pPr>
-    </w:p>
-    <w:p>
-      <w:pPr>
-        <w:rPr>
-          <w:lang w:val="es-419" w:eastAsia="es-CO"/>
-        </w:rPr>
-      </w:pPr>
-    </w:p>
-    <w:p>
-      <w:pPr>
         <w:pStyle w:val="Video"/>
         <w:rPr>
           <w:lang w:val="es-419" w:eastAsia="es-CO"/>
@@ -7897,7 +7472,6 @@
         <w:rPr>
           <w:lang w:val="es-419" w:eastAsia="es-CO"/>
         </w:rPr>
-        <w:lastRenderedPageBreak/>
         <w:t>Clasificación por características sensoriales</w:t>
       </w:r>
     </w:p>
@@ -7914,9 +7488,9 @@
           <w:noProof/>
         </w:rPr>
         <w:drawing>
-          <wp:inline distT="0" distB="0" distL="0" distR="0" wp14:anchorId="30527349" wp14:editId="031EEAE0">
-            <wp:extent cx="4809280" cy="2705100"/>
-            <wp:effectExtent l="0" t="0" r="0" b="0"/>
+          <wp:inline distT="0" distB="0" distL="0" distR="0" wp14:anchorId="30527349" wp14:editId="5EEB529B">
+            <wp:extent cx="3407434" cy="1916597"/>
+            <wp:effectExtent l="0" t="0" r="2540" b="7620"/>
             <wp:docPr id="1" name="Imagen 1">
               <a:extLst xmlns:a="http://schemas.openxmlformats.org/drawingml/2006/main">
                 <a:ext uri="{C183D7F6-B498-43B3-948B-1728B52AA6E4}">
@@ -7958,7 +7532,7 @@
                   <pic:spPr bwMode="auto">
                     <a:xfrm>
                       <a:off x="0" y="0"/>
-                      <a:ext cx="4816871" cy="2709370"/>
+                      <a:ext cx="3430505" cy="1929574"/>
                     </a:xfrm>
                     <a:prstGeom prst="rect">
                       <a:avLst/>
@@ -8016,6 +7590,7 @@
               <w:rPr>
                 <w:b/>
               </w:rPr>
+              <w:lastRenderedPageBreak/>
               <w:t>Síntesis del video</w:t>
             </w:r>
             <w:r>
@@ -8050,7 +7625,6 @@
           </w:p>
           <w:p>
             <w:r>
-              <w:lastRenderedPageBreak/>
               <w:t>El color del agua, por ejemplo, puede revelar la presencia de sedimentos, algas o compuestos metálicos, afectando la fotosíntesis, la infiltración y la percepción de calidad.</w:t>
             </w:r>
           </w:p>
@@ -8066,7 +7640,11 @@
           </w:p>
           <w:p>
             <w:r>
-              <w:t>En este sentido, la evaluación sensorial no solo diagnostica el estado físico del agua, sino que también fortalece el conocimiento comunitario y la gestión participativa del territorio, promoviendo prácticas agroecológicas orientadas a la conservación y restauración de los recursos hídricos.</w:t>
+              <w:t xml:space="preserve">En este sentido, la evaluación sensorial no solo diagnostica el estado físico del agua, sino que también fortalece el conocimiento comunitario y la gestión </w:t>
+            </w:r>
+            <w:r>
+              <w:lastRenderedPageBreak/>
+              <w:t>participativa del territorio, promoviendo prácticas agroecológicas orientadas a la conservación y restauración de los recursos hídricos.</w:t>
             </w:r>
           </w:p>
         </w:tc>
@@ -8143,7 +7721,6 @@
         <w:rPr>
           <w:lang w:val="es-419" w:eastAsia="es-CO"/>
         </w:rPr>
-        <w:lastRenderedPageBreak/>
         <w:t>Verificar el cumplimiento de los parámetros de potabilidad establecidos por la normativa vigente.</w:t>
       </w:r>
     </w:p>
@@ -8179,7 +7756,7 @@
       <w:pPr>
         <w:pStyle w:val="Ttulo1"/>
       </w:pPr>
-      <w:bookmarkStart w:id="12" w:name="_Toc217318330"/>
+      <w:bookmarkStart w:id="12" w:name="_Toc225947384"/>
       <w:r>
         <w:lastRenderedPageBreak/>
         <w:t>Biodiversidad</w:t>
@@ -8214,16 +7791,9 @@
     </w:p>
     <w:p>
       <w:pPr>
-        <w:rPr>
-          <w:lang w:val="es-419" w:eastAsia="es-CO"/>
-        </w:rPr>
-      </w:pPr>
-    </w:p>
-    <w:p>
-      <w:pPr>
         <w:pStyle w:val="Ttulo2"/>
       </w:pPr>
-      <w:bookmarkStart w:id="13" w:name="_Toc217318331"/>
+      <w:bookmarkStart w:id="13" w:name="_Toc225947385"/>
       <w:r>
         <w:t>Identificación de zonas estratégicas para la conservación</w:t>
       </w:r>
@@ -8336,6 +7906,13 @@
         </w:rPr>
         <w:t>: aportan regulación hídrica, hábitat para fauna silvestre, captura de carbono y conservación del suelo.</w:t>
       </w:r>
+    </w:p>
+    <w:p>
+      <w:pPr>
+        <w:rPr>
+          <w:lang w:val="es-419" w:eastAsia="es-CO"/>
+        </w:rPr>
+      </w:pPr>
     </w:p>
     <w:p>
       <w:pPr>
@@ -8644,7 +8221,7 @@
       <w:pPr>
         <w:pStyle w:val="Ttulo2"/>
       </w:pPr>
-      <w:bookmarkStart w:id="14" w:name="_Toc217318332"/>
+      <w:bookmarkStart w:id="14" w:name="_Toc225947386"/>
       <w:r>
         <w:lastRenderedPageBreak/>
         <w:t>Función ecológica de las áreas de conservación dentro del predio</w:t>
@@ -8846,7 +8423,7 @@
       <w:pPr>
         <w:pStyle w:val="Ttulo1"/>
       </w:pPr>
-      <w:bookmarkStart w:id="15" w:name="_Toc217318333"/>
+      <w:bookmarkStart w:id="15" w:name="_Toc225947387"/>
       <w:r>
         <w:lastRenderedPageBreak/>
         <w:t>Gestión de residuos en el predio</w:t>
@@ -8896,6 +8473,12 @@
         </w:rPr>
         <w:t>Reducir impactos ambientales</w:t>
       </w:r>
+      <w:r>
+        <w:rPr>
+          <w:lang w:val="es-419" w:eastAsia="es-CO"/>
+        </w:rPr>
+        <w:t>.</w:t>
+      </w:r>
     </w:p>
     <w:p>
       <w:pPr>
@@ -8914,6 +8497,12 @@
         </w:rPr>
         <w:t>Promover la economía circular</w:t>
       </w:r>
+      <w:r>
+        <w:rPr>
+          <w:lang w:val="es-419" w:eastAsia="es-CO"/>
+        </w:rPr>
+        <w:t>.</w:t>
+      </w:r>
     </w:p>
     <w:p>
       <w:pPr>
@@ -8932,6 +8521,12 @@
         </w:rPr>
         <w:t>Mejorar la higiene del entorno</w:t>
       </w:r>
+      <w:r>
+        <w:rPr>
+          <w:lang w:val="es-419" w:eastAsia="es-CO"/>
+        </w:rPr>
+        <w:t>.</w:t>
+      </w:r>
     </w:p>
     <w:p>
       <w:pPr>
@@ -8950,21 +8545,18 @@
         </w:rPr>
         <w:t>Fortalecer la producción agroecológica</w:t>
       </w:r>
-    </w:p>
-    <w:p>
-      <w:pPr>
-        <w:pStyle w:val="Prrafodelista"/>
-        <w:ind w:left="1429" w:firstLine="0"/>
-        <w:rPr>
-          <w:lang w:val="es-419" w:eastAsia="es-CO"/>
-        </w:rPr>
-      </w:pPr>
+      <w:r>
+        <w:rPr>
+          <w:lang w:val="es-419" w:eastAsia="es-CO"/>
+        </w:rPr>
+        <w:t>.</w:t>
+      </w:r>
     </w:p>
     <w:p>
       <w:pPr>
         <w:pStyle w:val="Ttulo2"/>
       </w:pPr>
-      <w:bookmarkStart w:id="16" w:name="_Toc217318334"/>
+      <w:bookmarkStart w:id="16" w:name="_Toc225947388"/>
       <w:r>
         <w:t>Clasificación de residuos generados en el predio</w:t>
       </w:r>
@@ -9135,16 +8727,9 @@
     </w:p>
     <w:p>
       <w:pPr>
-        <w:rPr>
-          <w:lang w:val="es-419" w:eastAsia="es-CO"/>
-        </w:rPr>
-      </w:pPr>
-    </w:p>
-    <w:p>
-      <w:pPr>
         <w:pStyle w:val="Ttulo2"/>
       </w:pPr>
-      <w:bookmarkStart w:id="17" w:name="_Toc217318335"/>
+      <w:bookmarkStart w:id="17" w:name="_Toc225947389"/>
       <w:r>
         <w:t>Impactos ambientales de una mala gestión</w:t>
       </w:r>
@@ -9235,7 +8820,6 @@
           <w:bCs/>
           <w:lang w:val="es-419" w:eastAsia="es-CO"/>
         </w:rPr>
-        <w:lastRenderedPageBreak/>
         <w:t>Emisión de gases de efecto invernadero.</w:t>
       </w:r>
       <w:r>
@@ -9263,6 +8847,7 @@
           <w:bCs/>
           <w:lang w:val="es-419" w:eastAsia="es-CO"/>
         </w:rPr>
+        <w:lastRenderedPageBreak/>
         <w:t>Problemas sanitarios</w:t>
       </w:r>
       <w:r>
@@ -9318,7 +8903,7 @@
       <w:pPr>
         <w:pStyle w:val="Ttulo1"/>
       </w:pPr>
-      <w:bookmarkStart w:id="18" w:name="_Toc217318336"/>
+      <w:bookmarkStart w:id="18" w:name="_Toc225947390"/>
       <w:r>
         <w:lastRenderedPageBreak/>
         <w:t>Elaboración de mapas ambientales</w:t>
@@ -9679,19 +9264,12 @@
     </w:p>
     <w:p>
       <w:pPr>
-        <w:rPr>
-          <w:lang w:val="es-419" w:eastAsia="es-CO"/>
-        </w:rPr>
-      </w:pPr>
-    </w:p>
-    <w:p>
-      <w:pPr>
         <w:pStyle w:val="Ttulo2"/>
       </w:pPr>
       <w:r>
         <w:t xml:space="preserve"> </w:t>
       </w:r>
-      <w:bookmarkStart w:id="19" w:name="_Toc217318337"/>
+      <w:bookmarkStart w:id="19" w:name="_Toc225947391"/>
       <w:r>
         <w:t>Uso y cobertura del suelo</w:t>
       </w:r>
@@ -9709,20 +9287,6 @@
         </w:rPr>
         <w:t>Los mapas de uso del suelo representan la distribución espacial de áreas agrícolas, bosques, cuerpos de agua, zonas degradadas y espacios habitados. Son esenciales para comprender las dinámicas del paisaje.</w:t>
       </w:r>
-    </w:p>
-    <w:p>
-      <w:pPr>
-        <w:rPr>
-          <w:lang w:val="es-419" w:eastAsia="es-CO"/>
-        </w:rPr>
-      </w:pPr>
-    </w:p>
-    <w:p>
-      <w:pPr>
-        <w:rPr>
-          <w:lang w:val="es-419" w:eastAsia="es-CO"/>
-        </w:rPr>
-      </w:pPr>
     </w:p>
     <w:p>
       <w:pPr>
@@ -9741,7 +9305,6 @@
           <w:bCs/>
           <w:lang w:val="es-419" w:eastAsia="es-CO"/>
         </w:rPr>
-        <w:lastRenderedPageBreak/>
         <w:t>Elaboración participativa</w:t>
       </w:r>
       <w:r>
@@ -9794,6 +9357,7 @@
           <w:bCs/>
           <w:lang w:val="es-419" w:eastAsia="es-CO"/>
         </w:rPr>
+        <w:lastRenderedPageBreak/>
         <w:t>Importancia en el contexto rural</w:t>
       </w:r>
       <w:r>
@@ -9831,18 +9395,9 @@
     </w:p>
     <w:p>
       <w:pPr>
-        <w:pStyle w:val="Prrafodelista"/>
-        <w:ind w:left="1429" w:firstLine="0"/>
-        <w:rPr>
-          <w:lang w:val="es-419" w:eastAsia="es-CO"/>
-        </w:rPr>
-      </w:pPr>
-    </w:p>
-    <w:p>
-      <w:pPr>
         <w:pStyle w:val="Ttulo2"/>
       </w:pPr>
-      <w:bookmarkStart w:id="20" w:name="_Toc217318338"/>
+      <w:bookmarkStart w:id="20" w:name="_Toc225947392"/>
       <w:r>
         <w:t>Pendientes y relieve</w:t>
       </w:r>
@@ -9967,18 +9522,10 @@
     </w:p>
     <w:p>
       <w:pPr>
-        <w:rPr>
-          <w:lang w:val="es-419" w:eastAsia="es-CO"/>
-        </w:rPr>
-      </w:pPr>
-    </w:p>
-    <w:p>
-      <w:pPr>
         <w:pStyle w:val="Ttulo2"/>
       </w:pPr>
-      <w:bookmarkStart w:id="21" w:name="_Toc217318339"/>
-      <w:r>
-        <w:lastRenderedPageBreak/>
+      <w:bookmarkStart w:id="21" w:name="_Toc225947393"/>
+      <w:r>
         <w:t>Zonas de riesgo y áreas degradadas</w:t>
       </w:r>
       <w:bookmarkEnd w:id="21"/>
@@ -10041,6 +9588,7 @@
           <w:bCs/>
           <w:lang w:val="es-419" w:eastAsia="es-CO"/>
         </w:rPr>
+        <w:lastRenderedPageBreak/>
         <w:t>Información considerada.</w:t>
       </w:r>
       <w:r>
@@ -10106,16 +9654,9 @@
     </w:p>
     <w:p>
       <w:pPr>
-        <w:rPr>
-          <w:lang w:val="es-419" w:eastAsia="es-CO"/>
-        </w:rPr>
-      </w:pPr>
-    </w:p>
-    <w:p>
-      <w:pPr>
         <w:pStyle w:val="Ttulo2"/>
       </w:pPr>
-      <w:bookmarkStart w:id="22" w:name="_Toc217318340"/>
+      <w:bookmarkStart w:id="22" w:name="_Toc225947394"/>
       <w:r>
         <w:t>Distribución de recursos hídricos</w:t>
       </w:r>
@@ -10217,18 +9758,10 @@
     </w:p>
     <w:p>
       <w:pPr>
-        <w:rPr>
-          <w:lang w:val="es-419" w:eastAsia="es-CO"/>
-        </w:rPr>
-      </w:pPr>
-    </w:p>
-    <w:p>
-      <w:pPr>
         <w:pStyle w:val="Ttulo2"/>
       </w:pPr>
-      <w:bookmarkStart w:id="23" w:name="_Toc217318341"/>
-      <w:r>
-        <w:lastRenderedPageBreak/>
+      <w:bookmarkStart w:id="23" w:name="_Toc225947395"/>
+      <w:r>
         <w:t>Fichas de diagnóstico: síntesis territorial para la toma de decisiones</w:t>
       </w:r>
       <w:bookmarkEnd w:id="23"/>
@@ -10372,6 +9905,7 @@
           <w:bCs/>
           <w:lang w:val="es-419" w:eastAsia="es-CO"/>
         </w:rPr>
+        <w:lastRenderedPageBreak/>
         <w:t>Riesgos y afectaciones.</w:t>
       </w:r>
       <w:r>
@@ -10528,23 +10062,14 @@
     <w:p>
       <w:pPr>
         <w:pStyle w:val="Titulosgenerales"/>
-        <w:rPr>
-          <w:lang w:val="es-CO"/>
-        </w:rPr>
-      </w:pPr>
-      <w:bookmarkStart w:id="24" w:name="_Toc217318342"/>
-      <w:r>
-        <w:rPr>
-          <w:lang w:val="es-CO"/>
-        </w:rPr>
+      </w:pPr>
+      <w:bookmarkStart w:id="24" w:name="_Toc225947396"/>
+      <w:r>
         <w:lastRenderedPageBreak/>
         <w:t>Síntesis</w:t>
       </w:r>
       <w:bookmarkEnd w:id="24"/>
       <w:r>
-        <w:rPr>
-          <w:lang w:val="es-CO"/>
-        </w:rPr>
         <w:t xml:space="preserve"> </w:t>
       </w:r>
     </w:p>
@@ -10623,15 +10148,9 @@
     <w:p>
       <w:pPr>
         <w:pStyle w:val="Titulosgenerales"/>
-        <w:rPr>
-          <w:lang w:val="es-CO"/>
-        </w:rPr>
-      </w:pPr>
-      <w:bookmarkStart w:id="25" w:name="_Toc217318343"/>
-      <w:r>
-        <w:rPr>
-          <w:lang w:val="es-CO"/>
-        </w:rPr>
+      </w:pPr>
+      <w:bookmarkStart w:id="25" w:name="_Toc225947397"/>
+      <w:r>
         <w:lastRenderedPageBreak/>
         <w:t>Material complementario</w:t>
       </w:r>
@@ -11047,15 +10566,9 @@
     <w:p>
       <w:pPr>
         <w:pStyle w:val="Titulosgenerales"/>
-        <w:rPr>
-          <w:lang w:val="es-CO"/>
-        </w:rPr>
-      </w:pPr>
-      <w:bookmarkStart w:id="26" w:name="_Toc217318344"/>
-      <w:r>
-        <w:rPr>
-          <w:lang w:val="es-CO"/>
-        </w:rPr>
+      </w:pPr>
+      <w:bookmarkStart w:id="26" w:name="_Toc225947398"/>
+      <w:r>
         <w:lastRenderedPageBreak/>
         <w:t>Glosario</w:t>
       </w:r>
@@ -11196,35 +10709,18 @@
     <w:p>
       <w:pPr>
         <w:pStyle w:val="Titulosgenerales"/>
-        <w:rPr>
-          <w:lang w:val="es-CO"/>
-        </w:rPr>
-      </w:pPr>
-      <w:bookmarkStart w:id="27" w:name="_Toc217318345"/>
-      <w:r>
-        <w:rPr>
-          <w:lang w:val="es-CO"/>
-        </w:rPr>
+      </w:pPr>
+      <w:bookmarkStart w:id="27" w:name="_Toc225947399"/>
+      <w:r>
         <w:lastRenderedPageBreak/>
         <w:t>Referencias bibliográficas</w:t>
       </w:r>
       <w:bookmarkEnd w:id="27"/>
       <w:r>
-        <w:rPr>
-          <w:lang w:val="es-CO"/>
-        </w:rPr>
         <w:t xml:space="preserve"> </w:t>
       </w:r>
     </w:p>
     <w:p>
-      <w:pPr>
-        <w:pStyle w:val="Prrafodelista"/>
-        <w:numPr>
-          <w:ilvl w:val="0"/>
-          <w:numId w:val="6"/>
-        </w:numPr>
-        <w:ind w:left="993"/>
-      </w:pPr>
       <w:r>
         <w:t>Acevedo, Á., y Jiménez, N. (</w:t>
       </w:r>
@@ -11254,14 +10750,6 @@
       </w:hyperlink>
     </w:p>
     <w:p>
-      <w:pPr>
-        <w:pStyle w:val="Prrafodelista"/>
-        <w:numPr>
-          <w:ilvl w:val="0"/>
-          <w:numId w:val="6"/>
-        </w:numPr>
-        <w:ind w:left="993"/>
-      </w:pPr>
       <w:r>
         <w:t xml:space="preserve">Ángel Maya, A. (2013). El reto de la vida: Ecosistema y cultura (2.ª ed.). </w:t>
       </w:r>
@@ -11275,14 +10763,6 @@
       </w:r>
     </w:p>
     <w:p>
-      <w:pPr>
-        <w:pStyle w:val="Prrafodelista"/>
-        <w:numPr>
-          <w:ilvl w:val="0"/>
-          <w:numId w:val="6"/>
-        </w:numPr>
-        <w:ind w:left="993"/>
-      </w:pPr>
       <w:proofErr w:type="spellStart"/>
       <w:r>
         <w:t>Armbrecht</w:t>
@@ -11293,14 +10773,6 @@
       </w:r>
     </w:p>
     <w:p>
-      <w:pPr>
-        <w:pStyle w:val="Prrafodelista"/>
-        <w:numPr>
-          <w:ilvl w:val="0"/>
-          <w:numId w:val="6"/>
-        </w:numPr>
-        <w:ind w:left="993"/>
-      </w:pPr>
       <w:proofErr w:type="spellStart"/>
       <w:r>
         <w:t>Climate</w:t>
@@ -11383,27 +10855,11 @@
       </w:hyperlink>
     </w:p>
     <w:p>
-      <w:pPr>
-        <w:pStyle w:val="Prrafodelista"/>
-        <w:numPr>
-          <w:ilvl w:val="0"/>
-          <w:numId w:val="6"/>
-        </w:numPr>
-        <w:ind w:left="993"/>
-      </w:pPr>
       <w:r>
         <w:t>Cruz Hincapié, A. (2013). Caracterización y manejo de residuos sólidos de siete predios en Salento, Quindío. Universidad del Tolima.</w:t>
       </w:r>
     </w:p>
     <w:p>
-      <w:pPr>
-        <w:pStyle w:val="Prrafodelista"/>
-        <w:numPr>
-          <w:ilvl w:val="0"/>
-          <w:numId w:val="6"/>
-        </w:numPr>
-        <w:ind w:left="993"/>
-      </w:pPr>
       <w:r>
         <w:t xml:space="preserve">FAO. (2020). Global Forest </w:t>
       </w:r>
@@ -11433,14 +10889,6 @@
       </w:r>
     </w:p>
     <w:p>
-      <w:pPr>
-        <w:pStyle w:val="Prrafodelista"/>
-        <w:numPr>
-          <w:ilvl w:val="0"/>
-          <w:numId w:val="6"/>
-        </w:numPr>
-        <w:ind w:left="993"/>
-      </w:pPr>
       <w:r>
         <w:t xml:space="preserve">Giraldo, O. F., y Toro, I. F. (2020). Afectividad ambiental: Sensibilidad, empatía, estéticas del habitar. El Colegio de la Frontera Sur; Universidad Veracruzana. </w:t>
       </w:r>
@@ -11454,15 +10902,8 @@
       </w:hyperlink>
     </w:p>
     <w:p>
-      <w:pPr>
-        <w:pStyle w:val="Prrafodelista"/>
-        <w:numPr>
-          <w:ilvl w:val="0"/>
-          <w:numId w:val="6"/>
-        </w:numPr>
-        <w:ind w:left="993"/>
-      </w:pPr>
-      <w:r>
+      <w:r>
+        <w:lastRenderedPageBreak/>
         <w:t xml:space="preserve">IICA. (2021). Gestión y manejo del agua en la agricultura. </w:t>
       </w:r>
       <w:hyperlink r:id="rId25" w:history="1">
@@ -11475,16 +10916,7 @@
       </w:hyperlink>
     </w:p>
     <w:p>
-      <w:pPr>
-        <w:pStyle w:val="Prrafodelista"/>
-        <w:numPr>
-          <w:ilvl w:val="0"/>
-          <w:numId w:val="6"/>
-        </w:numPr>
-        <w:ind w:left="993"/>
-      </w:pPr>
-      <w:r>
-        <w:lastRenderedPageBreak/>
+      <w:r>
         <w:t xml:space="preserve">Melchor, D. (2023). Blanqueamiento del coral: ¿Por qué ocurre y cómo afecta al ecosistema marino? Tecnológico de Monterrey. </w:t>
       </w:r>
       <w:proofErr w:type="spellStart"/>
@@ -11505,27 +10937,11 @@
       </w:hyperlink>
     </w:p>
     <w:p>
-      <w:pPr>
-        <w:pStyle w:val="Prrafodelista"/>
-        <w:numPr>
-          <w:ilvl w:val="0"/>
-          <w:numId w:val="6"/>
-        </w:numPr>
-        <w:ind w:left="993"/>
-      </w:pPr>
       <w:r>
         <w:t>Ortega, D. (2011). Diagnóstico sobre la gestión y el uso del agua en el sector agropecuario de Nuevo León. Instituto del Agua del Estado de Nuevo León.</w:t>
       </w:r>
     </w:p>
     <w:p>
-      <w:pPr>
-        <w:pStyle w:val="Prrafodelista"/>
-        <w:numPr>
-          <w:ilvl w:val="0"/>
-          <w:numId w:val="6"/>
-        </w:numPr>
-        <w:ind w:left="993"/>
-      </w:pPr>
       <w:r>
         <w:t xml:space="preserve">Páez Barón, E. M., Corredor Camargo, E. S., y Fonseca Carreño, J. A. (2019). Metodologías para la estimación de sostenibilidad agropecuaria. Universidad Nacional Abierta y a Distancia. </w:t>
       </w:r>
@@ -11539,27 +10955,11 @@
       </w:hyperlink>
     </w:p>
     <w:p>
-      <w:pPr>
-        <w:pStyle w:val="Prrafodelista"/>
-        <w:numPr>
-          <w:ilvl w:val="0"/>
-          <w:numId w:val="6"/>
-        </w:numPr>
-        <w:ind w:left="993"/>
-      </w:pPr>
       <w:r>
         <w:t>Pérez, E. (2022). Métodos para el diagnóstico ambiental de suelos. Universidad del Cauca.</w:t>
       </w:r>
     </w:p>
     <w:p>
-      <w:pPr>
-        <w:pStyle w:val="Prrafodelista"/>
-        <w:numPr>
-          <w:ilvl w:val="0"/>
-          <w:numId w:val="6"/>
-        </w:numPr>
-        <w:ind w:left="993"/>
-      </w:pPr>
       <w:r>
         <w:t xml:space="preserve">Reyes-García, V. (2010). Conocimiento ecológico tradicional para la conservación: Dinámicas y conflictos. Papeles de relaciones </w:t>
       </w:r>
@@ -11589,14 +10989,6 @@
       </w:hyperlink>
     </w:p>
     <w:p>
-      <w:pPr>
-        <w:pStyle w:val="Prrafodelista"/>
-        <w:numPr>
-          <w:ilvl w:val="0"/>
-          <w:numId w:val="6"/>
-        </w:numPr>
-        <w:ind w:left="993"/>
-      </w:pPr>
       <w:proofErr w:type="spellStart"/>
       <w:r>
         <w:t>Rockström</w:t>
@@ -11679,6 +11071,7 @@
       </w:r>
       <w:proofErr w:type="spellStart"/>
       <w:r>
+        <w:lastRenderedPageBreak/>
         <w:t>Safe</w:t>
       </w:r>
       <w:proofErr w:type="spellEnd"/>
@@ -11735,14 +11128,6 @@
       </w:hyperlink>
     </w:p>
     <w:p>
-      <w:pPr>
-        <w:pStyle w:val="Prrafodelista"/>
-        <w:numPr>
-          <w:ilvl w:val="0"/>
-          <w:numId w:val="6"/>
-        </w:numPr>
-        <w:ind w:left="993"/>
-      </w:pPr>
       <w:proofErr w:type="spellStart"/>
       <w:r>
         <w:t>Sarandón</w:t>
@@ -11761,14 +11146,6 @@
       </w:hyperlink>
     </w:p>
     <w:p>
-      <w:pPr>
-        <w:pStyle w:val="Prrafodelista"/>
-        <w:numPr>
-          <w:ilvl w:val="0"/>
-          <w:numId w:val="6"/>
-        </w:numPr>
-        <w:ind w:left="993"/>
-      </w:pPr>
       <w:r>
         <w:t xml:space="preserve">Simón Ruiz, I., y Aravena Rodríguez, B. (2021). El ciclo </w:t>
       </w:r>
@@ -11782,14 +11159,6 @@
       </w:r>
     </w:p>
     <w:p>
-      <w:pPr>
-        <w:pStyle w:val="Prrafodelista"/>
-        <w:numPr>
-          <w:ilvl w:val="0"/>
-          <w:numId w:val="6"/>
-        </w:numPr>
-        <w:ind w:left="993"/>
-      </w:pPr>
       <w:proofErr w:type="spellStart"/>
       <w:r>
         <w:t>The</w:t>
@@ -11859,15 +11228,9 @@
     <w:p>
       <w:pPr>
         <w:pStyle w:val="Titulosgenerales"/>
-        <w:rPr>
-          <w:lang w:val="es-CO"/>
-        </w:rPr>
-      </w:pPr>
-      <w:bookmarkStart w:id="28" w:name="_Toc217318346"/>
-      <w:r>
-        <w:rPr>
-          <w:lang w:val="es-CO"/>
-        </w:rPr>
+      </w:pPr>
+      <w:bookmarkStart w:id="28" w:name="_Toc225947400"/>
+      <w:r>
         <w:lastRenderedPageBreak/>
         <w:t>Créditos</w:t>
       </w:r>
@@ -12787,7 +12150,7 @@
                 <w:lang w:val="es-CO"/>
               </w:rPr>
               <w:lastRenderedPageBreak/>
-              <w:t>Andrés Felipe Guevara Ariza</w:t>
+              <w:t>Carlos Eduardo Garavito Parada</w:t>
             </w:r>
           </w:p>
         </w:tc>
@@ -12806,7 +12169,7 @@
               <w:rPr>
                 <w:lang w:val="es-CO"/>
               </w:rPr>
-              <w:t>Locución</w:t>
+              <w:t>Animador y productor audiovisual</w:t>
             </w:r>
           </w:p>
         </w:tc>
@@ -12846,7 +12209,7 @@
               <w:rPr>
                 <w:lang w:val="es-CO"/>
               </w:rPr>
-              <w:t>Aixa Natalia Sendoya Fernández</w:t>
+              <w:t>Andrés Felipe Guevara Ariza</w:t>
             </w:r>
           </w:p>
         </w:tc>
@@ -12865,13 +12228,7 @@
               <w:rPr>
                 <w:lang w:val="es-CO"/>
               </w:rPr>
-              <w:t>V</w:t>
-            </w:r>
-            <w:r>
-              <w:rPr>
-                <w:lang w:val="es-CO"/>
-              </w:rPr>
-              <w:t>alidador de recursos educativos digitales</w:t>
+              <w:t>Locución</w:t>
             </w:r>
           </w:p>
         </w:tc>
@@ -12890,19 +12247,7 @@
               <w:rPr>
                 <w:lang w:val="es-CO"/>
               </w:rPr>
-              <w:t>Centro Agroempresarial y Desarrollo Pecuario</w:t>
-            </w:r>
-            <w:r>
-              <w:rPr>
-                <w:lang w:val="es-CO"/>
-              </w:rPr>
-              <w:t xml:space="preserve"> - </w:t>
-            </w:r>
-            <w:r>
-              <w:rPr>
-                <w:lang w:val="es-CO"/>
-              </w:rPr>
-              <w:t>Regional Huila</w:t>
+              <w:t>Centro Agroempresarial y Desarrollo Pecuario - Regional Huila</w:t>
             </w:r>
           </w:p>
         </w:tc>
@@ -12926,7 +12271,7 @@
               <w:rPr>
                 <w:lang w:val="es-CO"/>
               </w:rPr>
-              <w:t>Jaime Hernán Tejada Llano</w:t>
+              <w:t>Aixa Natalia Sendoya Fernández</w:t>
             </w:r>
           </w:p>
         </w:tc>
@@ -13003,7 +12348,7 @@
               <w:rPr>
                 <w:lang w:val="es-CO"/>
               </w:rPr>
-              <w:t>Raúl Mosquera Serrano</w:t>
+              <w:t>Jaime Hernán Tejada Llano</w:t>
             </w:r>
           </w:p>
         </w:tc>
@@ -13022,13 +12367,13 @@
               <w:rPr>
                 <w:lang w:val="es-CO"/>
               </w:rPr>
-              <w:t>E</w:t>
+              <w:t>V</w:t>
             </w:r>
             <w:r>
               <w:rPr>
                 <w:lang w:val="es-CO"/>
               </w:rPr>
-              <w:t>valuador para contenidos inclusivos y accesibles</w:t>
+              <w:t>alidador de recursos educativos digitales</w:t>
             </w:r>
           </w:p>
         </w:tc>
@@ -13068,6 +12413,83 @@
         <w:trPr>
           <w:cnfStyle w:val="000000100000" w:firstRow="0" w:lastRow="0" w:firstColumn="0" w:lastColumn="0" w:oddVBand="0" w:evenVBand="0" w:oddHBand="1" w:evenHBand="0" w:firstRowFirstColumn="0" w:firstRowLastColumn="0" w:lastRowFirstColumn="0" w:lastRowLastColumn="0"/>
         </w:trPr>
+        <w:tc>
+          <w:tcPr>
+            <w:tcW w:w="2830" w:type="dxa"/>
+          </w:tcPr>
+          <w:p>
+            <w:pPr>
+              <w:pStyle w:val="TextoTablas"/>
+              <w:rPr>
+                <w:lang w:val="es-CO"/>
+              </w:rPr>
+            </w:pPr>
+            <w:r>
+              <w:rPr>
+                <w:lang w:val="es-CO"/>
+              </w:rPr>
+              <w:t>Raúl Mosquera Serrano</w:t>
+            </w:r>
+          </w:p>
+        </w:tc>
+        <w:tc>
+          <w:tcPr>
+            <w:tcW w:w="3261" w:type="dxa"/>
+          </w:tcPr>
+          <w:p>
+            <w:pPr>
+              <w:pStyle w:val="TextoTablas"/>
+              <w:rPr>
+                <w:lang w:val="es-CO"/>
+              </w:rPr>
+            </w:pPr>
+            <w:r>
+              <w:rPr>
+                <w:lang w:val="es-CO"/>
+              </w:rPr>
+              <w:t>E</w:t>
+            </w:r>
+            <w:r>
+              <w:rPr>
+                <w:lang w:val="es-CO"/>
+              </w:rPr>
+              <w:t>valuador para contenidos inclusivos y accesibles</w:t>
+            </w:r>
+          </w:p>
+        </w:tc>
+        <w:tc>
+          <w:tcPr>
+            <w:tcW w:w="3969" w:type="dxa"/>
+          </w:tcPr>
+          <w:p>
+            <w:pPr>
+              <w:pStyle w:val="TextoTablas"/>
+              <w:rPr>
+                <w:lang w:val="es-CO"/>
+              </w:rPr>
+            </w:pPr>
+            <w:r>
+              <w:rPr>
+                <w:lang w:val="es-CO"/>
+              </w:rPr>
+              <w:t>Centro Agroempresarial y Desarrollo Pecuario</w:t>
+            </w:r>
+            <w:r>
+              <w:rPr>
+                <w:lang w:val="es-CO"/>
+              </w:rPr>
+              <w:t xml:space="preserve"> - </w:t>
+            </w:r>
+            <w:r>
+              <w:rPr>
+                <w:lang w:val="es-CO"/>
+              </w:rPr>
+              <w:t>Regional Huila</w:t>
+            </w:r>
+          </w:p>
+        </w:tc>
+      </w:tr>
+      <w:tr>
         <w:tc>
           <w:tcPr>
             <w:tcW w:w="2830" w:type="dxa"/>
@@ -14388,6 +13810,127 @@
     </w:lvl>
   </w:abstractNum>
   <w:abstractNum w:abstractNumId="10" w15:restartNumberingAfterBreak="0">
+    <w:nsid w:val="0E6616B5"/>
+    <w:multiLevelType w:val="multilevel"/>
+    <w:tmpl w:val="883E3F32"/>
+    <w:styleLink w:val="SENALista"/>
+    <w:lvl w:ilvl="0">
+      <w:start w:val="1"/>
+      <w:numFmt w:val="decimal"/>
+      <w:pStyle w:val="Ttulo1"/>
+      <w:suff w:val="space"/>
+      <w:lvlText w:val="%1."/>
+      <w:lvlJc w:val="left"/>
+      <w:pPr>
+        <w:ind w:left="360" w:hanging="360"/>
+      </w:pPr>
+      <w:rPr>
+        <w:rFonts w:hint="default"/>
+      </w:rPr>
+    </w:lvl>
+    <w:lvl w:ilvl="1">
+      <w:start w:val="1"/>
+      <w:numFmt w:val="decimal"/>
+      <w:pStyle w:val="Ttulo2"/>
+      <w:suff w:val="space"/>
+      <w:lvlText w:val="%1.%2."/>
+      <w:lvlJc w:val="left"/>
+      <w:pPr>
+        <w:ind w:left="567" w:hanging="567"/>
+      </w:pPr>
+      <w:rPr>
+        <w:rFonts w:hint="default"/>
+      </w:rPr>
+    </w:lvl>
+    <w:lvl w:ilvl="2">
+      <w:start w:val="1"/>
+      <w:numFmt w:val="none"/>
+      <w:pStyle w:val="Ttulo3"/>
+      <w:lvlText w:val=""/>
+      <w:lvlJc w:val="left"/>
+      <w:pPr>
+        <w:ind w:left="0" w:firstLine="0"/>
+      </w:pPr>
+      <w:rPr>
+        <w:rFonts w:hint="default"/>
+      </w:rPr>
+    </w:lvl>
+    <w:lvl w:ilvl="3">
+      <w:start w:val="1"/>
+      <w:numFmt w:val="none"/>
+      <w:pStyle w:val="Ttulo4"/>
+      <w:lvlText w:val=""/>
+      <w:lvlJc w:val="left"/>
+      <w:pPr>
+        <w:ind w:left="0" w:firstLine="0"/>
+      </w:pPr>
+      <w:rPr>
+        <w:rFonts w:hint="default"/>
+      </w:rPr>
+    </w:lvl>
+    <w:lvl w:ilvl="4">
+      <w:start w:val="1"/>
+      <w:numFmt w:val="none"/>
+      <w:pStyle w:val="Ttulo5"/>
+      <w:lvlText w:val=""/>
+      <w:lvlJc w:val="left"/>
+      <w:pPr>
+        <w:ind w:left="0" w:firstLine="0"/>
+      </w:pPr>
+      <w:rPr>
+        <w:rFonts w:hint="default"/>
+      </w:rPr>
+    </w:lvl>
+    <w:lvl w:ilvl="5">
+      <w:start w:val="1"/>
+      <w:numFmt w:val="lowerRoman"/>
+      <w:lvlText w:val="(%6)"/>
+      <w:lvlJc w:val="left"/>
+      <w:pPr>
+        <w:ind w:left="2160" w:hanging="360"/>
+      </w:pPr>
+      <w:rPr>
+        <w:rFonts w:hint="default"/>
+      </w:rPr>
+    </w:lvl>
+    <w:lvl w:ilvl="6">
+      <w:start w:val="1"/>
+      <w:numFmt w:val="decimal"/>
+      <w:lvlText w:val="%7."/>
+      <w:lvlJc w:val="left"/>
+      <w:pPr>
+        <w:ind w:left="2520" w:hanging="360"/>
+      </w:pPr>
+      <w:rPr>
+        <w:rFonts w:hint="default"/>
+      </w:rPr>
+    </w:lvl>
+    <w:lvl w:ilvl="7">
+      <w:start w:val="1"/>
+      <w:numFmt w:val="lowerLetter"/>
+      <w:lvlText w:val="%8."/>
+      <w:lvlJc w:val="left"/>
+      <w:pPr>
+        <w:ind w:left="2880" w:hanging="360"/>
+      </w:pPr>
+      <w:rPr>
+        <w:rFonts w:hint="default"/>
+      </w:rPr>
+    </w:lvl>
+    <w:lvl w:ilvl="8">
+      <w:start w:val="1"/>
+      <w:numFmt w:val="lowerRoman"/>
+      <w:lvlText w:val="%9."/>
+      <w:lvlJc w:val="left"/>
+      <w:pPr>
+        <w:ind w:left="3240" w:hanging="360"/>
+      </w:pPr>
+      <w:rPr>
+        <w:rFonts w:hint="default"/>
+      </w:rPr>
+    </w:lvl>
+  </w:abstractNum>
+  <w:abstractNum w:abstractNumId="11" w15:restartNumberingAfterBreak="0">
     <w:nsid w:val="15646488"/>
     <w:multiLevelType w:val="hybridMultilevel"/>
     <w:tmpl w:val="1B18E5DE"/>
@@ -14500,7 +14043,7 @@
       </w:rPr>
     </w:lvl>
   </w:abstractNum>
-  <w:abstractNum w:abstractNumId="11" w15:restartNumberingAfterBreak="0">
+  <w:abstractNum w:abstractNumId="12" w15:restartNumberingAfterBreak="0">
     <w:nsid w:val="16A731E1"/>
     <w:multiLevelType w:val="hybridMultilevel"/>
     <w:tmpl w:val="94A6477C"/>
@@ -14613,7 +14156,7 @@
       </w:rPr>
     </w:lvl>
   </w:abstractNum>
-  <w:abstractNum w:abstractNumId="12" w15:restartNumberingAfterBreak="0">
+  <w:abstractNum w:abstractNumId="13" w15:restartNumberingAfterBreak="0">
     <w:nsid w:val="1E530F67"/>
     <w:multiLevelType w:val="hybridMultilevel"/>
     <w:tmpl w:val="3812629C"/>
@@ -14726,7 +14269,7 @@
       </w:rPr>
     </w:lvl>
   </w:abstractNum>
-  <w:abstractNum w:abstractNumId="13" w15:restartNumberingAfterBreak="0">
+  <w:abstractNum w:abstractNumId="14" w15:restartNumberingAfterBreak="0">
     <w:nsid w:val="20C56D6D"/>
     <w:multiLevelType w:val="hybridMultilevel"/>
     <w:tmpl w:val="64BE50DE"/>
@@ -14839,7 +14382,7 @@
       </w:rPr>
     </w:lvl>
   </w:abstractNum>
-  <w:abstractNum w:abstractNumId="14" w15:restartNumberingAfterBreak="0">
+  <w:abstractNum w:abstractNumId="15" w15:restartNumberingAfterBreak="0">
     <w:nsid w:val="27412B07"/>
     <w:multiLevelType w:val="hybridMultilevel"/>
     <w:tmpl w:val="DE40D30A"/>
@@ -14930,7 +14473,7 @@
       </w:pPr>
     </w:lvl>
   </w:abstractNum>
-  <w:abstractNum w:abstractNumId="15" w15:restartNumberingAfterBreak="0">
+  <w:abstractNum w:abstractNumId="16" w15:restartNumberingAfterBreak="0">
     <w:nsid w:val="276921B4"/>
     <w:multiLevelType w:val="hybridMultilevel"/>
     <w:tmpl w:val="37CABAB4"/>
@@ -15043,7 +14586,7 @@
       </w:rPr>
     </w:lvl>
   </w:abstractNum>
-  <w:abstractNum w:abstractNumId="16" w15:restartNumberingAfterBreak="0">
+  <w:abstractNum w:abstractNumId="17" w15:restartNumberingAfterBreak="0">
     <w:nsid w:val="28770AE5"/>
     <w:multiLevelType w:val="hybridMultilevel"/>
     <w:tmpl w:val="50EA9F46"/>
@@ -15156,7 +14699,7 @@
       </w:rPr>
     </w:lvl>
   </w:abstractNum>
-  <w:abstractNum w:abstractNumId="17" w15:restartNumberingAfterBreak="0">
+  <w:abstractNum w:abstractNumId="18" w15:restartNumberingAfterBreak="0">
     <w:nsid w:val="2B867F43"/>
     <w:multiLevelType w:val="hybridMultilevel"/>
     <w:tmpl w:val="23B6665E"/>
@@ -15269,7 +14812,7 @@
       </w:rPr>
     </w:lvl>
   </w:abstractNum>
-  <w:abstractNum w:abstractNumId="18" w15:restartNumberingAfterBreak="0">
+  <w:abstractNum w:abstractNumId="19" w15:restartNumberingAfterBreak="0">
     <w:nsid w:val="2C050677"/>
     <w:multiLevelType w:val="hybridMultilevel"/>
     <w:tmpl w:val="764812EC"/>
@@ -15382,7 +14925,7 @@
       </w:rPr>
     </w:lvl>
   </w:abstractNum>
-  <w:abstractNum w:abstractNumId="19" w15:restartNumberingAfterBreak="0">
+  <w:abstractNum w:abstractNumId="20" w15:restartNumberingAfterBreak="0">
     <w:nsid w:val="2C101EAA"/>
     <w:multiLevelType w:val="hybridMultilevel"/>
     <w:tmpl w:val="44C0C67E"/>
@@ -15495,7 +15038,7 @@
       </w:rPr>
     </w:lvl>
   </w:abstractNum>
-  <w:abstractNum w:abstractNumId="20" w15:restartNumberingAfterBreak="0">
+  <w:abstractNum w:abstractNumId="21" w15:restartNumberingAfterBreak="0">
     <w:nsid w:val="2DCC251D"/>
     <w:multiLevelType w:val="hybridMultilevel"/>
     <w:tmpl w:val="091827FE"/>
@@ -15608,7 +15151,7 @@
       </w:rPr>
     </w:lvl>
   </w:abstractNum>
-  <w:abstractNum w:abstractNumId="21" w15:restartNumberingAfterBreak="0">
+  <w:abstractNum w:abstractNumId="22" w15:restartNumberingAfterBreak="0">
     <w:nsid w:val="30E90F46"/>
     <w:multiLevelType w:val="hybridMultilevel"/>
     <w:tmpl w:val="168EB1F6"/>
@@ -15721,7 +15264,7 @@
       </w:rPr>
     </w:lvl>
   </w:abstractNum>
-  <w:abstractNum w:abstractNumId="22" w15:restartNumberingAfterBreak="0">
+  <w:abstractNum w:abstractNumId="23" w15:restartNumberingAfterBreak="0">
     <w:nsid w:val="31542AC6"/>
     <w:multiLevelType w:val="hybridMultilevel"/>
     <w:tmpl w:val="4ACE39B0"/>
@@ -15834,7 +15377,7 @@
       </w:rPr>
     </w:lvl>
   </w:abstractNum>
-  <w:abstractNum w:abstractNumId="23" w15:restartNumberingAfterBreak="0">
+  <w:abstractNum w:abstractNumId="24" w15:restartNumberingAfterBreak="0">
     <w:nsid w:val="36784F76"/>
     <w:multiLevelType w:val="hybridMultilevel"/>
     <w:tmpl w:val="3B580958"/>
@@ -15947,7 +15490,7 @@
       </w:rPr>
     </w:lvl>
   </w:abstractNum>
-  <w:abstractNum w:abstractNumId="24" w15:restartNumberingAfterBreak="0">
+  <w:abstractNum w:abstractNumId="25" w15:restartNumberingAfterBreak="0">
     <w:nsid w:val="368E176E"/>
     <w:multiLevelType w:val="hybridMultilevel"/>
     <w:tmpl w:val="BDF054FE"/>
@@ -16041,7 +15584,7 @@
       </w:pPr>
     </w:lvl>
   </w:abstractNum>
-  <w:abstractNum w:abstractNumId="25" w15:restartNumberingAfterBreak="0">
+  <w:abstractNum w:abstractNumId="26" w15:restartNumberingAfterBreak="0">
     <w:nsid w:val="37755399"/>
     <w:multiLevelType w:val="hybridMultilevel"/>
     <w:tmpl w:val="A830C0A0"/>
@@ -16154,7 +15697,7 @@
       </w:rPr>
     </w:lvl>
   </w:abstractNum>
-  <w:abstractNum w:abstractNumId="26" w15:restartNumberingAfterBreak="0">
+  <w:abstractNum w:abstractNumId="27" w15:restartNumberingAfterBreak="0">
     <w:nsid w:val="38F13F42"/>
     <w:multiLevelType w:val="hybridMultilevel"/>
     <w:tmpl w:val="1F125DAE"/>
@@ -16267,7 +15810,7 @@
       </w:rPr>
     </w:lvl>
   </w:abstractNum>
-  <w:abstractNum w:abstractNumId="27" w15:restartNumberingAfterBreak="0">
+  <w:abstractNum w:abstractNumId="28" w15:restartNumberingAfterBreak="0">
     <w:nsid w:val="39512579"/>
     <w:multiLevelType w:val="hybridMultilevel"/>
     <w:tmpl w:val="BDD8BBFE"/>
@@ -16380,7 +15923,7 @@
       </w:rPr>
     </w:lvl>
   </w:abstractNum>
-  <w:abstractNum w:abstractNumId="28" w15:restartNumberingAfterBreak="0">
+  <w:abstractNum w:abstractNumId="29" w15:restartNumberingAfterBreak="0">
     <w:nsid w:val="3B200B9A"/>
     <w:multiLevelType w:val="hybridMultilevel"/>
     <w:tmpl w:val="AF68C80E"/>
@@ -16493,7 +16036,7 @@
       </w:rPr>
     </w:lvl>
   </w:abstractNum>
-  <w:abstractNum w:abstractNumId="29" w15:restartNumberingAfterBreak="0">
+  <w:abstractNum w:abstractNumId="30" w15:restartNumberingAfterBreak="0">
     <w:nsid w:val="3B9E69E4"/>
     <w:multiLevelType w:val="hybridMultilevel"/>
     <w:tmpl w:val="580E8C8C"/>
@@ -16606,7 +16149,7 @@
       </w:rPr>
     </w:lvl>
   </w:abstractNum>
-  <w:abstractNum w:abstractNumId="30" w15:restartNumberingAfterBreak="0">
+  <w:abstractNum w:abstractNumId="31" w15:restartNumberingAfterBreak="0">
     <w:nsid w:val="3F461720"/>
     <w:multiLevelType w:val="hybridMultilevel"/>
     <w:tmpl w:val="C4F6A8BE"/>
@@ -16719,7 +16262,7 @@
       </w:rPr>
     </w:lvl>
   </w:abstractNum>
-  <w:abstractNum w:abstractNumId="31" w15:restartNumberingAfterBreak="0">
+  <w:abstractNum w:abstractNumId="32" w15:restartNumberingAfterBreak="0">
     <w:nsid w:val="43B82513"/>
     <w:multiLevelType w:val="hybridMultilevel"/>
     <w:tmpl w:val="D618FA60"/>
@@ -16832,7 +16375,7 @@
       </w:rPr>
     </w:lvl>
   </w:abstractNum>
-  <w:abstractNum w:abstractNumId="32" w15:restartNumberingAfterBreak="0">
+  <w:abstractNum w:abstractNumId="33" w15:restartNumberingAfterBreak="0">
     <w:nsid w:val="4581371C"/>
     <w:multiLevelType w:val="hybridMultilevel"/>
     <w:tmpl w:val="C2CC86F4"/>
@@ -16945,7 +16488,7 @@
       </w:rPr>
     </w:lvl>
   </w:abstractNum>
-  <w:abstractNum w:abstractNumId="33" w15:restartNumberingAfterBreak="0">
+  <w:abstractNum w:abstractNumId="34" w15:restartNumberingAfterBreak="0">
     <w:nsid w:val="46CE0D52"/>
     <w:multiLevelType w:val="hybridMultilevel"/>
     <w:tmpl w:val="8B689628"/>
@@ -17058,7 +16601,7 @@
       </w:rPr>
     </w:lvl>
   </w:abstractNum>
-  <w:abstractNum w:abstractNumId="34" w15:restartNumberingAfterBreak="0">
+  <w:abstractNum w:abstractNumId="35" w15:restartNumberingAfterBreak="0">
     <w:nsid w:val="4A3B7EDC"/>
     <w:multiLevelType w:val="hybridMultilevel"/>
     <w:tmpl w:val="52A04F46"/>
@@ -17171,7 +16714,7 @@
       </w:rPr>
     </w:lvl>
   </w:abstractNum>
-  <w:abstractNum w:abstractNumId="35" w15:restartNumberingAfterBreak="0">
+  <w:abstractNum w:abstractNumId="36" w15:restartNumberingAfterBreak="0">
     <w:nsid w:val="4EBE1EF6"/>
     <w:multiLevelType w:val="hybridMultilevel"/>
     <w:tmpl w:val="AF3C2E24"/>
@@ -17262,7 +16805,7 @@
       </w:pPr>
     </w:lvl>
   </w:abstractNum>
-  <w:abstractNum w:abstractNumId="36" w15:restartNumberingAfterBreak="0">
+  <w:abstractNum w:abstractNumId="37" w15:restartNumberingAfterBreak="0">
     <w:nsid w:val="4F566A17"/>
     <w:multiLevelType w:val="hybridMultilevel"/>
     <w:tmpl w:val="78F01AB6"/>
@@ -17375,7 +16918,7 @@
       </w:rPr>
     </w:lvl>
   </w:abstractNum>
-  <w:abstractNum w:abstractNumId="37" w15:restartNumberingAfterBreak="0">
+  <w:abstractNum w:abstractNumId="38" w15:restartNumberingAfterBreak="0">
     <w:nsid w:val="505B6F3A"/>
     <w:multiLevelType w:val="hybridMultilevel"/>
     <w:tmpl w:val="82986DEE"/>
@@ -17488,7 +17031,7 @@
       </w:rPr>
     </w:lvl>
   </w:abstractNum>
-  <w:abstractNum w:abstractNumId="38" w15:restartNumberingAfterBreak="0">
+  <w:abstractNum w:abstractNumId="39" w15:restartNumberingAfterBreak="0">
     <w:nsid w:val="510D2489"/>
     <w:multiLevelType w:val="hybridMultilevel"/>
     <w:tmpl w:val="8E3AC15A"/>
@@ -17601,7 +17144,7 @@
       </w:rPr>
     </w:lvl>
   </w:abstractNum>
-  <w:abstractNum w:abstractNumId="39" w15:restartNumberingAfterBreak="0">
+  <w:abstractNum w:abstractNumId="40" w15:restartNumberingAfterBreak="0">
     <w:nsid w:val="561074D8"/>
     <w:multiLevelType w:val="hybridMultilevel"/>
     <w:tmpl w:val="CA56ED42"/>
@@ -17714,7 +17257,7 @@
       </w:rPr>
     </w:lvl>
   </w:abstractNum>
-  <w:abstractNum w:abstractNumId="40" w15:restartNumberingAfterBreak="0">
+  <w:abstractNum w:abstractNumId="41" w15:restartNumberingAfterBreak="0">
     <w:nsid w:val="59FA0600"/>
     <w:multiLevelType w:val="hybridMultilevel"/>
     <w:tmpl w:val="A0A2F954"/>
@@ -17827,7 +17370,7 @@
       </w:rPr>
     </w:lvl>
   </w:abstractNum>
-  <w:abstractNum w:abstractNumId="41" w15:restartNumberingAfterBreak="0">
+  <w:abstractNum w:abstractNumId="42" w15:restartNumberingAfterBreak="0">
     <w:nsid w:val="5EE0793D"/>
     <w:multiLevelType w:val="hybridMultilevel"/>
     <w:tmpl w:val="BBC4D0E6"/>
@@ -17940,7 +17483,7 @@
       </w:rPr>
     </w:lvl>
   </w:abstractNum>
-  <w:abstractNum w:abstractNumId="42" w15:restartNumberingAfterBreak="0">
+  <w:abstractNum w:abstractNumId="43" w15:restartNumberingAfterBreak="0">
     <w:nsid w:val="63A03BEF"/>
     <w:multiLevelType w:val="hybridMultilevel"/>
     <w:tmpl w:val="4FE4475A"/>
@@ -18053,7 +17596,7 @@
       </w:rPr>
     </w:lvl>
   </w:abstractNum>
-  <w:abstractNum w:abstractNumId="43" w15:restartNumberingAfterBreak="0">
+  <w:abstractNum w:abstractNumId="44" w15:restartNumberingAfterBreak="0">
     <w:nsid w:val="646B3989"/>
     <w:multiLevelType w:val="hybridMultilevel"/>
     <w:tmpl w:val="0AEA23E4"/>
@@ -18166,7 +17709,7 @@
       </w:rPr>
     </w:lvl>
   </w:abstractNum>
-  <w:abstractNum w:abstractNumId="44" w15:restartNumberingAfterBreak="0">
+  <w:abstractNum w:abstractNumId="45" w15:restartNumberingAfterBreak="0">
     <w:nsid w:val="648878B1"/>
     <w:multiLevelType w:val="hybridMultilevel"/>
     <w:tmpl w:val="05A87B80"/>
@@ -18279,7 +17822,7 @@
       </w:rPr>
     </w:lvl>
   </w:abstractNum>
-  <w:abstractNum w:abstractNumId="45" w15:restartNumberingAfterBreak="0">
+  <w:abstractNum w:abstractNumId="46" w15:restartNumberingAfterBreak="0">
     <w:nsid w:val="66F934E1"/>
     <w:multiLevelType w:val="hybridMultilevel"/>
     <w:tmpl w:val="D1BA5F46"/>
@@ -18392,7 +17935,7 @@
       </w:rPr>
     </w:lvl>
   </w:abstractNum>
-  <w:abstractNum w:abstractNumId="46" w15:restartNumberingAfterBreak="0">
+  <w:abstractNum w:abstractNumId="47" w15:restartNumberingAfterBreak="0">
     <w:nsid w:val="688A3770"/>
     <w:multiLevelType w:val="hybridMultilevel"/>
     <w:tmpl w:val="F43414F6"/>
@@ -18505,7 +18048,7 @@
       </w:rPr>
     </w:lvl>
   </w:abstractNum>
-  <w:abstractNum w:abstractNumId="47" w15:restartNumberingAfterBreak="0">
+  <w:abstractNum w:abstractNumId="48" w15:restartNumberingAfterBreak="0">
     <w:nsid w:val="6C107A10"/>
     <w:multiLevelType w:val="hybridMultilevel"/>
     <w:tmpl w:val="1DF4A540"/>
@@ -18618,7 +18161,7 @@
       </w:rPr>
     </w:lvl>
   </w:abstractNum>
-  <w:abstractNum w:abstractNumId="48" w15:restartNumberingAfterBreak="0">
+  <w:abstractNum w:abstractNumId="49" w15:restartNumberingAfterBreak="0">
     <w:nsid w:val="6C8732E1"/>
     <w:multiLevelType w:val="hybridMultilevel"/>
     <w:tmpl w:val="53BCD0DC"/>
@@ -18731,7 +18274,7 @@
       </w:rPr>
     </w:lvl>
   </w:abstractNum>
-  <w:abstractNum w:abstractNumId="49" w15:restartNumberingAfterBreak="0">
+  <w:abstractNum w:abstractNumId="50" w15:restartNumberingAfterBreak="0">
     <w:nsid w:val="700F4EF6"/>
     <w:multiLevelType w:val="hybridMultilevel"/>
     <w:tmpl w:val="D0FE4176"/>
@@ -18844,7 +18387,7 @@
       </w:rPr>
     </w:lvl>
   </w:abstractNum>
-  <w:abstractNum w:abstractNumId="50" w15:restartNumberingAfterBreak="0">
+  <w:abstractNum w:abstractNumId="51" w15:restartNumberingAfterBreak="0">
     <w:nsid w:val="71FC0E1A"/>
     <w:multiLevelType w:val="hybridMultilevel"/>
     <w:tmpl w:val="41D29292"/>
@@ -18957,7 +18500,7 @@
       </w:rPr>
     </w:lvl>
   </w:abstractNum>
-  <w:abstractNum w:abstractNumId="51" w15:restartNumberingAfterBreak="0">
+  <w:abstractNum w:abstractNumId="52" w15:restartNumberingAfterBreak="0">
     <w:nsid w:val="72BA1C93"/>
     <w:multiLevelType w:val="hybridMultilevel"/>
     <w:tmpl w:val="7BBA020C"/>
@@ -19070,7 +18613,7 @@
       </w:rPr>
     </w:lvl>
   </w:abstractNum>
-  <w:abstractNum w:abstractNumId="52" w15:restartNumberingAfterBreak="0">
+  <w:abstractNum w:abstractNumId="53" w15:restartNumberingAfterBreak="0">
     <w:nsid w:val="73234843"/>
     <w:multiLevelType w:val="hybridMultilevel"/>
     <w:tmpl w:val="C94AD0D4"/>
@@ -19183,7 +18726,120 @@
       </w:rPr>
     </w:lvl>
   </w:abstractNum>
-  <w:abstractNum w:abstractNumId="53" w15:restartNumberingAfterBreak="0">
+  <w:abstractNum w:abstractNumId="54" w15:restartNumberingAfterBreak="0">
+    <w:nsid w:val="752C673E"/>
+    <w:multiLevelType w:val="hybridMultilevel"/>
+    <w:tmpl w:val="E5847BF6"/>
+    <w:lvl w:ilvl="0" w:tplc="0C0A0001">
+      <w:start w:val="1"/>
+      <w:numFmt w:val="bullet"/>
+      <w:lvlText w:val=""/>
+      <w:lvlJc w:val="left"/>
+      <w:pPr>
+        <w:ind w:left="1429" w:hanging="360"/>
+      </w:pPr>
+      <w:rPr>
+        <w:rFonts w:ascii="Symbol" w:hAnsi="Symbol" w:hint="default"/>
+      </w:rPr>
+    </w:lvl>
+    <w:lvl w:ilvl="1" w:tplc="0C0A0003" w:tentative="1">
+      <w:start w:val="1"/>
+      <w:numFmt w:val="bullet"/>
+      <w:lvlText w:val="o"/>
+      <w:lvlJc w:val="left"/>
+      <w:pPr>
+        <w:ind w:left="2149" w:hanging="360"/>
+      </w:pPr>
+      <w:rPr>
+        <w:rFonts w:ascii="Courier New" w:hAnsi="Courier New" w:cs="Courier New" w:hint="default"/>
+      </w:rPr>
+    </w:lvl>
+    <w:lvl w:ilvl="2" w:tplc="0C0A0005" w:tentative="1">
+      <w:start w:val="1"/>
+      <w:numFmt w:val="bullet"/>
+      <w:lvlText w:val=""/>
+      <w:lvlJc w:val="left"/>
+      <w:pPr>
+        <w:ind w:left="2869" w:hanging="360"/>
+      </w:pPr>
+      <w:rPr>
+        <w:rFonts w:ascii="Wingdings" w:hAnsi="Wingdings" w:hint="default"/>
+      </w:rPr>
+    </w:lvl>
+    <w:lvl w:ilvl="3" w:tplc="0C0A0001" w:tentative="1">
+      <w:start w:val="1"/>
+      <w:numFmt w:val="bullet"/>
+      <w:lvlText w:val=""/>
+      <w:lvlJc w:val="left"/>
+      <w:pPr>
+        <w:ind w:left="3589" w:hanging="360"/>
+      </w:pPr>
+      <w:rPr>
+        <w:rFonts w:ascii="Symbol" w:hAnsi="Symbol" w:hint="default"/>
+      </w:rPr>
+    </w:lvl>
+    <w:lvl w:ilvl="4" w:tplc="0C0A0003" w:tentative="1">
+      <w:start w:val="1"/>
+      <w:numFmt w:val="bullet"/>
+      <w:lvlText w:val="o"/>
+      <w:lvlJc w:val="left"/>
+      <w:pPr>
+        <w:ind w:left="4309" w:hanging="360"/>
+      </w:pPr>
+      <w:rPr>
+        <w:rFonts w:ascii="Courier New" w:hAnsi="Courier New" w:cs="Courier New" w:hint="default"/>
+      </w:rPr>
+    </w:lvl>
+    <w:lvl w:ilvl="5" w:tplc="0C0A0005" w:tentative="1">
+      <w:start w:val="1"/>
+      <w:numFmt w:val="bullet"/>
+      <w:lvlText w:val=""/>
+      <w:lvlJc w:val="left"/>
+      <w:pPr>
+        <w:ind w:left="5029" w:hanging="360"/>
+      </w:pPr>
+      <w:rPr>
+        <w:rFonts w:ascii="Wingdings" w:hAnsi="Wingdings" w:hint="default"/>
+      </w:rPr>
+    </w:lvl>
+    <w:lvl w:ilvl="6" w:tplc="0C0A0001" w:tentative="1">
+      <w:start w:val="1"/>
+      <w:numFmt w:val="bullet"/>
+      <w:lvlText w:val=""/>
+      <w:lvlJc w:val="left"/>
+      <w:pPr>
+        <w:ind w:left="5749" w:hanging="360"/>
+      </w:pPr>
+      <w:rPr>
+        <w:rFonts w:ascii="Symbol" w:hAnsi="Symbol" w:hint="default"/>
+      </w:rPr>
+    </w:lvl>
+    <w:lvl w:ilvl="7" w:tplc="0C0A0003" w:tentative="1">
+      <w:start w:val="1"/>
+      <w:numFmt w:val="bullet"/>
+      <w:lvlText w:val="o"/>
+      <w:lvlJc w:val="left"/>
+      <w:pPr>
+        <w:ind w:left="6469" w:hanging="360"/>
+      </w:pPr>
+      <w:rPr>
+        <w:rFonts w:ascii="Courier New" w:hAnsi="Courier New" w:cs="Courier New" w:hint="default"/>
+      </w:rPr>
+    </w:lvl>
+    <w:lvl w:ilvl="8" w:tplc="0C0A0005" w:tentative="1">
+      <w:start w:val="1"/>
+      <w:numFmt w:val="bullet"/>
+      <w:lvlText w:val=""/>
+      <w:lvlJc w:val="left"/>
+      <w:pPr>
+        <w:ind w:left="7189" w:hanging="360"/>
+      </w:pPr>
+      <w:rPr>
+        <w:rFonts w:ascii="Wingdings" w:hAnsi="Wingdings" w:hint="default"/>
+      </w:rPr>
+    </w:lvl>
+  </w:abstractNum>
+  <w:abstractNum w:abstractNumId="55" w15:restartNumberingAfterBreak="0">
     <w:nsid w:val="761C6949"/>
     <w:multiLevelType w:val="hybridMultilevel"/>
     <w:tmpl w:val="C706E0AA"/>
@@ -19296,7 +18952,7 @@
       </w:rPr>
     </w:lvl>
   </w:abstractNum>
-  <w:abstractNum w:abstractNumId="54" w15:restartNumberingAfterBreak="0">
+  <w:abstractNum w:abstractNumId="56" w15:restartNumberingAfterBreak="0">
     <w:nsid w:val="7B415073"/>
     <w:multiLevelType w:val="hybridMultilevel"/>
     <w:tmpl w:val="2C900086"/>
@@ -19409,14 +19065,13 @@
       </w:rPr>
     </w:lvl>
   </w:abstractNum>
-  <w:abstractNum w:abstractNumId="55" w15:restartNumberingAfterBreak="0">
+  <w:abstractNum w:abstractNumId="57" w15:restartNumberingAfterBreak="0">
     <w:nsid w:val="7C161D1C"/>
     <w:multiLevelType w:val="multilevel"/>
-    <w:tmpl w:val="EE7A69C8"/>
+    <w:tmpl w:val="E1F63D3C"/>
     <w:lvl w:ilvl="0">
       <w:start w:val="1"/>
       <w:numFmt w:val="decimal"/>
-      <w:pStyle w:val="Ttulo1"/>
       <w:lvlText w:val="%1."/>
       <w:lvlJc w:val="left"/>
       <w:pPr>
@@ -19426,7 +19081,6 @@
     <w:lvl w:ilvl="1">
       <w:start w:val="1"/>
       <w:numFmt w:val="decimal"/>
-      <w:pStyle w:val="Ttulo2"/>
       <w:lvlText w:val="%1.%2."/>
       <w:lvlJc w:val="left"/>
       <w:pPr>
@@ -19545,7 +19199,7 @@
       </w:pPr>
     </w:lvl>
   </w:abstractNum>
-  <w:abstractNum w:abstractNumId="56" w15:restartNumberingAfterBreak="0">
+  <w:abstractNum w:abstractNumId="58" w15:restartNumberingAfterBreak="0">
     <w:nsid w:val="7CEC4C6B"/>
     <w:multiLevelType w:val="hybridMultilevel"/>
     <w:tmpl w:val="C73CEE84"/>
@@ -19659,55 +19313,55 @@
     </w:lvl>
   </w:abstractNum>
   <w:num w:numId="1" w16cid:durableId="2000957126">
-    <w:abstractNumId w:val="55"/>
+    <w:abstractNumId w:val="57"/>
   </w:num>
   <w:num w:numId="2" w16cid:durableId="1585263860">
     <w:abstractNumId w:val="0"/>
   </w:num>
   <w:num w:numId="3" w16cid:durableId="1338381655">
+    <w:abstractNumId w:val="15"/>
+  </w:num>
+  <w:num w:numId="4" w16cid:durableId="1532257930">
+    <w:abstractNumId w:val="36"/>
+  </w:num>
+  <w:num w:numId="5" w16cid:durableId="998075588">
+    <w:abstractNumId w:val="25"/>
+  </w:num>
+  <w:num w:numId="6" w16cid:durableId="1376001146">
+    <w:abstractNumId w:val="22"/>
+  </w:num>
+  <w:num w:numId="7" w16cid:durableId="2133396757">
     <w:abstractNumId w:val="14"/>
   </w:num>
-  <w:num w:numId="4" w16cid:durableId="1532257930">
-    <w:abstractNumId w:val="35"/>
-  </w:num>
-  <w:num w:numId="5" w16cid:durableId="998075588">
-    <w:abstractNumId w:val="24"/>
-  </w:num>
-  <w:num w:numId="6" w16cid:durableId="1376001146">
-    <w:abstractNumId w:val="21"/>
-  </w:num>
-  <w:num w:numId="7" w16cid:durableId="2133396757">
-    <w:abstractNumId w:val="13"/>
-  </w:num>
   <w:num w:numId="8" w16cid:durableId="756174261">
-    <w:abstractNumId w:val="49"/>
+    <w:abstractNumId w:val="50"/>
   </w:num>
   <w:num w:numId="9" w16cid:durableId="1113985598">
-    <w:abstractNumId w:val="54"/>
+    <w:abstractNumId w:val="56"/>
   </w:num>
   <w:num w:numId="10" w16cid:durableId="1016080757">
-    <w:abstractNumId w:val="25"/>
+    <w:abstractNumId w:val="26"/>
   </w:num>
   <w:num w:numId="11" w16cid:durableId="1953049631">
-    <w:abstractNumId w:val="38"/>
+    <w:abstractNumId w:val="39"/>
   </w:num>
   <w:num w:numId="12" w16cid:durableId="1183977757">
-    <w:abstractNumId w:val="31"/>
+    <w:abstractNumId w:val="32"/>
   </w:num>
   <w:num w:numId="13" w16cid:durableId="82263234">
-    <w:abstractNumId w:val="17"/>
+    <w:abstractNumId w:val="18"/>
   </w:num>
   <w:num w:numId="14" w16cid:durableId="1706246404">
-    <w:abstractNumId w:val="47"/>
+    <w:abstractNumId w:val="48"/>
   </w:num>
   <w:num w:numId="15" w16cid:durableId="2101020185">
-    <w:abstractNumId w:val="18"/>
+    <w:abstractNumId w:val="19"/>
   </w:num>
   <w:num w:numId="16" w16cid:durableId="117995670">
-    <w:abstractNumId w:val="50"/>
+    <w:abstractNumId w:val="51"/>
   </w:num>
   <w:num w:numId="17" w16cid:durableId="545994998">
-    <w:abstractNumId w:val="43"/>
+    <w:abstractNumId w:val="44"/>
   </w:num>
   <w:num w:numId="18" w16cid:durableId="1215197741">
     <w:abstractNumId w:val="7"/>
@@ -19716,25 +19370,25 @@
     <w:abstractNumId w:val="6"/>
   </w:num>
   <w:num w:numId="20" w16cid:durableId="1231036853">
+    <w:abstractNumId w:val="42"/>
+  </w:num>
+  <w:num w:numId="21" w16cid:durableId="1553736544">
+    <w:abstractNumId w:val="35"/>
+  </w:num>
+  <w:num w:numId="22" w16cid:durableId="1503473995">
     <w:abstractNumId w:val="41"/>
   </w:num>
-  <w:num w:numId="21" w16cid:durableId="1553736544">
-    <w:abstractNumId w:val="34"/>
-  </w:num>
-  <w:num w:numId="22" w16cid:durableId="1503473995">
-    <w:abstractNumId w:val="40"/>
-  </w:num>
   <w:num w:numId="23" w16cid:durableId="429357559">
-    <w:abstractNumId w:val="28"/>
+    <w:abstractNumId w:val="29"/>
   </w:num>
   <w:num w:numId="24" w16cid:durableId="1449810729">
-    <w:abstractNumId w:val="48"/>
+    <w:abstractNumId w:val="49"/>
   </w:num>
   <w:num w:numId="25" w16cid:durableId="485321950">
-    <w:abstractNumId w:val="30"/>
+    <w:abstractNumId w:val="31"/>
   </w:num>
   <w:num w:numId="26" w16cid:durableId="938950228">
-    <w:abstractNumId w:val="46"/>
+    <w:abstractNumId w:val="47"/>
   </w:num>
   <w:num w:numId="27" w16cid:durableId="1176307708">
     <w:abstractNumId w:val="8"/>
@@ -19746,7 +19400,7 @@
     <w:abstractNumId w:val="3"/>
   </w:num>
   <w:num w:numId="30" w16cid:durableId="1223365928">
-    <w:abstractNumId w:val="33"/>
+    <w:abstractNumId w:val="34"/>
   </w:num>
   <w:num w:numId="31" w16cid:durableId="288097409">
     <w:abstractNumId w:val="4"/>
@@ -19755,79 +19409,115 @@
     <w:abstractNumId w:val="5"/>
   </w:num>
   <w:num w:numId="33" w16cid:durableId="321861673">
-    <w:abstractNumId w:val="23"/>
+    <w:abstractNumId w:val="24"/>
   </w:num>
   <w:num w:numId="34" w16cid:durableId="1924334846">
-    <w:abstractNumId w:val="26"/>
+    <w:abstractNumId w:val="27"/>
   </w:num>
   <w:num w:numId="35" w16cid:durableId="1402554812">
-    <w:abstractNumId w:val="44"/>
+    <w:abstractNumId w:val="45"/>
   </w:num>
   <w:num w:numId="36" w16cid:durableId="1907184017">
-    <w:abstractNumId w:val="53"/>
+    <w:abstractNumId w:val="55"/>
   </w:num>
   <w:num w:numId="37" w16cid:durableId="1496458127">
-    <w:abstractNumId w:val="36"/>
+    <w:abstractNumId w:val="37"/>
   </w:num>
   <w:num w:numId="38" w16cid:durableId="2125270714">
-    <w:abstractNumId w:val="11"/>
+    <w:abstractNumId w:val="12"/>
   </w:num>
   <w:num w:numId="39" w16cid:durableId="978076356">
+    <w:abstractNumId w:val="21"/>
+  </w:num>
+  <w:num w:numId="40" w16cid:durableId="54814587">
+    <w:abstractNumId w:val="13"/>
+  </w:num>
+  <w:num w:numId="41" w16cid:durableId="1764061172">
     <w:abstractNumId w:val="20"/>
   </w:num>
-  <w:num w:numId="40" w16cid:durableId="54814587">
-    <w:abstractNumId w:val="12"/>
-  </w:num>
-  <w:num w:numId="41" w16cid:durableId="1764061172">
-    <w:abstractNumId w:val="19"/>
-  </w:num>
   <w:num w:numId="42" w16cid:durableId="1534223432">
-    <w:abstractNumId w:val="45"/>
+    <w:abstractNumId w:val="46"/>
   </w:num>
   <w:num w:numId="43" w16cid:durableId="1535147698">
-    <w:abstractNumId w:val="51"/>
+    <w:abstractNumId w:val="52"/>
   </w:num>
   <w:num w:numId="44" w16cid:durableId="1853641876">
-    <w:abstractNumId w:val="42"/>
+    <w:abstractNumId w:val="43"/>
   </w:num>
   <w:num w:numId="45" w16cid:durableId="1183477216">
     <w:abstractNumId w:val="1"/>
   </w:num>
   <w:num w:numId="46" w16cid:durableId="574751939">
-    <w:abstractNumId w:val="37"/>
+    <w:abstractNumId w:val="38"/>
   </w:num>
   <w:num w:numId="47" w16cid:durableId="1472550995">
-    <w:abstractNumId w:val="27"/>
+    <w:abstractNumId w:val="28"/>
   </w:num>
   <w:num w:numId="48" w16cid:durableId="1642612658">
+    <w:abstractNumId w:val="17"/>
+  </w:num>
+  <w:num w:numId="49" w16cid:durableId="1935093713">
     <w:abstractNumId w:val="16"/>
   </w:num>
-  <w:num w:numId="49" w16cid:durableId="1935093713">
-    <w:abstractNumId w:val="15"/>
-  </w:num>
   <w:num w:numId="50" w16cid:durableId="2106994655">
-    <w:abstractNumId w:val="22"/>
+    <w:abstractNumId w:val="23"/>
   </w:num>
   <w:num w:numId="51" w16cid:durableId="283314169">
-    <w:abstractNumId w:val="56"/>
+    <w:abstractNumId w:val="58"/>
   </w:num>
   <w:num w:numId="52" w16cid:durableId="138768257">
     <w:abstractNumId w:val="2"/>
   </w:num>
   <w:num w:numId="53" w16cid:durableId="905997312">
+    <w:abstractNumId w:val="11"/>
+  </w:num>
+  <w:num w:numId="54" w16cid:durableId="1956712314">
+    <w:abstractNumId w:val="53"/>
+  </w:num>
+  <w:num w:numId="55" w16cid:durableId="798457108">
+    <w:abstractNumId w:val="30"/>
+  </w:num>
+  <w:num w:numId="56" w16cid:durableId="363486382">
+    <w:abstractNumId w:val="33"/>
+  </w:num>
+  <w:num w:numId="57" w16cid:durableId="2035495517">
+    <w:abstractNumId w:val="40"/>
+  </w:num>
+  <w:num w:numId="58" w16cid:durableId="1678268021">
     <w:abstractNumId w:val="10"/>
   </w:num>
-  <w:num w:numId="54" w16cid:durableId="1956712314">
-    <w:abstractNumId w:val="52"/>
+  <w:num w:numId="59" w16cid:durableId="339621512">
+    <w:abstractNumId w:val="10"/>
+    <w:lvlOverride w:ilvl="0">
+      <w:startOverride w:val="1"/>
+    </w:lvlOverride>
+    <w:lvlOverride w:ilvl="1">
+      <w:startOverride w:val="1"/>
+    </w:lvlOverride>
+    <w:lvlOverride w:ilvl="2">
+      <w:startOverride w:val="1"/>
+    </w:lvlOverride>
+    <w:lvlOverride w:ilvl="3">
+      <w:startOverride w:val="1"/>
+    </w:lvlOverride>
+    <w:lvlOverride w:ilvl="4">
+      <w:startOverride w:val="1"/>
+    </w:lvlOverride>
+    <w:lvlOverride w:ilvl="5">
+      <w:startOverride w:val="1"/>
+    </w:lvlOverride>
+    <w:lvlOverride w:ilvl="6">
+      <w:startOverride w:val="1"/>
+    </w:lvlOverride>
+    <w:lvlOverride w:ilvl="7">
+      <w:startOverride w:val="1"/>
+    </w:lvlOverride>
+    <w:lvlOverride w:ilvl="8">
+      <w:startOverride w:val="1"/>
+    </w:lvlOverride>
   </w:num>
-  <w:num w:numId="55" w16cid:durableId="798457108">
-    <w:abstractNumId w:val="29"/>
-  </w:num>
-  <w:num w:numId="56" w16cid:durableId="363486382">
-    <w:abstractNumId w:val="32"/>
-  </w:num>
-  <w:num w:numId="57" w16cid:durableId="2035495517">
-    <w:abstractNumId w:val="39"/>
+  <w:num w:numId="60" w16cid:durableId="154298781">
+    <w:abstractNumId w:val="54"/>
   </w:num>
   <w:numIdMacAtCleanup w:val="57"/>
 </w:numbering>
@@ -20250,14 +19940,13 @@
     <w:autoRedefine/>
     <w:uiPriority w:val="9"/>
     <w:qFormat/>
-    <w:rsid w:val="00353681"/>
+    <w:rsid w:val="006156B5"/>
     <w:pPr>
       <w:numPr>
-        <w:numId w:val="1"/>
+        <w:numId w:val="58"/>
       </w:numPr>
       <w:shd w:val="clear" w:color="auto" w:fill="FFFFFF"/>
       <w:spacing w:before="280" w:after="120"/>
-      <w:ind w:left="0" w:firstLine="0"/>
       <w:outlineLvl w:val="0"/>
     </w:pPr>
     <w:rPr>
@@ -20286,10 +19975,9 @@
       <w:keepLines/>
       <w:numPr>
         <w:ilvl w:val="1"/>
-        <w:numId w:val="1"/>
+        <w:numId w:val="58"/>
       </w:numPr>
       <w:spacing w:before="200" w:line="240" w:lineRule="auto"/>
-      <w:ind w:left="0" w:firstLine="0"/>
       <w:outlineLvl w:val="1"/>
     </w:pPr>
     <w:rPr>
@@ -20315,8 +20003,7 @@
     <w:rsid w:val="00D92008"/>
     <w:pPr>
       <w:numPr>
-        <w:ilvl w:val="0"/>
-        <w:numId w:val="0"/>
+        <w:ilvl w:val="2"/>
       </w:numPr>
       <w:spacing w:before="360" w:after="0"/>
       <w:outlineLvl w:val="2"/>
@@ -20336,6 +20023,9 @@
     <w:qFormat/>
     <w:rsid w:val="001B57A6"/>
     <w:pPr>
+      <w:numPr>
+        <w:ilvl w:val="3"/>
+      </w:numPr>
       <w:spacing w:before="120" w:after="160"/>
       <w:outlineLvl w:val="3"/>
     </w:pPr>
@@ -20354,6 +20044,9 @@
     <w:qFormat/>
     <w:rsid w:val="00746AD1"/>
     <w:pPr>
+      <w:numPr>
+        <w:ilvl w:val="4"/>
+      </w:numPr>
       <w:spacing w:before="40" w:after="360"/>
       <w:outlineLvl w:val="4"/>
     </w:pPr>
@@ -20450,7 +20143,7 @@
     <w:basedOn w:val="Fuentedeprrafopredeter"/>
     <w:link w:val="Ttulo1"/>
     <w:uiPriority w:val="9"/>
-    <w:rsid w:val="00353681"/>
+    <w:rsid w:val="006156B5"/>
     <w:rPr>
       <w:rFonts w:ascii="Calibri" w:eastAsia="Times New Roman" w:hAnsi="Calibri" w:cs="Times New Roman (Títulos en alf"/>
       <w:b/>
@@ -21265,6 +20958,16 @@
     <w:rPr>
       <w:sz w:val="28"/>
     </w:rPr>
+  </w:style>
+  <w:style w:type="numbering" w:customStyle="1" w:styleId="SENALista">
+    <w:name w:val="SENA_Lista"/>
+    <w:uiPriority w:val="99"/>
+    <w:rsid w:val="006156B5"/>
+    <w:pPr>
+      <w:numPr>
+        <w:numId w:val="58"/>
+      </w:numPr>
+    </w:pPr>
   </w:style>
 </w:styles>
 </file>
@@ -21565,8 +21268,19 @@
 </file>
 
 <file path=customXml/item1.xml><?xml version="1.0" encoding="utf-8"?>
-<ct:contentTypeSchema xmlns:ct="http://schemas.microsoft.com/office/2006/metadata/contentType" xmlns:ma="http://schemas.microsoft.com/office/2006/metadata/properties/metaAttributes" ct:_="" ma:_="" ma:contentTypeName="Documento" ma:contentTypeID="0x010100EA8A463C70CDF94EBCEAEE24D04F3F8A" ma:contentTypeVersion="12" ma:contentTypeDescription="Crear nuevo documento." ma:contentTypeScope="" ma:versionID="1e64a49c346abf4bbb09fc69347de49c">
-  <xsd:schema xmlns:xsd="http://www.w3.org/2001/XMLSchema" xmlns:xs="http://www.w3.org/2001/XMLSchema" xmlns:p="http://schemas.microsoft.com/office/2006/metadata/properties" xmlns:ns2="d174a4fb-80c2-4523-8d89-375030acacbf" xmlns:ns3="b250f519-6473-4480-8c44-6ee3a3a530c3" targetNamespace="http://schemas.microsoft.com/office/2006/metadata/properties" ma:root="true" ma:fieldsID="8ae85b081a60446340f1312666800f88" ns2:_="" ns3:_="">
+<p:properties xmlns:p="http://schemas.microsoft.com/office/2006/metadata/properties" xmlns:xsi="http://www.w3.org/2001/XMLSchema-instance" xmlns:pc="http://schemas.microsoft.com/office/infopath/2007/PartnerControls">
+  <documentManagement>
+    <TaxCatchAll xmlns="b250f519-6473-4480-8c44-6ee3a3a530c3" xsi:nil="true"/>
+    <lcf76f155ced4ddcb4097134ff3c332f xmlns="d174a4fb-80c2-4523-8d89-375030acacbf">
+      <Terms xmlns="http://schemas.microsoft.com/office/infopath/2007/PartnerControls"/>
+    </lcf76f155ced4ddcb4097134ff3c332f>
+  </documentManagement>
+</p:properties>
+</file>
+
+<file path=customXml/item2.xml><?xml version="1.0" encoding="utf-8"?>
+<ct:contentTypeSchema xmlns:ct="http://schemas.microsoft.com/office/2006/metadata/contentType" xmlns:ma="http://schemas.microsoft.com/office/2006/metadata/properties/metaAttributes" ct:_="" ma:_="" ma:contentTypeName="Documento" ma:contentTypeID="0x010100EA8A463C70CDF94EBCEAEE24D04F3F8A" ma:contentTypeVersion="12" ma:contentTypeDescription="Crear nuevo documento." ma:contentTypeScope="" ma:versionID="0a68c197ff11ee8f2a4dfa92d3e5c792">
+  <xsd:schema xmlns:xsd="http://www.w3.org/2001/XMLSchema" xmlns:xs="http://www.w3.org/2001/XMLSchema" xmlns:p="http://schemas.microsoft.com/office/2006/metadata/properties" xmlns:ns2="d174a4fb-80c2-4523-8d89-375030acacbf" xmlns:ns3="b250f519-6473-4480-8c44-6ee3a3a530c3" targetNamespace="http://schemas.microsoft.com/office/2006/metadata/properties" ma:root="true" ma:fieldsID="55936f832c432473a7bcdfeafd102760" ns2:_="" ns3:_="">
     <xsd:import namespace="d174a4fb-80c2-4523-8d89-375030acacbf"/>
     <xsd:import namespace="b250f519-6473-4480-8c44-6ee3a3a530c3"/>
     <xsd:element name="properties">
@@ -21765,18 +21479,11 @@
 </ct:contentTypeSchema>
 </file>
 
-<file path=customXml/item2.xml><?xml version="1.0" encoding="utf-8"?>
-<p:properties xmlns:p="http://schemas.microsoft.com/office/2006/metadata/properties" xmlns:xsi="http://www.w3.org/2001/XMLSchema-instance" xmlns:pc="http://schemas.microsoft.com/office/infopath/2007/PartnerControls">
-  <documentManagement>
-    <TaxCatchAll xmlns="b250f519-6473-4480-8c44-6ee3a3a530c3" xsi:nil="true"/>
-    <lcf76f155ced4ddcb4097134ff3c332f xmlns="d174a4fb-80c2-4523-8d89-375030acacbf">
-      <Terms xmlns="http://schemas.microsoft.com/office/infopath/2007/PartnerControls"/>
-    </lcf76f155ced4ddcb4097134ff3c332f>
-  </documentManagement>
-</p:properties>
+<file path=customXml/item3.xml><?xml version="1.0" encoding="utf-8"?>
+<b:Sources xmlns:b="http://schemas.openxmlformats.org/officeDocument/2006/bibliography" xmlns="http://schemas.openxmlformats.org/officeDocument/2006/bibliography" SelectedStyle="\APASixthEditionOfficeOnline.xsl" StyleName="APA" Version="6"/>
 </file>
 
-<file path=customXml/item3.xml><?xml version="1.0" encoding="utf-8"?>
+<file path=customXml/item4.xml><?xml version="1.0" encoding="utf-8"?>
 <?mso-contentType ?>
 <FormTemplates xmlns="http://schemas.microsoft.com/sharepoint/v3/contenttype/forms">
   <Display>DocumentLibraryForm</Display>
@@ -21785,37 +21492,33 @@
 </FormTemplates>
 </file>
 
-<file path=customXml/item4.xml><?xml version="1.0" encoding="utf-8"?>
-<b:Sources xmlns:b="http://schemas.openxmlformats.org/officeDocument/2006/bibliography" xmlns="http://schemas.openxmlformats.org/officeDocument/2006/bibliography" SelectedStyle="\APASixthEditionOfficeOnline.xsl" StyleName="APA" Version="6"/>
-</file>
-
 <file path=customXml/itemProps1.xml><?xml version="1.0" encoding="utf-8"?>
-<ds:datastoreItem xmlns:ds="http://schemas.openxmlformats.org/officeDocument/2006/customXml" ds:itemID="{0561C48D-CEED-4619-B2AA-C41FCF75B172}"/>
-</file>
-
-<file path=customXml/itemProps2.xml><?xml version="1.0" encoding="utf-8"?>
 <ds:datastoreItem xmlns:ds="http://schemas.openxmlformats.org/officeDocument/2006/customXml" ds:itemID="{1279454D-02BE-4A9C-A117-DCD1573E2608}">
   <ds:schemaRefs>
     <ds:schemaRef ds:uri="http://schemas.microsoft.com/office/2006/metadata/properties"/>
     <ds:schemaRef ds:uri="http://schemas.microsoft.com/office/infopath/2007/PartnerControls"/>
-    <ds:schemaRef ds:uri="cb45339b-ced9-4d0d-8f64-77573914d53b"/>
-    <ds:schemaRef ds:uri="43a3ca16-9c26-4813-b83f-4aec9927b43f"/>
+    <ds:schemaRef ds:uri="b250f519-6473-4480-8c44-6ee3a3a530c3"/>
+    <ds:schemaRef ds:uri="d174a4fb-80c2-4523-8d89-375030acacbf"/>
   </ds:schemaRefs>
 </ds:datastoreItem>
 </file>
 
+<file path=customXml/itemProps2.xml><?xml version="1.0" encoding="utf-8"?>
+<ds:datastoreItem xmlns:ds="http://schemas.openxmlformats.org/officeDocument/2006/customXml" ds:itemID="{ABF72E83-A51E-410F-B6F7-F43760490265}"/>
+</file>
+
 <file path=customXml/itemProps3.xml><?xml version="1.0" encoding="utf-8"?>
+<ds:datastoreItem xmlns:ds="http://schemas.openxmlformats.org/officeDocument/2006/customXml" ds:itemID="{EAE431FD-7059-4C09-804B-C9D69EB7B213}">
+  <ds:schemaRefs>
+    <ds:schemaRef ds:uri="http://schemas.openxmlformats.org/officeDocument/2006/bibliography"/>
+  </ds:schemaRefs>
+</ds:datastoreItem>
+</file>
+
+<file path=customXml/itemProps4.xml><?xml version="1.0" encoding="utf-8"?>
 <ds:datastoreItem xmlns:ds="http://schemas.openxmlformats.org/officeDocument/2006/customXml" ds:itemID="{10663269-2064-4804-8290-36D4A57F5557}">
   <ds:schemaRefs>
     <ds:schemaRef ds:uri="http://schemas.microsoft.com/sharepoint/v3/contenttype/forms"/>
   </ds:schemaRefs>
 </ds:datastoreItem>
-</file>
-
-<file path=customXml/itemProps4.xml><?xml version="1.0" encoding="utf-8"?>
-<ds:datastoreItem xmlns:ds="http://schemas.openxmlformats.org/officeDocument/2006/customXml" ds:itemID="{EAE431FD-7059-4C09-804B-C9D69EB7B213}">
-  <ds:schemaRefs>
-    <ds:schemaRef ds:uri="http://schemas.openxmlformats.org/officeDocument/2006/bibliography"/>
-  </ds:schemaRefs>
-</ds:datastoreItem>
 </file>
--- a/fuentes/21250007_CF01_DU.docx
+++ b/fuentes/21250007_CF01_DU.docx
@@ -1,6 +1,6 @@
 
 <file path=word/document.xml><?xml version="1.0" encoding="utf-8"?>
-<w:document xmlns:wpc="http://schemas.microsoft.com/office/word/2010/wordprocessingCanvas" xmlns:cx="http://schemas.microsoft.com/office/drawing/2014/chartex" xmlns:cx1="http://schemas.microsoft.com/office/drawing/2015/9/8/chartex" xmlns:cx2="http://schemas.microsoft.com/office/drawing/2015/10/21/chartex" xmlns:cx3="http://schemas.microsoft.com/office/drawing/2016/5/9/chartex" xmlns:cx4="http://schemas.microsoft.com/office/drawing/2016/5/10/chartex" xmlns:cx5="http://schemas.microsoft.com/office/drawing/2016/5/11/chartex" xmlns:cx6="http://schemas.microsoft.com/office/drawing/2016/5/12/chartex" xmlns:cx7="http://schemas.microsoft.com/office/drawing/2016/5/13/chartex" xmlns:cx8="http://schemas.microsoft.com/office/drawing/2016/5/14/chartex" xmlns:mc="http://schemas.openxmlformats.org/markup-compatibility/2006" xmlns:aink="http://schemas.microsoft.com/office/drawing/2016/ink" xmlns:am3d="http://schemas.microsoft.com/office/drawing/2017/model3d" xmlns:o="urn:schemas-microsoft-com:office:office" xmlns:oel="http://schemas.microsoft.com/office/2019/extlst" xmlns:r="http://schemas.openxmlformats.org/officeDocument/2006/relationships" xmlns:m="http://schemas.openxmlformats.org/officeDocument/2006/math" xmlns:v="urn:schemas-microsoft-com:vml" xmlns:wp14="http://schemas.microsoft.com/office/word/2010/wordprocessingDrawing" xmlns:wp="http://schemas.openxmlformats.org/drawingml/2006/wordprocessingDrawing" xmlns:w10="urn:schemas-microsoft-com:office:word" xmlns:w="http://schemas.openxmlformats.org/wordprocessingml/2006/main" xmlns:w14="http://schemas.microsoft.com/office/word/2010/wordml" xmlns:w15="http://schemas.microsoft.com/office/word/2012/wordml" xmlns:w16cex="http://schemas.microsoft.com/office/word/2018/wordml/cex" xmlns:w16cid="http://schemas.microsoft.com/office/word/2016/wordml/cid" xmlns:w16="http://schemas.microsoft.com/office/word/2018/wordml" xmlns:w16sdtdh="http://schemas.microsoft.com/office/word/2020/wordml/sdtdatahash" xmlns:w16se="http://schemas.microsoft.com/office/word/2015/wordml/symex" xmlns:wpg="http://schemas.microsoft.com/office/word/2010/wordprocessingGroup" xmlns:wpi="http://schemas.microsoft.com/office/word/2010/wordprocessingInk" xmlns:wne="http://schemas.microsoft.com/office/word/2006/wordml" xmlns:wps="http://schemas.microsoft.com/office/word/2010/wordprocessingShape" mc:Ignorable="w14 w15 w16se w16cid w16 w16cex w16sdtdh wp14">
+<w:document xmlns:wpc="http://schemas.microsoft.com/office/word/2010/wordprocessingCanvas" xmlns:cx="http://schemas.microsoft.com/office/drawing/2014/chartex" xmlns:cx1="http://schemas.microsoft.com/office/drawing/2015/9/8/chartex" xmlns:cx2="http://schemas.microsoft.com/office/drawing/2015/10/21/chartex" xmlns:cx3="http://schemas.microsoft.com/office/drawing/2016/5/9/chartex" xmlns:cx4="http://schemas.microsoft.com/office/drawing/2016/5/10/chartex" xmlns:cx5="http://schemas.microsoft.com/office/drawing/2016/5/11/chartex" xmlns:cx6="http://schemas.microsoft.com/office/drawing/2016/5/12/chartex" xmlns:cx7="http://schemas.microsoft.com/office/drawing/2016/5/13/chartex" xmlns:cx8="http://schemas.microsoft.com/office/drawing/2016/5/14/chartex" xmlns:mc="http://schemas.openxmlformats.org/markup-compatibility/2006" xmlns:aink="http://schemas.microsoft.com/office/drawing/2016/ink" xmlns:am3d="http://schemas.microsoft.com/office/drawing/2017/model3d" xmlns:o="urn:schemas-microsoft-com:office:office" xmlns:oel="http://schemas.microsoft.com/office/2019/extlst" xmlns:r="http://schemas.openxmlformats.org/officeDocument/2006/relationships" xmlns:m="http://schemas.openxmlformats.org/officeDocument/2006/math" xmlns:v="urn:schemas-microsoft-com:vml" xmlns:wp14="http://schemas.microsoft.com/office/word/2010/wordprocessingDrawing" xmlns:wp="http://schemas.openxmlformats.org/drawingml/2006/wordprocessingDrawing" xmlns:w10="urn:schemas-microsoft-com:office:word" xmlns:w="http://schemas.openxmlformats.org/wordprocessingml/2006/main" xmlns:w14="http://schemas.microsoft.com/office/word/2010/wordml" xmlns:w15="http://schemas.microsoft.com/office/word/2012/wordml" xmlns:w16cex="http://schemas.microsoft.com/office/word/2018/wordml/cex" xmlns:w16cid="http://schemas.microsoft.com/office/word/2016/wordml/cid" xmlns:w16="http://schemas.microsoft.com/office/word/2018/wordml" xmlns:w16du="http://schemas.microsoft.com/office/word/2023/wordml/word16du" xmlns:w16sdtdh="http://schemas.microsoft.com/office/word/2020/wordml/sdtdatahash" xmlns:w16sdtfl="http://schemas.microsoft.com/office/word/2024/wordml/sdtformatlock" xmlns:w16se="http://schemas.microsoft.com/office/word/2015/wordml/symex" xmlns:wpg="http://schemas.microsoft.com/office/word/2010/wordprocessingGroup" xmlns:wpi="http://schemas.microsoft.com/office/word/2010/wordprocessingInk" xmlns:wne="http://schemas.microsoft.com/office/word/2006/wordml" xmlns:wps="http://schemas.microsoft.com/office/word/2010/wordprocessingShape" mc:Ignorable="w14 w15 w16se w16cid w16 w16cex w16sdtdh w16sdtfl w16du wp14">
   <w:body>
     <w:p>
       <w:pPr>
@@ -205,9 +205,9 @@
               </wp:anchor>
             </w:drawing>
           </mc:Choice>
-          <mc:Fallback>
+          <mc:Fallback xmlns:asvg="http://schemas.microsoft.com/office/drawing/2016/SVG/main" xmlns:a14="http://schemas.microsoft.com/office/drawing/2010/main" xmlns:pic="http://schemas.openxmlformats.org/drawingml/2006/picture" xmlns:adec="http://schemas.microsoft.com/office/drawing/2017/decorative" xmlns:a="http://schemas.openxmlformats.org/drawingml/2006/main">
             <w:pict>
-              <v:rect w14:anchorId="0E5FC169" id="Rectángulo 3" o:spid="_x0000_s1026" alt="&quot;&quot;" style="position:absolute;margin-left:-55.95pt;margin-top:26.4pt;width:613.85pt;height:164.25pt;z-index:-251655168;visibility:visible;mso-wrap-style:square;mso-height-percent:0;mso-wrap-distance-left:9pt;mso-wrap-distance-top:0;mso-wrap-distance-right:9pt;mso-wrap-distance-bottom:0;mso-position-horizontal:absolute;mso-position-horizontal-relative:text;mso-position-vertical:absolute;mso-position-vertical-relative:text;mso-height-percent:0;mso-height-relative:margin;v-text-anchor:middle" o:gfxdata="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" fillcolor="#00314d" stroked="f" strokeweight="1pt"/>
+              <v:rect id="Rectángulo 3" style="position:absolute;margin-left:-55.95pt;margin-top:26.4pt;width:613.85pt;height:164.25pt;z-index:-251655168;visibility:visible;mso-wrap-style:square;mso-height-percent:0;mso-wrap-distance-left:9pt;mso-wrap-distance-top:0;mso-wrap-distance-right:9pt;mso-wrap-distance-bottom:0;mso-position-horizontal:absolute;mso-position-horizontal-relative:text;mso-position-vertical:absolute;mso-position-vertical-relative:text;mso-height-percent:0;mso-height-relative:margin;v-text-anchor:middle" alt="&quot;&quot;" o:spid="_x0000_s1026" fillcolor="#00314d" stroked="f" strokeweight="1pt" w14:anchorId="0E5FC169" o:gfxdata="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"/>
             </w:pict>
           </mc:Fallback>
         </mc:AlternateContent>
@@ -312,13 +312,13 @@
               </wp:anchor>
             </w:drawing>
           </mc:Choice>
-          <mc:Fallback>
+          <mc:Fallback xmlns:asvg="http://schemas.microsoft.com/office/drawing/2016/SVG/main" xmlns:a14="http://schemas.microsoft.com/office/drawing/2010/main" xmlns:pic="http://schemas.openxmlformats.org/drawingml/2006/picture" xmlns:adec="http://schemas.microsoft.com/office/drawing/2017/decorative" xmlns:a="http://schemas.openxmlformats.org/drawingml/2006/main">
             <w:pict>
-              <v:shapetype w14:anchorId="2E2DABF6" id="_x0000_t202" coordsize="21600,21600" o:spt="202" path="m,l,21600r21600,l21600,xe">
+              <v:shapetype id="_x0000_t202" coordsize="21600,21600" o:spt="202" path="m,l,21600r21600,l21600,xe" w14:anchorId="2E2DABF6">
                 <v:stroke joinstyle="miter"/>
                 <v:path gradientshapeok="t" o:connecttype="rect"/>
               </v:shapetype>
-              <v:shape id="Cuadro de texto 2" o:spid="_x0000_s1026" type="#_x0000_t202" alt="&quot;&quot;" style="position:absolute;left:0;text-align:left;margin-left:-25.2pt;margin-top:22.3pt;width:549pt;height:98.8pt;z-index:251663360;visibility:visible;mso-wrap-style:square;mso-width-percent:0;mso-height-percent:0;mso-wrap-distance-left:9pt;mso-wrap-distance-top:3.6pt;mso-wrap-distance-right:9pt;mso-wrap-distance-bottom:3.6pt;mso-position-horizontal:absolute;mso-position-horizontal-relative:text;mso-position-vertical:absolute;mso-position-vertical-relative:text;mso-width-percent:0;mso-height-percent:0;mso-width-relative:margin;mso-height-relative:margin;v-text-anchor:top" o:gfxdata="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" filled="f" stroked="f">
+              <v:shape id="Cuadro de texto 2" style="position:absolute;left:0;text-align:left;margin-left:-25.2pt;margin-top:22.3pt;width:549pt;height:98.8pt;z-index:251663360;visibility:visible;mso-wrap-style:square;mso-width-percent:0;mso-height-percent:0;mso-wrap-distance-left:9pt;mso-wrap-distance-top:3.6pt;mso-wrap-distance-right:9pt;mso-wrap-distance-bottom:3.6pt;mso-position-horizontal:absolute;mso-position-horizontal-relative:text;mso-position-vertical:absolute;mso-position-vertical-relative:text;mso-width-percent:0;mso-height-percent:0;mso-width-relative:margin;mso-height-relative:margin;v-text-anchor:top" alt="&quot;&quot;" o:spid="_x0000_s1026" filled="f" stroked="f" type="#_x0000_t202" o:gfxdata="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">
                 <v:textbox>
                   <w:txbxContent>
                     <w:p>
@@ -512,6 +512,7 @@
       <w:sdtPr>
         <w:rPr>
           <w:rFonts w:asciiTheme="minorHAnsi" w:eastAsiaTheme="minorEastAsia" w:hAnsiTheme="minorHAnsi" w:cstheme="minorBidi"/>
+          <w:b w:val="0"/>
           <w:color w:val="auto"/>
           <w:kern w:val="2"/>
           <w:sz w:val="28"/>
@@ -525,11 +526,6 @@
           <w:docPartUnique/>
         </w:docPartObj>
       </w:sdtPr>
-      <w:sdtEndPr>
-        <w:rPr>
-          <w:b w:val="0"/>
-        </w:rPr>
-      </w:sdtEndPr>
       <w:sdtContent>
         <w:p>
           <w:pPr>
@@ -6728,70 +6724,27 @@
         <w:rPr>
           <w:lang w:val="es-419" w:eastAsia="es-CO"/>
         </w:rPr>
-        <w:t>El uso de bioindicadores en el monitoreo de la calidad del agua se basa en la clasificación de especies según su tolerancia a la contaminación orgánica. Esta clasificación permite aplicar índices biológicos, como el índice BMWP (</w:t>
-      </w:r>
-      <w:proofErr w:type="spellStart"/>
-      <w:r>
-        <w:rPr>
-          <w:rStyle w:val="Extranjerismo"/>
-          <w:lang w:val="es-419" w:eastAsia="es-CO"/>
-        </w:rPr>
-        <w:t>Biological</w:t>
-      </w:r>
-      <w:proofErr w:type="spellEnd"/>
-      <w:r>
-        <w:rPr>
-          <w:rStyle w:val="Extranjerismo"/>
+        <w:t>El uso de bioindicadores en el monitoreo de la calidad del agua se basa en la clasificación de especies según su tolerancia a la contaminación orgánica. Esta clasificación permite aplicar índices biológicos, como el índice BMWP</w:t>
+      </w:r>
+      <w:r>
+        <w:rPr>
+          <w:lang w:val="es-419" w:eastAsia="es-CO"/>
+        </w:rPr>
+        <w:t xml:space="preserve"> (Biological Monitoring Working Party)</w:t>
+      </w:r>
+      <w:r>
+        <w:rPr>
           <w:lang w:val="es-419" w:eastAsia="es-CO"/>
         </w:rPr>
         <w:t xml:space="preserve"> </w:t>
       </w:r>
-      <w:proofErr w:type="spellStart"/>
-      <w:r>
-        <w:rPr>
-          <w:rStyle w:val="Extranjerismo"/>
-          <w:lang w:val="es-419" w:eastAsia="es-CO"/>
-        </w:rPr>
-        <w:t>Monitoring</w:t>
-      </w:r>
-      <w:proofErr w:type="spellEnd"/>
-      <w:r>
-        <w:rPr>
-          <w:rStyle w:val="Extranjerismo"/>
-          <w:lang w:val="es-419" w:eastAsia="es-CO"/>
-        </w:rPr>
-        <w:t xml:space="preserve"> </w:t>
-      </w:r>
-      <w:proofErr w:type="spellStart"/>
-      <w:r>
-        <w:rPr>
-          <w:rStyle w:val="Extranjerismo"/>
-          <w:lang w:val="es-419" w:eastAsia="es-CO"/>
-        </w:rPr>
-        <w:t>Working</w:t>
-      </w:r>
-      <w:proofErr w:type="spellEnd"/>
-      <w:r>
-        <w:rPr>
-          <w:rStyle w:val="Extranjerismo"/>
-          <w:lang w:val="es-419" w:eastAsia="es-CO"/>
-        </w:rPr>
-        <w:t xml:space="preserve"> </w:t>
-      </w:r>
-      <w:proofErr w:type="spellStart"/>
-      <w:r>
-        <w:rPr>
-          <w:rStyle w:val="Extranjerismo"/>
-          <w:lang w:val="es-419" w:eastAsia="es-CO"/>
-        </w:rPr>
-        <w:t>Party</w:t>
-      </w:r>
-      <w:proofErr w:type="spellEnd"/>
-      <w:r>
-        <w:rPr>
-          <w:lang w:val="es-419" w:eastAsia="es-CO"/>
-        </w:rPr>
-        <w:t>) en Europa, o versiones adaptadas en América Latina.</w:t>
+      <w:r>
+        <w:rPr>
+          <w:rFonts w:eastAsiaTheme="minorEastAsia"/>
+          <w:szCs w:val="28"/>
+          <w:lang w:val="es-419" w:eastAsia="es-CO"/>
+        </w:rPr>
+        <w:t>en Europa, o versiones adaptadas en América Latina.</w:t>
       </w:r>
     </w:p>
     <w:p>
@@ -7488,7 +7441,7 @@
           <w:noProof/>
         </w:rPr>
         <w:drawing>
-          <wp:inline distT="0" distB="0" distL="0" distR="0" wp14:anchorId="30527349" wp14:editId="5EEB529B">
+          <wp:inline distT="0" distB="0" distL="0" distR="0" wp14:anchorId="30527349" wp14:editId="15DBF610">
             <wp:extent cx="3407434" cy="1916597"/>
             <wp:effectExtent l="0" t="0" r="2540" b="7620"/>
             <wp:docPr id="1" name="Imagen 1">
@@ -7554,15 +7507,25 @@
         <w:ind w:firstLine="0"/>
         <w:jc w:val="center"/>
       </w:pPr>
-      <w:hyperlink r:id="rId15" w:history="1">
-        <w:r>
-          <w:rPr>
-            <w:rStyle w:val="Hipervnculo"/>
-            <w:b/>
-          </w:rPr>
-          <w:t>Enlace de reproducción del video</w:t>
-        </w:r>
-      </w:hyperlink>
+      <w:r>
+        <w:fldChar w:fldCharType="begin"/>
+      </w:r>
+      <w:r>
+        <w:instrText>HYPERLINK "https://youtu.be/qwOMckBdqjc"</w:instrText>
+      </w:r>
+      <w:r>
+        <w:fldChar w:fldCharType="separate"/>
+      </w:r>
+      <w:r>
+        <w:rPr>
+          <w:rStyle w:val="Hipervnculo"/>
+          <w:b/>
+        </w:rPr>
+        <w:t>Enlace de reproducción del video</w:t>
+      </w:r>
+      <w:r>
+        <w:fldChar w:fldCharType="end"/>
+      </w:r>
     </w:p>
     <w:tbl>
       <w:tblPr>
@@ -7667,7 +7630,21 @@
         <w:rPr>
           <w:lang w:val="es-419" w:eastAsia="es-CO"/>
         </w:rPr>
-        <w:t>Si bien la observación sensorial aporta información valiosa para el diagnóstico predial, se recomienda complementarla con análisis físico-químicos y microbiológicos, especialmente cuando el agua está destinada al consumo humano. Contar con el apoyo de laboratorios especializados o entidades competentes permite:</w:t>
+        <w:t xml:space="preserve">Si bien la observación sensorial aporta información valiosa para el diagnóstico predial, se recomienda complementarla con análisis </w:t>
+      </w:r>
+      <w:proofErr w:type="gramStart"/>
+      <w:r>
+        <w:rPr>
+          <w:lang w:val="es-419" w:eastAsia="es-CO"/>
+        </w:rPr>
+        <w:t>físico-químicos</w:t>
+      </w:r>
+      <w:proofErr w:type="gramEnd"/>
+      <w:r>
+        <w:rPr>
+          <w:lang w:val="es-419" w:eastAsia="es-CO"/>
+        </w:rPr>
+        <w:t xml:space="preserve"> y microbiológicos, especialmente cuando el agua está destinada al consumo humano. Contar con el apoyo de laboratorios especializados o entidades competentes permite:</w:t>
       </w:r>
     </w:p>
     <w:p>
@@ -9217,7 +9194,7 @@
                     </pic:cNvPicPr>
                   </pic:nvPicPr>
                   <pic:blipFill>
-                    <a:blip r:embed="rId16">
+                    <a:blip r:embed="rId15">
                       <a:extLst>
                         <a:ext uri="{28A0092B-C50C-407E-A947-70E740481C1C}">
                           <a14:useLocalDpi xmlns:a14="http://schemas.microsoft.com/office/drawing/2010/main" val="0"/>
@@ -10118,10 +10095,10 @@
                     <pic:cNvPicPr/>
                   </pic:nvPicPr>
                   <pic:blipFill>
-                    <a:blip r:embed="rId17">
+                    <a:blip r:embed="rId16">
                       <a:extLst>
                         <a:ext uri="{96DAC541-7B7A-43D3-8B79-37D633B846F1}">
-                          <asvg:svgBlip xmlns:asvg="http://schemas.microsoft.com/office/drawing/2016/SVG/main" r:embed="rId18"/>
+                          <asvg:svgBlip xmlns:asvg="http://schemas.microsoft.com/office/drawing/2016/SVG/main" r:embed="rId17"/>
                         </a:ext>
                       </a:extLst>
                     </a:blip>
@@ -10327,7 +10304,7 @@
                 <w:rStyle w:val="Hipervnculo"/>
               </w:rPr>
             </w:pPr>
-            <w:hyperlink r:id="rId19" w:history="1">
+            <w:hyperlink r:id="rId18" w:history="1">
               <w:r>
                 <w:rPr>
                   <w:rStyle w:val="Hipervnculo"/>
@@ -10423,7 +10400,7 @@
             <w:pPr>
               <w:pStyle w:val="TextoTablas"/>
             </w:pPr>
-            <w:hyperlink r:id="rId20" w:history="1">
+            <w:hyperlink r:id="rId19" w:history="1">
               <w:r>
                 <w:rPr>
                   <w:rStyle w:val="Hipervnculo"/>
@@ -10530,7 +10507,7 @@
             <w:pPr>
               <w:pStyle w:val="TextoTablas"/>
             </w:pPr>
-            <w:hyperlink r:id="rId21" w:history="1">
+            <w:hyperlink r:id="rId20" w:history="1">
               <w:r>
                 <w:rPr>
                   <w:rStyle w:val="Hipervnculo"/>
@@ -10740,7 +10717,7 @@
       <w:r>
         <w:t xml:space="preserve">; Editorial Universidad del Rosario. </w:t>
       </w:r>
-      <w:hyperlink r:id="rId22" w:history="1">
+      <w:hyperlink r:id="rId21" w:history="1">
         <w:r>
           <w:rPr>
             <w:rStyle w:val="Hipervnculo"/>
@@ -10763,89 +10740,68 @@
       </w:r>
     </w:p>
     <w:p>
+      <w:r>
+        <w:t>Armbrecht, I. (2016). Agroecología y biodiversidad. Universidad del Valle. ISBN 978-958-765-240-6.</w:t>
+      </w:r>
+    </w:p>
+    <w:p>
       <w:proofErr w:type="spellStart"/>
       <w:r>
-        <w:t>Armbrecht</w:t>
+        <w:t>Climate</w:t>
       </w:r>
       <w:proofErr w:type="spellEnd"/>
       <w:r>
-        <w:t>, I. (2016). Agroecología y biodiversidad. Universidad del Valle. ISBN 978-958-765-240-6.</w:t>
-      </w:r>
-    </w:p>
-    <w:p>
+        <w:t xml:space="preserve"> Change </w:t>
+      </w:r>
       <w:proofErr w:type="spellStart"/>
       <w:r>
+        <w:t>Institute</w:t>
+      </w:r>
+      <w:proofErr w:type="spellEnd"/>
+      <w:r>
+        <w:t xml:space="preserve">. (2024). Daily Surface Air </w:t>
+      </w:r>
+      <w:proofErr w:type="spellStart"/>
+      <w:r>
+        <w:t>Temperature</w:t>
+      </w:r>
+      <w:proofErr w:type="spellEnd"/>
+      <w:r>
+        <w:t xml:space="preserve"> - World (ERA5). </w:t>
+      </w:r>
+      <w:proofErr w:type="spellStart"/>
+      <w:r>
         <w:t>Climate</w:t>
       </w:r>
       <w:proofErr w:type="spellEnd"/>
       <w:r>
-        <w:t xml:space="preserve"> Change </w:t>
+        <w:t xml:space="preserve"> </w:t>
       </w:r>
       <w:proofErr w:type="spellStart"/>
       <w:r>
-        <w:t>Institute</w:t>
+        <w:t>Reanalyzer</w:t>
       </w:r>
       <w:proofErr w:type="spellEnd"/>
       <w:r>
-        <w:t xml:space="preserve">. (2024). </w:t>
+        <w:t xml:space="preserve">, </w:t>
       </w:r>
       <w:proofErr w:type="spellStart"/>
       <w:r>
-        <w:t>Daily</w:t>
+        <w:t>University</w:t>
       </w:r>
       <w:proofErr w:type="spellEnd"/>
       <w:r>
-        <w:t xml:space="preserve"> Surface Air </w:t>
+        <w:t xml:space="preserve"> </w:t>
       </w:r>
       <w:proofErr w:type="spellStart"/>
       <w:r>
-        <w:t>Temperature</w:t>
+        <w:t>of</w:t>
       </w:r>
       <w:proofErr w:type="spellEnd"/>
       <w:r>
-        <w:t xml:space="preserve"> - </w:t>
-      </w:r>
-      <w:proofErr w:type="spellStart"/>
-      <w:r>
-        <w:t>World</w:t>
-      </w:r>
-      <w:proofErr w:type="spellEnd"/>
-      <w:r>
-        <w:t xml:space="preserve"> (ERA5). </w:t>
-      </w:r>
-      <w:proofErr w:type="spellStart"/>
-      <w:r>
-        <w:t>Climate</w:t>
-      </w:r>
-      <w:proofErr w:type="spellEnd"/>
-      <w:r>
-        <w:t xml:space="preserve"> </w:t>
-      </w:r>
-      <w:proofErr w:type="spellStart"/>
-      <w:r>
-        <w:t>Reanalyzer</w:t>
-      </w:r>
-      <w:proofErr w:type="spellEnd"/>
-      <w:r>
-        <w:t xml:space="preserve">, </w:t>
-      </w:r>
-      <w:proofErr w:type="spellStart"/>
-      <w:r>
-        <w:t>University</w:t>
-      </w:r>
-      <w:proofErr w:type="spellEnd"/>
-      <w:r>
-        <w:t xml:space="preserve"> </w:t>
-      </w:r>
-      <w:proofErr w:type="spellStart"/>
-      <w:r>
-        <w:t>of</w:t>
-      </w:r>
-      <w:proofErr w:type="spellEnd"/>
-      <w:r>
         <w:t xml:space="preserve"> Maine. </w:t>
       </w:r>
-      <w:hyperlink r:id="rId23" w:history="1">
+      <w:hyperlink r:id="rId22" w:history="1">
         <w:r>
           <w:rPr>
             <w:rStyle w:val="Hipervnculo"/>
@@ -10892,7 +10848,7 @@
       <w:r>
         <w:t xml:space="preserve">Giraldo, O. F., y Toro, I. F. (2020). Afectividad ambiental: Sensibilidad, empatía, estéticas del habitar. El Colegio de la Frontera Sur; Universidad Veracruzana. </w:t>
       </w:r>
-      <w:hyperlink r:id="rId24" w:history="1">
+      <w:hyperlink r:id="rId23" w:history="1">
         <w:r>
           <w:rPr>
             <w:rStyle w:val="Hipervnculo"/>
@@ -10906,7 +10862,7 @@
         <w:lastRenderedPageBreak/>
         <w:t xml:space="preserve">IICA. (2021). Gestión y manejo del agua en la agricultura. </w:t>
       </w:r>
-      <w:hyperlink r:id="rId25" w:history="1">
+      <w:hyperlink r:id="rId24" w:history="1">
         <w:r>
           <w:rPr>
             <w:rStyle w:val="Hipervnculo"/>
@@ -10927,7 +10883,7 @@
       <w:r>
         <w:t xml:space="preserve">. </w:t>
       </w:r>
-      <w:hyperlink r:id="rId26" w:history="1">
+      <w:hyperlink r:id="rId25" w:history="1">
         <w:r>
           <w:rPr>
             <w:rStyle w:val="Hipervnculo"/>
@@ -10945,7 +10901,7 @@
       <w:r>
         <w:t xml:space="preserve">Páez Barón, E. M., Corredor Camargo, E. S., y Fonseca Carreño, J. A. (2019). Metodologías para la estimación de sostenibilidad agropecuaria. Universidad Nacional Abierta y a Distancia. </w:t>
       </w:r>
-      <w:hyperlink r:id="rId27" w:history="1">
+      <w:hyperlink r:id="rId26" w:history="1">
         <w:r>
           <w:rPr>
             <w:rStyle w:val="Hipervnculo"/>
@@ -10979,7 +10935,7 @@
       <w:r>
         <w:t xml:space="preserve">. </w:t>
       </w:r>
-      <w:hyperlink r:id="rId28" w:history="1">
+      <w:hyperlink r:id="rId27" w:history="1">
         <w:r>
           <w:rPr>
             <w:rStyle w:val="Hipervnculo"/>
@@ -10989,136 +10945,38 @@
       </w:hyperlink>
     </w:p>
     <w:p>
+      <w:r>
+        <w:t xml:space="preserve">Rockström, J., Gupta, J., Qin, D., Lade, S. J., Abrams, J. F., Andersen, L. S., Armstrong McKay, D. I., Bai, X., Bala, G., Bunn, S. E., Ciobanu, D., DeClerck, F., Ebi, K., Gifford, L., Gordon, C., Hasan, S., Kanie, N., Lenton, T. M., Loriani, S., ... Zhang, X. (2023). </w:t>
+      </w:r>
+      <w:r>
+        <w:lastRenderedPageBreak/>
+        <w:t xml:space="preserve">Safe and </w:t>
+      </w:r>
       <w:proofErr w:type="spellStart"/>
       <w:r>
-        <w:t>Rockström</w:t>
+        <w:t>just</w:t>
       </w:r>
       <w:proofErr w:type="spellEnd"/>
       <w:r>
-        <w:t xml:space="preserve">, J., Gupta, J., Qin, D., </w:t>
+        <w:t xml:space="preserve"> Earth </w:t>
       </w:r>
       <w:proofErr w:type="spellStart"/>
       <w:r>
-        <w:t>Lade</w:t>
+        <w:t>system</w:t>
       </w:r>
       <w:proofErr w:type="spellEnd"/>
       <w:r>
-        <w:t xml:space="preserve">, S. J., Abrams, J. F., Andersen, L. S., Armstrong McKay, D. I., Bai, X., Bala, G., </w:t>
+        <w:t xml:space="preserve"> </w:t>
       </w:r>
       <w:proofErr w:type="spellStart"/>
       <w:r>
-        <w:t>Bunn</w:t>
+        <w:t>boundaries</w:t>
       </w:r>
       <w:proofErr w:type="spellEnd"/>
       <w:r>
-        <w:t xml:space="preserve">, S. E., </w:t>
-      </w:r>
-      <w:proofErr w:type="spellStart"/>
-      <w:r>
-        <w:t>Ciobanu</w:t>
-      </w:r>
-      <w:proofErr w:type="spellEnd"/>
-      <w:r>
-        <w:t xml:space="preserve">, D., </w:t>
-      </w:r>
-      <w:proofErr w:type="spellStart"/>
-      <w:r>
-        <w:t>DeClerck</w:t>
-      </w:r>
-      <w:proofErr w:type="spellEnd"/>
-      <w:r>
-        <w:t xml:space="preserve">, F., </w:t>
-      </w:r>
-      <w:proofErr w:type="spellStart"/>
-      <w:r>
-        <w:t>Ebi</w:t>
-      </w:r>
-      <w:proofErr w:type="spellEnd"/>
-      <w:r>
-        <w:t xml:space="preserve">, K., </w:t>
-      </w:r>
-      <w:proofErr w:type="spellStart"/>
-      <w:r>
-        <w:t>Gifford</w:t>
-      </w:r>
-      <w:proofErr w:type="spellEnd"/>
-      <w:r>
-        <w:t xml:space="preserve">, L., Gordon, C., Hasan, S., </w:t>
-      </w:r>
-      <w:proofErr w:type="spellStart"/>
-      <w:r>
-        <w:t>Kanie</w:t>
-      </w:r>
-      <w:proofErr w:type="spellEnd"/>
-      <w:r>
-        <w:t xml:space="preserve">, N., </w:t>
-      </w:r>
-      <w:proofErr w:type="spellStart"/>
-      <w:r>
-        <w:t>Lenton</w:t>
-      </w:r>
-      <w:proofErr w:type="spellEnd"/>
-      <w:r>
-        <w:t xml:space="preserve">, T. M., </w:t>
-      </w:r>
-      <w:proofErr w:type="spellStart"/>
-      <w:r>
-        <w:t>Loriani</w:t>
-      </w:r>
-      <w:proofErr w:type="spellEnd"/>
-      <w:r>
-        <w:t xml:space="preserve">, S., ... Zhang, X. (2023). </w:t>
-      </w:r>
-      <w:proofErr w:type="spellStart"/>
-      <w:r>
-        <w:lastRenderedPageBreak/>
-        <w:t>Safe</w:t>
-      </w:r>
-      <w:proofErr w:type="spellEnd"/>
-      <w:r>
-        <w:t xml:space="preserve"> and </w:t>
-      </w:r>
-      <w:proofErr w:type="spellStart"/>
-      <w:r>
-        <w:t>just</w:t>
-      </w:r>
-      <w:proofErr w:type="spellEnd"/>
-      <w:r>
-        <w:t xml:space="preserve"> </w:t>
-      </w:r>
-      <w:proofErr w:type="spellStart"/>
-      <w:r>
-        <w:t>Earth</w:t>
-      </w:r>
-      <w:proofErr w:type="spellEnd"/>
-      <w:r>
-        <w:t xml:space="preserve"> </w:t>
-      </w:r>
-      <w:proofErr w:type="spellStart"/>
-      <w:r>
-        <w:t>system</w:t>
-      </w:r>
-      <w:proofErr w:type="spellEnd"/>
-      <w:r>
-        <w:t xml:space="preserve"> </w:t>
-      </w:r>
-      <w:proofErr w:type="spellStart"/>
-      <w:r>
-        <w:t>boundaries</w:t>
-      </w:r>
-      <w:proofErr w:type="spellEnd"/>
-      <w:r>
-        <w:t xml:space="preserve">. </w:t>
-      </w:r>
-      <w:proofErr w:type="spellStart"/>
-      <w:r>
-        <w:t>Nature</w:t>
-      </w:r>
-      <w:proofErr w:type="spellEnd"/>
-      <w:r>
-        <w:t xml:space="preserve">, 619(7968), 102–111. </w:t>
-      </w:r>
-      <w:hyperlink r:id="rId29" w:history="1">
+        <w:t xml:space="preserve">. Nature, 619(7968), 102–111. </w:t>
+      </w:r>
+      <w:hyperlink r:id="rId28" w:history="1">
         <w:r>
           <w:rPr>
             <w:rStyle w:val="Hipervnculo"/>
@@ -11136,7 +10994,7 @@
       <w:r>
         <w:t xml:space="preserve">, S. J. (Coord.). (2020). Biodiversidad, agroecología y agricultura sustentable. Editorial de la Universidad Nacional de La Plata. </w:t>
       </w:r>
-      <w:hyperlink r:id="rId30" w:history="1">
+      <w:hyperlink r:id="rId29" w:history="1">
         <w:r>
           <w:rPr>
             <w:rStyle w:val="Hipervnculo"/>
@@ -11159,55 +11017,26 @@
       </w:r>
     </w:p>
     <w:p>
+      <w:r>
+        <w:t xml:space="preserve">The Amazon </w:t>
+      </w:r>
       <w:proofErr w:type="spellStart"/>
       <w:r>
-        <w:t>The</w:t>
+        <w:t>Conservation</w:t>
       </w:r>
       <w:proofErr w:type="spellEnd"/>
       <w:r>
-        <w:t xml:space="preserve"> Amazon </w:t>
+        <w:t xml:space="preserve"> Team, &amp; The Nature </w:t>
       </w:r>
       <w:proofErr w:type="spellStart"/>
       <w:r>
-        <w:t>Conservation</w:t>
+        <w:t>Conservancy</w:t>
       </w:r>
       <w:proofErr w:type="spellEnd"/>
       <w:r>
-        <w:t xml:space="preserve"> </w:t>
-      </w:r>
-      <w:proofErr w:type="spellStart"/>
-      <w:r>
-        <w:t>Team</w:t>
-      </w:r>
-      <w:proofErr w:type="spellEnd"/>
-      <w:r>
-        <w:t xml:space="preserve">, &amp; </w:t>
-      </w:r>
-      <w:proofErr w:type="spellStart"/>
-      <w:r>
-        <w:t>The</w:t>
-      </w:r>
-      <w:proofErr w:type="spellEnd"/>
-      <w:r>
-        <w:t xml:space="preserve"> </w:t>
-      </w:r>
-      <w:proofErr w:type="spellStart"/>
-      <w:r>
-        <w:t>Nature</w:t>
-      </w:r>
-      <w:proofErr w:type="spellEnd"/>
-      <w:r>
-        <w:t xml:space="preserve"> </w:t>
-      </w:r>
-      <w:proofErr w:type="spellStart"/>
-      <w:r>
-        <w:t>Conservancy</w:t>
-      </w:r>
-      <w:proofErr w:type="spellEnd"/>
-      <w:r>
         <w:t xml:space="preserve">. (2020). Guía práctica de reconversión de un sistema ganadero extensivo en un sistema con prácticas de ganadería sostenible. </w:t>
       </w:r>
-      <w:hyperlink r:id="rId31" w:history="1">
+      <w:hyperlink r:id="rId30" w:history="1">
         <w:r>
           <w:rPr>
             <w:rStyle w:val="Hipervnculo"/>
@@ -11343,16 +11172,8 @@
               <w:rPr>
                 <w:lang w:val="es-CO"/>
               </w:rPr>
-              <w:t xml:space="preserve">Olga Constanza Bermúdez </w:t>
-            </w:r>
-            <w:proofErr w:type="spellStart"/>
-            <w:r>
-              <w:rPr>
-                <w:lang w:val="es-CO"/>
-              </w:rPr>
-              <w:t>Jaimes</w:t>
-            </w:r>
-            <w:proofErr w:type="spellEnd"/>
+              <w:t>Olga Constanza Bermúdez Jaimes</w:t>
+            </w:r>
           </w:p>
         </w:tc>
         <w:tc>
@@ -12575,8 +12396,8 @@
       </w:pPr>
     </w:p>
     <w:sectPr>
-      <w:headerReference w:type="default" r:id="rId32"/>
-      <w:footerReference w:type="default" r:id="rId33"/>
+      <w:headerReference w:type="default" r:id="rId31"/>
+      <w:footerReference w:type="default" r:id="rId32"/>
       <w:pgSz w:w="12240" w:h="15840"/>
       <w:pgMar w:top="1701" w:right="1134" w:bottom="1134" w:left="1134" w:header="709" w:footer="737" w:gutter="0"/>
       <w:pgNumType w:start="1"/>
@@ -12589,7 +12410,7 @@
 </file>
 
 <file path=word/endnotes.xml><?xml version="1.0" encoding="utf-8"?>
-<w:endnotes xmlns:wpc="http://schemas.microsoft.com/office/word/2010/wordprocessingCanvas" xmlns:cx="http://schemas.microsoft.com/office/drawing/2014/chartex" xmlns:cx1="http://schemas.microsoft.com/office/drawing/2015/9/8/chartex" xmlns:cx2="http://schemas.microsoft.com/office/drawing/2015/10/21/chartex" xmlns:cx3="http://schemas.microsoft.com/office/drawing/2016/5/9/chartex" xmlns:cx4="http://schemas.microsoft.com/office/drawing/2016/5/10/chartex" xmlns:cx5="http://schemas.microsoft.com/office/drawing/2016/5/11/chartex" xmlns:cx6="http://schemas.microsoft.com/office/drawing/2016/5/12/chartex" xmlns:cx7="http://schemas.microsoft.com/office/drawing/2016/5/13/chartex" xmlns:cx8="http://schemas.microsoft.com/office/drawing/2016/5/14/chartex" xmlns:mc="http://schemas.openxmlformats.org/markup-compatibility/2006" xmlns:aink="http://schemas.microsoft.com/office/drawing/2016/ink" xmlns:am3d="http://schemas.microsoft.com/office/drawing/2017/model3d" xmlns:o="urn:schemas-microsoft-com:office:office" xmlns:oel="http://schemas.microsoft.com/office/2019/extlst" xmlns:r="http://schemas.openxmlformats.org/officeDocument/2006/relationships" xmlns:m="http://schemas.openxmlformats.org/officeDocument/2006/math" xmlns:v="urn:schemas-microsoft-com:vml" xmlns:wp14="http://schemas.microsoft.com/office/word/2010/wordprocessingDrawing" xmlns:wp="http://schemas.openxmlformats.org/drawingml/2006/wordprocessingDrawing" xmlns:w10="urn:schemas-microsoft-com:office:word" xmlns:w="http://schemas.openxmlformats.org/wordprocessingml/2006/main" xmlns:w14="http://schemas.microsoft.com/office/word/2010/wordml" xmlns:w15="http://schemas.microsoft.com/office/word/2012/wordml" xmlns:w16cex="http://schemas.microsoft.com/office/word/2018/wordml/cex" xmlns:w16cid="http://schemas.microsoft.com/office/word/2016/wordml/cid" xmlns:w16="http://schemas.microsoft.com/office/word/2018/wordml" xmlns:w16sdtdh="http://schemas.microsoft.com/office/word/2020/wordml/sdtdatahash" xmlns:w16se="http://schemas.microsoft.com/office/word/2015/wordml/symex" xmlns:wpg="http://schemas.microsoft.com/office/word/2010/wordprocessingGroup" xmlns:wpi="http://schemas.microsoft.com/office/word/2010/wordprocessingInk" xmlns:wne="http://schemas.microsoft.com/office/word/2006/wordml" xmlns:wps="http://schemas.microsoft.com/office/word/2010/wordprocessingShape" mc:Ignorable="w14 w15 w16se w16cid w16 w16cex w16sdtdh wp14">
+<w:endnotes xmlns:wpc="http://schemas.microsoft.com/office/word/2010/wordprocessingCanvas" xmlns:cx="http://schemas.microsoft.com/office/drawing/2014/chartex" xmlns:cx1="http://schemas.microsoft.com/office/drawing/2015/9/8/chartex" xmlns:cx2="http://schemas.microsoft.com/office/drawing/2015/10/21/chartex" xmlns:cx3="http://schemas.microsoft.com/office/drawing/2016/5/9/chartex" xmlns:cx4="http://schemas.microsoft.com/office/drawing/2016/5/10/chartex" xmlns:cx5="http://schemas.microsoft.com/office/drawing/2016/5/11/chartex" xmlns:cx6="http://schemas.microsoft.com/office/drawing/2016/5/12/chartex" xmlns:cx7="http://schemas.microsoft.com/office/drawing/2016/5/13/chartex" xmlns:cx8="http://schemas.microsoft.com/office/drawing/2016/5/14/chartex" xmlns:mc="http://schemas.openxmlformats.org/markup-compatibility/2006" xmlns:aink="http://schemas.microsoft.com/office/drawing/2016/ink" xmlns:am3d="http://schemas.microsoft.com/office/drawing/2017/model3d" xmlns:o="urn:schemas-microsoft-com:office:office" xmlns:oel="http://schemas.microsoft.com/office/2019/extlst" xmlns:r="http://schemas.openxmlformats.org/officeDocument/2006/relationships" xmlns:m="http://schemas.openxmlformats.org/officeDocument/2006/math" xmlns:v="urn:schemas-microsoft-com:vml" xmlns:wp14="http://schemas.microsoft.com/office/word/2010/wordprocessingDrawing" xmlns:wp="http://schemas.openxmlformats.org/drawingml/2006/wordprocessingDrawing" xmlns:w10="urn:schemas-microsoft-com:office:word" xmlns:w="http://schemas.openxmlformats.org/wordprocessingml/2006/main" xmlns:w14="http://schemas.microsoft.com/office/word/2010/wordml" xmlns:w15="http://schemas.microsoft.com/office/word/2012/wordml" xmlns:w16cex="http://schemas.microsoft.com/office/word/2018/wordml/cex" xmlns:w16cid="http://schemas.microsoft.com/office/word/2016/wordml/cid" xmlns:w16="http://schemas.microsoft.com/office/word/2018/wordml" xmlns:w16du="http://schemas.microsoft.com/office/word/2023/wordml/word16du" xmlns:w16sdtdh="http://schemas.microsoft.com/office/word/2020/wordml/sdtdatahash" xmlns:w16sdtfl="http://schemas.microsoft.com/office/word/2024/wordml/sdtformatlock" xmlns:w16se="http://schemas.microsoft.com/office/word/2015/wordml/symex" xmlns:wpg="http://schemas.microsoft.com/office/word/2010/wordprocessingGroup" xmlns:wpi="http://schemas.microsoft.com/office/word/2010/wordprocessingInk" xmlns:wne="http://schemas.microsoft.com/office/word/2006/wordml" xmlns:wps="http://schemas.microsoft.com/office/word/2010/wordprocessingShape" mc:Ignorable="w14 w15 w16se w16cid w16 w16cex w16sdtdh w16sdtfl w16du wp14">
   <w:endnote w:type="separator" w:id="-1">
     <w:p>
       <w:pPr>
@@ -12614,7 +12435,7 @@
 </file>
 
 <file path=word/footer1.xml><?xml version="1.0" encoding="utf-8"?>
-<w:ftr xmlns:wpc="http://schemas.microsoft.com/office/word/2010/wordprocessingCanvas" xmlns:cx="http://schemas.microsoft.com/office/drawing/2014/chartex" xmlns:cx1="http://schemas.microsoft.com/office/drawing/2015/9/8/chartex" xmlns:cx2="http://schemas.microsoft.com/office/drawing/2015/10/21/chartex" xmlns:cx3="http://schemas.microsoft.com/office/drawing/2016/5/9/chartex" xmlns:cx4="http://schemas.microsoft.com/office/drawing/2016/5/10/chartex" xmlns:cx5="http://schemas.microsoft.com/office/drawing/2016/5/11/chartex" xmlns:cx6="http://schemas.microsoft.com/office/drawing/2016/5/12/chartex" xmlns:cx7="http://schemas.microsoft.com/office/drawing/2016/5/13/chartex" xmlns:cx8="http://schemas.microsoft.com/office/drawing/2016/5/14/chartex" xmlns:mc="http://schemas.openxmlformats.org/markup-compatibility/2006" xmlns:aink="http://schemas.microsoft.com/office/drawing/2016/ink" xmlns:am3d="http://schemas.microsoft.com/office/drawing/2017/model3d" xmlns:o="urn:schemas-microsoft-com:office:office" xmlns:oel="http://schemas.microsoft.com/office/2019/extlst" xmlns:r="http://schemas.openxmlformats.org/officeDocument/2006/relationships" xmlns:m="http://schemas.openxmlformats.org/officeDocument/2006/math" xmlns:v="urn:schemas-microsoft-com:vml" xmlns:wp14="http://schemas.microsoft.com/office/word/2010/wordprocessingDrawing" xmlns:wp="http://schemas.openxmlformats.org/drawingml/2006/wordprocessingDrawing" xmlns:w10="urn:schemas-microsoft-com:office:word" xmlns:w="http://schemas.openxmlformats.org/wordprocessingml/2006/main" xmlns:w14="http://schemas.microsoft.com/office/word/2010/wordml" xmlns:w15="http://schemas.microsoft.com/office/word/2012/wordml" xmlns:w16cex="http://schemas.microsoft.com/office/word/2018/wordml/cex" xmlns:w16cid="http://schemas.microsoft.com/office/word/2016/wordml/cid" xmlns:w16="http://schemas.microsoft.com/office/word/2018/wordml" xmlns:w16sdtdh="http://schemas.microsoft.com/office/word/2020/wordml/sdtdatahash" xmlns:w16se="http://schemas.microsoft.com/office/word/2015/wordml/symex" xmlns:wpg="http://schemas.microsoft.com/office/word/2010/wordprocessingGroup" xmlns:wpi="http://schemas.microsoft.com/office/word/2010/wordprocessingInk" xmlns:wne="http://schemas.microsoft.com/office/word/2006/wordml" xmlns:wps="http://schemas.microsoft.com/office/word/2010/wordprocessingShape" mc:Ignorable="w14 w15 w16se w16cid w16 w16cex w16sdtdh wp14">
+<w:ftr xmlns:wpc="http://schemas.microsoft.com/office/word/2010/wordprocessingCanvas" xmlns:cx="http://schemas.microsoft.com/office/drawing/2014/chartex" xmlns:cx1="http://schemas.microsoft.com/office/drawing/2015/9/8/chartex" xmlns:cx2="http://schemas.microsoft.com/office/drawing/2015/10/21/chartex" xmlns:cx3="http://schemas.microsoft.com/office/drawing/2016/5/9/chartex" xmlns:cx4="http://schemas.microsoft.com/office/drawing/2016/5/10/chartex" xmlns:cx5="http://schemas.microsoft.com/office/drawing/2016/5/11/chartex" xmlns:cx6="http://schemas.microsoft.com/office/drawing/2016/5/12/chartex" xmlns:cx7="http://schemas.microsoft.com/office/drawing/2016/5/13/chartex" xmlns:cx8="http://schemas.microsoft.com/office/drawing/2016/5/14/chartex" xmlns:mc="http://schemas.openxmlformats.org/markup-compatibility/2006" xmlns:aink="http://schemas.microsoft.com/office/drawing/2016/ink" xmlns:am3d="http://schemas.microsoft.com/office/drawing/2017/model3d" xmlns:o="urn:schemas-microsoft-com:office:office" xmlns:oel="http://schemas.microsoft.com/office/2019/extlst" xmlns:r="http://schemas.openxmlformats.org/officeDocument/2006/relationships" xmlns:m="http://schemas.openxmlformats.org/officeDocument/2006/math" xmlns:v="urn:schemas-microsoft-com:vml" xmlns:wp14="http://schemas.microsoft.com/office/word/2010/wordprocessingDrawing" xmlns:wp="http://schemas.openxmlformats.org/drawingml/2006/wordprocessingDrawing" xmlns:w10="urn:schemas-microsoft-com:office:word" xmlns:w="http://schemas.openxmlformats.org/wordprocessingml/2006/main" xmlns:w14="http://schemas.microsoft.com/office/word/2010/wordml" xmlns:w15="http://schemas.microsoft.com/office/word/2012/wordml" xmlns:w16cex="http://schemas.microsoft.com/office/word/2018/wordml/cex" xmlns:w16cid="http://schemas.microsoft.com/office/word/2016/wordml/cid" xmlns:w16="http://schemas.microsoft.com/office/word/2018/wordml" xmlns:w16du="http://schemas.microsoft.com/office/word/2023/wordml/word16du" xmlns:w16sdtdh="http://schemas.microsoft.com/office/word/2020/wordml/sdtdatahash" xmlns:w16sdtfl="http://schemas.microsoft.com/office/word/2024/wordml/sdtformatlock" xmlns:w16se="http://schemas.microsoft.com/office/word/2015/wordml/symex" xmlns:wpg="http://schemas.microsoft.com/office/word/2010/wordprocessingGroup" xmlns:wpi="http://schemas.microsoft.com/office/word/2010/wordprocessingInk" xmlns:wne="http://schemas.microsoft.com/office/word/2006/wordml" xmlns:wps="http://schemas.microsoft.com/office/word/2010/wordprocessingShape" mc:Ignorable="w14 w15 w16se w16cid w16 w16cex w16sdtdh w16sdtfl w16du wp14">
   <w:sdt>
     <w:sdtPr>
       <w:id w:val="-1465197936"/>
@@ -12659,7 +12480,7 @@
 </file>
 
 <file path=word/footnotes.xml><?xml version="1.0" encoding="utf-8"?>
-<w:footnotes xmlns:wpc="http://schemas.microsoft.com/office/word/2010/wordprocessingCanvas" xmlns:cx="http://schemas.microsoft.com/office/drawing/2014/chartex" xmlns:cx1="http://schemas.microsoft.com/office/drawing/2015/9/8/chartex" xmlns:cx2="http://schemas.microsoft.com/office/drawing/2015/10/21/chartex" xmlns:cx3="http://schemas.microsoft.com/office/drawing/2016/5/9/chartex" xmlns:cx4="http://schemas.microsoft.com/office/drawing/2016/5/10/chartex" xmlns:cx5="http://schemas.microsoft.com/office/drawing/2016/5/11/chartex" xmlns:cx6="http://schemas.microsoft.com/office/drawing/2016/5/12/chartex" xmlns:cx7="http://schemas.microsoft.com/office/drawing/2016/5/13/chartex" xmlns:cx8="http://schemas.microsoft.com/office/drawing/2016/5/14/chartex" xmlns:mc="http://schemas.openxmlformats.org/markup-compatibility/2006" xmlns:aink="http://schemas.microsoft.com/office/drawing/2016/ink" xmlns:am3d="http://schemas.microsoft.com/office/drawing/2017/model3d" xmlns:o="urn:schemas-microsoft-com:office:office" xmlns:oel="http://schemas.microsoft.com/office/2019/extlst" xmlns:r="http://schemas.openxmlformats.org/officeDocument/2006/relationships" xmlns:m="http://schemas.openxmlformats.org/officeDocument/2006/math" xmlns:v="urn:schemas-microsoft-com:vml" xmlns:wp14="http://schemas.microsoft.com/office/word/2010/wordprocessingDrawing" xmlns:wp="http://schemas.openxmlformats.org/drawingml/2006/wordprocessingDrawing" xmlns:w10="urn:schemas-microsoft-com:office:word" xmlns:w="http://schemas.openxmlformats.org/wordprocessingml/2006/main" xmlns:w14="http://schemas.microsoft.com/office/word/2010/wordml" xmlns:w15="http://schemas.microsoft.com/office/word/2012/wordml" xmlns:w16cex="http://schemas.microsoft.com/office/word/2018/wordml/cex" xmlns:w16cid="http://schemas.microsoft.com/office/word/2016/wordml/cid" xmlns:w16="http://schemas.microsoft.com/office/word/2018/wordml" xmlns:w16sdtdh="http://schemas.microsoft.com/office/word/2020/wordml/sdtdatahash" xmlns:w16se="http://schemas.microsoft.com/office/word/2015/wordml/symex" xmlns:wpg="http://schemas.microsoft.com/office/word/2010/wordprocessingGroup" xmlns:wpi="http://schemas.microsoft.com/office/word/2010/wordprocessingInk" xmlns:wne="http://schemas.microsoft.com/office/word/2006/wordml" xmlns:wps="http://schemas.microsoft.com/office/word/2010/wordprocessingShape" mc:Ignorable="w14 w15 w16se w16cid w16 w16cex w16sdtdh wp14">
+<w:footnotes xmlns:wpc="http://schemas.microsoft.com/office/word/2010/wordprocessingCanvas" xmlns:cx="http://schemas.microsoft.com/office/drawing/2014/chartex" xmlns:cx1="http://schemas.microsoft.com/office/drawing/2015/9/8/chartex" xmlns:cx2="http://schemas.microsoft.com/office/drawing/2015/10/21/chartex" xmlns:cx3="http://schemas.microsoft.com/office/drawing/2016/5/9/chartex" xmlns:cx4="http://schemas.microsoft.com/office/drawing/2016/5/10/chartex" xmlns:cx5="http://schemas.microsoft.com/office/drawing/2016/5/11/chartex" xmlns:cx6="http://schemas.microsoft.com/office/drawing/2016/5/12/chartex" xmlns:cx7="http://schemas.microsoft.com/office/drawing/2016/5/13/chartex" xmlns:cx8="http://schemas.microsoft.com/office/drawing/2016/5/14/chartex" xmlns:mc="http://schemas.openxmlformats.org/markup-compatibility/2006" xmlns:aink="http://schemas.microsoft.com/office/drawing/2016/ink" xmlns:am3d="http://schemas.microsoft.com/office/drawing/2017/model3d" xmlns:o="urn:schemas-microsoft-com:office:office" xmlns:oel="http://schemas.microsoft.com/office/2019/extlst" xmlns:r="http://schemas.openxmlformats.org/officeDocument/2006/relationships" xmlns:m="http://schemas.openxmlformats.org/officeDocument/2006/math" xmlns:v="urn:schemas-microsoft-com:vml" xmlns:wp14="http://schemas.microsoft.com/office/word/2010/wordprocessingDrawing" xmlns:wp="http://schemas.openxmlformats.org/drawingml/2006/wordprocessingDrawing" xmlns:w10="urn:schemas-microsoft-com:office:word" xmlns:w="http://schemas.openxmlformats.org/wordprocessingml/2006/main" xmlns:w14="http://schemas.microsoft.com/office/word/2010/wordml" xmlns:w15="http://schemas.microsoft.com/office/word/2012/wordml" xmlns:w16cex="http://schemas.microsoft.com/office/word/2018/wordml/cex" xmlns:w16cid="http://schemas.microsoft.com/office/word/2016/wordml/cid" xmlns:w16="http://schemas.microsoft.com/office/word/2018/wordml" xmlns:w16du="http://schemas.microsoft.com/office/word/2023/wordml/word16du" xmlns:w16sdtdh="http://schemas.microsoft.com/office/word/2020/wordml/sdtdatahash" xmlns:w16sdtfl="http://schemas.microsoft.com/office/word/2024/wordml/sdtformatlock" xmlns:w16se="http://schemas.microsoft.com/office/word/2015/wordml/symex" xmlns:wpg="http://schemas.microsoft.com/office/word/2010/wordprocessingGroup" xmlns:wpi="http://schemas.microsoft.com/office/word/2010/wordprocessingInk" xmlns:wne="http://schemas.microsoft.com/office/word/2006/wordml" xmlns:wps="http://schemas.microsoft.com/office/word/2010/wordprocessingShape" mc:Ignorable="w14 w15 w16se w16cid w16 w16cex w16sdtdh w16sdtfl w16du wp14">
   <w:footnote w:type="separator" w:id="-1">
     <w:p>
       <w:pPr>
@@ -12684,7 +12505,7 @@
 </file>
 
 <file path=word/header1.xml><?xml version="1.0" encoding="utf-8"?>
-<w:hdr xmlns:wpc="http://schemas.microsoft.com/office/word/2010/wordprocessingCanvas" xmlns:cx="http://schemas.microsoft.com/office/drawing/2014/chartex" xmlns:cx1="http://schemas.microsoft.com/office/drawing/2015/9/8/chartex" xmlns:cx2="http://schemas.microsoft.com/office/drawing/2015/10/21/chartex" xmlns:cx3="http://schemas.microsoft.com/office/drawing/2016/5/9/chartex" xmlns:cx4="http://schemas.microsoft.com/office/drawing/2016/5/10/chartex" xmlns:cx5="http://schemas.microsoft.com/office/drawing/2016/5/11/chartex" xmlns:cx6="http://schemas.microsoft.com/office/drawing/2016/5/12/chartex" xmlns:cx7="http://schemas.microsoft.com/office/drawing/2016/5/13/chartex" xmlns:cx8="http://schemas.microsoft.com/office/drawing/2016/5/14/chartex" xmlns:mc="http://schemas.openxmlformats.org/markup-compatibility/2006" xmlns:aink="http://schemas.microsoft.com/office/drawing/2016/ink" xmlns:am3d="http://schemas.microsoft.com/office/drawing/2017/model3d" xmlns:o="urn:schemas-microsoft-com:office:office" xmlns:oel="http://schemas.microsoft.com/office/2019/extlst" xmlns:r="http://schemas.openxmlformats.org/officeDocument/2006/relationships" xmlns:m="http://schemas.openxmlformats.org/officeDocument/2006/math" xmlns:v="urn:schemas-microsoft-com:vml" xmlns:wp14="http://schemas.microsoft.com/office/word/2010/wordprocessingDrawing" xmlns:wp="http://schemas.openxmlformats.org/drawingml/2006/wordprocessingDrawing" xmlns:w10="urn:schemas-microsoft-com:office:word" xmlns:w="http://schemas.openxmlformats.org/wordprocessingml/2006/main" xmlns:w14="http://schemas.microsoft.com/office/word/2010/wordml" xmlns:w15="http://schemas.microsoft.com/office/word/2012/wordml" xmlns:w16cex="http://schemas.microsoft.com/office/word/2018/wordml/cex" xmlns:w16cid="http://schemas.microsoft.com/office/word/2016/wordml/cid" xmlns:w16="http://schemas.microsoft.com/office/word/2018/wordml" xmlns:w16sdtdh="http://schemas.microsoft.com/office/word/2020/wordml/sdtdatahash" xmlns:w16se="http://schemas.microsoft.com/office/word/2015/wordml/symex" xmlns:wpg="http://schemas.microsoft.com/office/word/2010/wordprocessingGroup" xmlns:wpi="http://schemas.microsoft.com/office/word/2010/wordprocessingInk" xmlns:wne="http://schemas.microsoft.com/office/word/2006/wordml" xmlns:wps="http://schemas.microsoft.com/office/word/2010/wordprocessingShape" mc:Ignorable="w14 w15 w16se w16cid w16 w16cex w16sdtdh wp14">
+<w:hdr xmlns:wpc="http://schemas.microsoft.com/office/word/2010/wordprocessingCanvas" xmlns:cx="http://schemas.microsoft.com/office/drawing/2014/chartex" xmlns:cx1="http://schemas.microsoft.com/office/drawing/2015/9/8/chartex" xmlns:cx2="http://schemas.microsoft.com/office/drawing/2015/10/21/chartex" xmlns:cx3="http://schemas.microsoft.com/office/drawing/2016/5/9/chartex" xmlns:cx4="http://schemas.microsoft.com/office/drawing/2016/5/10/chartex" xmlns:cx5="http://schemas.microsoft.com/office/drawing/2016/5/11/chartex" xmlns:cx6="http://schemas.microsoft.com/office/drawing/2016/5/12/chartex" xmlns:cx7="http://schemas.microsoft.com/office/drawing/2016/5/13/chartex" xmlns:cx8="http://schemas.microsoft.com/office/drawing/2016/5/14/chartex" xmlns:mc="http://schemas.openxmlformats.org/markup-compatibility/2006" xmlns:aink="http://schemas.microsoft.com/office/drawing/2016/ink" xmlns:am3d="http://schemas.microsoft.com/office/drawing/2017/model3d" xmlns:o="urn:schemas-microsoft-com:office:office" xmlns:oel="http://schemas.microsoft.com/office/2019/extlst" xmlns:r="http://schemas.openxmlformats.org/officeDocument/2006/relationships" xmlns:m="http://schemas.openxmlformats.org/officeDocument/2006/math" xmlns:v="urn:schemas-microsoft-com:vml" xmlns:wp14="http://schemas.microsoft.com/office/word/2010/wordprocessingDrawing" xmlns:wp="http://schemas.openxmlformats.org/drawingml/2006/wordprocessingDrawing" xmlns:w10="urn:schemas-microsoft-com:office:word" xmlns:w="http://schemas.openxmlformats.org/wordprocessingml/2006/main" xmlns:w14="http://schemas.microsoft.com/office/word/2010/wordml" xmlns:w15="http://schemas.microsoft.com/office/word/2012/wordml" xmlns:w16cex="http://schemas.microsoft.com/office/word/2018/wordml/cex" xmlns:w16cid="http://schemas.microsoft.com/office/word/2016/wordml/cid" xmlns:w16="http://schemas.microsoft.com/office/word/2018/wordml" xmlns:w16du="http://schemas.microsoft.com/office/word/2023/wordml/word16du" xmlns:w16sdtdh="http://schemas.microsoft.com/office/word/2020/wordml/sdtdatahash" xmlns:w16sdtfl="http://schemas.microsoft.com/office/word/2024/wordml/sdtformatlock" xmlns:w16se="http://schemas.microsoft.com/office/word/2015/wordml/symex" xmlns:wpg="http://schemas.microsoft.com/office/word/2010/wordprocessingGroup" xmlns:wpi="http://schemas.microsoft.com/office/word/2010/wordprocessingInk" xmlns:wne="http://schemas.microsoft.com/office/word/2006/wordml" xmlns:wps="http://schemas.microsoft.com/office/word/2010/wordprocessingShape" mc:Ignorable="w14 w15 w16se w16cid w16 w16cex w16sdtdh w16sdtfl w16du wp14">
   <w:p>
     <w:pPr>
       <w:pStyle w:val="Encabezado"/>
@@ -12770,7 +12591,7 @@
 </file>
 
 <file path=word/numbering.xml><?xml version="1.0" encoding="utf-8"?>
-<w:numbering xmlns:wpc="http://schemas.microsoft.com/office/word/2010/wordprocessingCanvas" xmlns:cx="http://schemas.microsoft.com/office/drawing/2014/chartex" xmlns:cx1="http://schemas.microsoft.com/office/drawing/2015/9/8/chartex" xmlns:cx2="http://schemas.microsoft.com/office/drawing/2015/10/21/chartex" xmlns:cx3="http://schemas.microsoft.com/office/drawing/2016/5/9/chartex" xmlns:cx4="http://schemas.microsoft.com/office/drawing/2016/5/10/chartex" xmlns:cx5="http://schemas.microsoft.com/office/drawing/2016/5/11/chartex" xmlns:cx6="http://schemas.microsoft.com/office/drawing/2016/5/12/chartex" xmlns:cx7="http://schemas.microsoft.com/office/drawing/2016/5/13/chartex" xmlns:cx8="http://schemas.microsoft.com/office/drawing/2016/5/14/chartex" xmlns:mc="http://schemas.openxmlformats.org/markup-compatibility/2006" xmlns:aink="http://schemas.microsoft.com/office/drawing/2016/ink" xmlns:am3d="http://schemas.microsoft.com/office/drawing/2017/model3d" xmlns:o="urn:schemas-microsoft-com:office:office" xmlns:oel="http://schemas.microsoft.com/office/2019/extlst" xmlns:r="http://schemas.openxmlformats.org/officeDocument/2006/relationships" xmlns:m="http://schemas.openxmlformats.org/officeDocument/2006/math" xmlns:v="urn:schemas-microsoft-com:vml" xmlns:wp14="http://schemas.microsoft.com/office/word/2010/wordprocessingDrawing" xmlns:wp="http://schemas.openxmlformats.org/drawingml/2006/wordprocessingDrawing" xmlns:w10="urn:schemas-microsoft-com:office:word" xmlns:w="http://schemas.openxmlformats.org/wordprocessingml/2006/main" xmlns:w14="http://schemas.microsoft.com/office/word/2010/wordml" xmlns:w15="http://schemas.microsoft.com/office/word/2012/wordml" xmlns:w16cex="http://schemas.microsoft.com/office/word/2018/wordml/cex" xmlns:w16cid="http://schemas.microsoft.com/office/word/2016/wordml/cid" xmlns:w16="http://schemas.microsoft.com/office/word/2018/wordml" xmlns:w16sdtdh="http://schemas.microsoft.com/office/word/2020/wordml/sdtdatahash" xmlns:w16se="http://schemas.microsoft.com/office/word/2015/wordml/symex" xmlns:wpg="http://schemas.microsoft.com/office/word/2010/wordprocessingGroup" xmlns:wpi="http://schemas.microsoft.com/office/word/2010/wordprocessingInk" xmlns:wne="http://schemas.microsoft.com/office/word/2006/wordml" xmlns:wps="http://schemas.microsoft.com/office/word/2010/wordprocessingShape" mc:Ignorable="w14 w15 w16se w16cid w16 w16cex w16sdtdh wp14">
+<w:numbering xmlns:wpc="http://schemas.microsoft.com/office/word/2010/wordprocessingCanvas" xmlns:cx="http://schemas.microsoft.com/office/drawing/2014/chartex" xmlns:cx1="http://schemas.microsoft.com/office/drawing/2015/9/8/chartex" xmlns:cx2="http://schemas.microsoft.com/office/drawing/2015/10/21/chartex" xmlns:cx3="http://schemas.microsoft.com/office/drawing/2016/5/9/chartex" xmlns:cx4="http://schemas.microsoft.com/office/drawing/2016/5/10/chartex" xmlns:cx5="http://schemas.microsoft.com/office/drawing/2016/5/11/chartex" xmlns:cx6="http://schemas.microsoft.com/office/drawing/2016/5/12/chartex" xmlns:cx7="http://schemas.microsoft.com/office/drawing/2016/5/13/chartex" xmlns:cx8="http://schemas.microsoft.com/office/drawing/2016/5/14/chartex" xmlns:mc="http://schemas.openxmlformats.org/markup-compatibility/2006" xmlns:aink="http://schemas.microsoft.com/office/drawing/2016/ink" xmlns:am3d="http://schemas.microsoft.com/office/drawing/2017/model3d" xmlns:o="urn:schemas-microsoft-com:office:office" xmlns:oel="http://schemas.microsoft.com/office/2019/extlst" xmlns:r="http://schemas.openxmlformats.org/officeDocument/2006/relationships" xmlns:m="http://schemas.openxmlformats.org/officeDocument/2006/math" xmlns:v="urn:schemas-microsoft-com:vml" xmlns:wp14="http://schemas.microsoft.com/office/word/2010/wordprocessingDrawing" xmlns:wp="http://schemas.openxmlformats.org/drawingml/2006/wordprocessingDrawing" xmlns:w10="urn:schemas-microsoft-com:office:word" xmlns:w="http://schemas.openxmlformats.org/wordprocessingml/2006/main" xmlns:w14="http://schemas.microsoft.com/office/word/2010/wordml" xmlns:w15="http://schemas.microsoft.com/office/word/2012/wordml" xmlns:w16cex="http://schemas.microsoft.com/office/word/2018/wordml/cex" xmlns:w16cid="http://schemas.microsoft.com/office/word/2016/wordml/cid" xmlns:w16="http://schemas.microsoft.com/office/word/2018/wordml" xmlns:w16du="http://schemas.microsoft.com/office/word/2023/wordml/word16du" xmlns:w16sdtdh="http://schemas.microsoft.com/office/word/2020/wordml/sdtdatahash" xmlns:w16sdtfl="http://schemas.microsoft.com/office/word/2024/wordml/sdtformatlock" xmlns:w16se="http://schemas.microsoft.com/office/word/2015/wordml/symex" xmlns:wpg="http://schemas.microsoft.com/office/word/2010/wordprocessingGroup" xmlns:wpi="http://schemas.microsoft.com/office/word/2010/wordprocessingInk" xmlns:wne="http://schemas.microsoft.com/office/word/2006/wordml" xmlns:wps="http://schemas.microsoft.com/office/word/2010/wordprocessingShape" mc:Ignorable="w14 w15 w16se w16cid w16 w16cex w16sdtdh w16sdtfl w16du wp14">
   <w:abstractNum w:abstractNumId="0" w15:restartNumberingAfterBreak="0">
     <w:nsid w:val="FFFFFF89"/>
     <w:multiLevelType w:val="singleLevel"/>
@@ -19524,7 +19345,7 @@
 </file>
 
 <file path=word/styles.xml><?xml version="1.0" encoding="utf-8"?>
-<w:styles xmlns:mc="http://schemas.openxmlformats.org/markup-compatibility/2006" xmlns:r="http://schemas.openxmlformats.org/officeDocument/2006/relationships" xmlns:w="http://schemas.openxmlformats.org/wordprocessingml/2006/main" xmlns:w14="http://schemas.microsoft.com/office/word/2010/wordml" xmlns:w15="http://schemas.microsoft.com/office/word/2012/wordml" xmlns:w16cex="http://schemas.microsoft.com/office/word/2018/wordml/cex" xmlns:w16cid="http://schemas.microsoft.com/office/word/2016/wordml/cid" xmlns:w16="http://schemas.microsoft.com/office/word/2018/wordml" xmlns:w16sdtdh="http://schemas.microsoft.com/office/word/2020/wordml/sdtdatahash" xmlns:w16se="http://schemas.microsoft.com/office/word/2015/wordml/symex" mc:Ignorable="w14 w15 w16se w16cid w16 w16cex w16sdtdh">
+<w:styles xmlns:mc="http://schemas.openxmlformats.org/markup-compatibility/2006" xmlns:r="http://schemas.openxmlformats.org/officeDocument/2006/relationships" xmlns:w="http://schemas.openxmlformats.org/wordprocessingml/2006/main" xmlns:w14="http://schemas.microsoft.com/office/word/2010/wordml" xmlns:w15="http://schemas.microsoft.com/office/word/2012/wordml" xmlns:w16cex="http://schemas.microsoft.com/office/word/2018/wordml/cex" xmlns:w16cid="http://schemas.microsoft.com/office/word/2016/wordml/cid" xmlns:w16="http://schemas.microsoft.com/office/word/2018/wordml" xmlns:w16du="http://schemas.microsoft.com/office/word/2023/wordml/word16du" xmlns:w16sdtdh="http://schemas.microsoft.com/office/word/2020/wordml/sdtdatahash" xmlns:w16sdtfl="http://schemas.microsoft.com/office/word/2024/wordml/sdtformatlock" xmlns:w16se="http://schemas.microsoft.com/office/word/2015/wordml/symex" mc:Ignorable="w14 w15 w16se w16cid w16 w16cex w16sdtdh w16sdtfl w16du">
   <w:docDefaults>
     <w:rPrDefault>
       <w:rPr>
@@ -20875,7 +20696,7 @@
       </w:rPr>
     </w:tblStylePr>
   </w:style>
-  <w:style w:type="character" w:styleId="Textoennegrita">
+  <w:style w:type="character" w:styleId="Fuerte">
     <w:name w:val="Strong"/>
     <w:basedOn w:val="Fuentedeprrafopredeter"/>
     <w:uiPriority w:val="22"/>
@@ -21279,6 +21100,19 @@
 </file>
 
 <file path=customXml/item2.xml><?xml version="1.0" encoding="utf-8"?>
+<?mso-contentType ?>
+<FormTemplates xmlns="http://schemas.microsoft.com/sharepoint/v3/contenttype/forms">
+  <Display>DocumentLibraryForm</Display>
+  <Edit>DocumentLibraryForm</Edit>
+  <New>DocumentLibraryForm</New>
+</FormTemplates>
+</file>
+
+<file path=customXml/item3.xml><?xml version="1.0" encoding="utf-8"?>
+<b:Sources xmlns:b="http://schemas.openxmlformats.org/officeDocument/2006/bibliography" xmlns="http://schemas.openxmlformats.org/officeDocument/2006/bibliography" SelectedStyle="\APASixthEditionOfficeOnline.xsl" StyleName="APA" Version="6"/>
+</file>
+
+<file path=customXml/item4.xml><?xml version="1.0" encoding="utf-8"?>
 <ct:contentTypeSchema xmlns:ct="http://schemas.microsoft.com/office/2006/metadata/contentType" xmlns:ma="http://schemas.microsoft.com/office/2006/metadata/properties/metaAttributes" ct:_="" ma:_="" ma:contentTypeName="Documento" ma:contentTypeID="0x010100EA8A463C70CDF94EBCEAEE24D04F3F8A" ma:contentTypeVersion="12" ma:contentTypeDescription="Crear nuevo documento." ma:contentTypeScope="" ma:versionID="0a68c197ff11ee8f2a4dfa92d3e5c792">
   <xsd:schema xmlns:xsd="http://www.w3.org/2001/XMLSchema" xmlns:xs="http://www.w3.org/2001/XMLSchema" xmlns:p="http://schemas.microsoft.com/office/2006/metadata/properties" xmlns:ns2="d174a4fb-80c2-4523-8d89-375030acacbf" xmlns:ns3="b250f519-6473-4480-8c44-6ee3a3a530c3" targetNamespace="http://schemas.microsoft.com/office/2006/metadata/properties" ma:root="true" ma:fieldsID="55936f832c432473a7bcdfeafd102760" ns2:_="" ns3:_="">
     <xsd:import namespace="d174a4fb-80c2-4523-8d89-375030acacbf"/>
@@ -21479,19 +21313,6 @@
 </ct:contentTypeSchema>
 </file>
 
-<file path=customXml/item3.xml><?xml version="1.0" encoding="utf-8"?>
-<b:Sources xmlns:b="http://schemas.openxmlformats.org/officeDocument/2006/bibliography" xmlns="http://schemas.openxmlformats.org/officeDocument/2006/bibliography" SelectedStyle="\APASixthEditionOfficeOnline.xsl" StyleName="APA" Version="6"/>
-</file>
-
-<file path=customXml/item4.xml><?xml version="1.0" encoding="utf-8"?>
-<?mso-contentType ?>
-<FormTemplates xmlns="http://schemas.microsoft.com/sharepoint/v3/contenttype/forms">
-  <Display>DocumentLibraryForm</Display>
-  <Edit>DocumentLibraryForm</Edit>
-  <New>DocumentLibraryForm</New>
-</FormTemplates>
-</file>
-
 <file path=customXml/itemProps1.xml><?xml version="1.0" encoding="utf-8"?>
 <ds:datastoreItem xmlns:ds="http://schemas.openxmlformats.org/officeDocument/2006/customXml" ds:itemID="{1279454D-02BE-4A9C-A117-DCD1573E2608}">
   <ds:schemaRefs>
@@ -21504,7 +21325,11 @@
 </file>
 
 <file path=customXml/itemProps2.xml><?xml version="1.0" encoding="utf-8"?>
-<ds:datastoreItem xmlns:ds="http://schemas.openxmlformats.org/officeDocument/2006/customXml" ds:itemID="{ABF72E83-A51E-410F-B6F7-F43760490265}"/>
+<ds:datastoreItem xmlns:ds="http://schemas.openxmlformats.org/officeDocument/2006/customXml" ds:itemID="{10663269-2064-4804-8290-36D4A57F5557}">
+  <ds:schemaRefs>
+    <ds:schemaRef ds:uri="http://schemas.microsoft.com/sharepoint/v3/contenttype/forms"/>
+  </ds:schemaRefs>
+</ds:datastoreItem>
 </file>
 
 <file path=customXml/itemProps3.xml><?xml version="1.0" encoding="utf-8"?>
@@ -21516,9 +21341,20 @@
 </file>
 
 <file path=customXml/itemProps4.xml><?xml version="1.0" encoding="utf-8"?>
-<ds:datastoreItem xmlns:ds="http://schemas.openxmlformats.org/officeDocument/2006/customXml" ds:itemID="{10663269-2064-4804-8290-36D4A57F5557}">
+<ds:datastoreItem xmlns:ds="http://schemas.openxmlformats.org/officeDocument/2006/customXml" ds:itemID="{ABF72E83-A51E-410F-B6F7-F43760490265}">
   <ds:schemaRefs>
-    <ds:schemaRef ds:uri="http://schemas.microsoft.com/sharepoint/v3/contenttype/forms"/>
+    <ds:schemaRef ds:uri="http://schemas.microsoft.com/office/2006/metadata/contentType"/>
+    <ds:schemaRef ds:uri="http://schemas.microsoft.com/office/2006/metadata/properties/metaAttributes"/>
+    <ds:schemaRef ds:uri="http://www.w3.org/2001/XMLSchema"/>
+    <ds:schemaRef ds:uri="http://schemas.microsoft.com/office/2006/metadata/properties"/>
+    <ds:schemaRef ds:uri="d174a4fb-80c2-4523-8d89-375030acacbf"/>
+    <ds:schemaRef ds:uri="b250f519-6473-4480-8c44-6ee3a3a530c3"/>
+    <ds:schemaRef ds:uri="http://schemas.microsoft.com/office/2006/documentManagement/types"/>
+    <ds:schemaRef ds:uri="http://schemas.microsoft.com/office/infopath/2007/PartnerControls"/>
+    <ds:schemaRef ds:uri="http://schemas.openxmlformats.org/package/2006/metadata/core-properties"/>
+    <ds:schemaRef ds:uri="http://purl.org/dc/elements/1.1/"/>
+    <ds:schemaRef ds:uri="http://purl.org/dc/terms/"/>
+    <ds:schemaRef ds:uri="http://schemas.microsoft.com/internal/obd"/>
   </ds:schemaRefs>
 </ds:datastoreItem>
 </file>